--- a/Sheheryar_SDS Document Code.docx
+++ b/Sheheryar_SDS Document Code.docx
@@ -6798,15 +6798,7 @@
       </w:r>
       <w:proofErr w:type="spellEnd"/>
       <w:r>
-        <w:t xml:space="preserve">, </w:t>
-      </w:r>
-      <w:proofErr w:type="spellStart"/>
-      <w:r>
-        <w:t>lng</w:t>
-      </w:r>
-      <w:proofErr w:type="spellEnd"/>
-      <w:r>
-        <w:t>, timestamp</w:t>
+        <w:t>, lng, timestamp</w:t>
       </w:r>
     </w:p>
     <w:p>
@@ -40495,6 +40487,6008 @@
         <w:t>@enduml</w:t>
       </w:r>
     </w:p>
+    <w:p/>
+    <w:p>
+      <w:pPr>
+        <w:pStyle w:val="Heading1"/>
+      </w:pPr>
+      <w:proofErr w:type="spellStart"/>
+      <w:r>
+        <w:t>Wireflow</w:t>
+      </w:r>
+      <w:proofErr w:type="spellEnd"/>
+      <w:r>
+        <w:t xml:space="preserve"> (User flow diagrams)</w:t>
+      </w:r>
+    </w:p>
+    <w:p>
+      <w:pPr>
+        <w:pStyle w:val="Heading2"/>
+      </w:pPr>
+      <w:r>
+        <w:t>Customer User Flow</w:t>
+      </w:r>
+    </w:p>
+    <w:p>
+      <w:r>
+        <w:t>@startuml</w:t>
+      </w:r>
+    </w:p>
+    <w:p>
+      <w:proofErr w:type="gramStart"/>
+      <w:r>
+        <w:t>!theme</w:t>
+      </w:r>
+      <w:proofErr w:type="gramEnd"/>
+      <w:r>
+        <w:t xml:space="preserve"> plain</w:t>
+      </w:r>
+    </w:p>
+    <w:p>
+      <w:r>
+        <w:t xml:space="preserve">title </w:t>
+      </w:r>
+      <w:proofErr w:type="spellStart"/>
+      <w:r>
+        <w:t>Wireflow</w:t>
+      </w:r>
+      <w:proofErr w:type="spellEnd"/>
+      <w:r>
+        <w:t xml:space="preserve"> Diagram – Customer User Flow (v5.0 – Final Verified)</w:t>
+      </w:r>
+    </w:p>
+    <w:p/>
+    <w:p>
+      <w:r>
+        <w:t>' ==== CUSTOMER FLOW ====</w:t>
+      </w:r>
+    </w:p>
+    <w:p>
+      <w:proofErr w:type="spellStart"/>
+      <w:r>
+        <w:t>skinparam</w:t>
+      </w:r>
+      <w:proofErr w:type="spellEnd"/>
+      <w:r>
+        <w:t xml:space="preserve"> </w:t>
+      </w:r>
+      <w:proofErr w:type="spellStart"/>
+      <w:r>
+        <w:t>ActivityBackgroundColor</w:t>
+      </w:r>
+      <w:proofErr w:type="spellEnd"/>
+      <w:r>
+        <w:t xml:space="preserve"> #E8F0FE</w:t>
+      </w:r>
+    </w:p>
+    <w:p>
+      <w:proofErr w:type="spellStart"/>
+      <w:r>
+        <w:t>skinparam</w:t>
+      </w:r>
+      <w:proofErr w:type="spellEnd"/>
+      <w:r>
+        <w:t xml:space="preserve"> </w:t>
+      </w:r>
+      <w:proofErr w:type="spellStart"/>
+      <w:r>
+        <w:t>ActivityBorderColor</w:t>
+      </w:r>
+      <w:proofErr w:type="spellEnd"/>
+      <w:r>
+        <w:t xml:space="preserve"> #1A73E8</w:t>
+      </w:r>
+    </w:p>
+    <w:p>
+      <w:proofErr w:type="spellStart"/>
+      <w:r>
+        <w:t>skinparam</w:t>
+      </w:r>
+      <w:proofErr w:type="spellEnd"/>
+      <w:r>
+        <w:t xml:space="preserve"> </w:t>
+      </w:r>
+      <w:proofErr w:type="spellStart"/>
+      <w:r>
+        <w:t>ArrowColor</w:t>
+      </w:r>
+      <w:proofErr w:type="spellEnd"/>
+      <w:r>
+        <w:t xml:space="preserve"> #1A73E8</w:t>
+      </w:r>
+    </w:p>
+    <w:p/>
+    <w:p>
+      <w:r>
+        <w:t>start</w:t>
+      </w:r>
+    </w:p>
+    <w:p/>
+    <w:p>
+      <w:proofErr w:type="gramStart"/>
+      <w:r>
+        <w:t>:Launch</w:t>
+      </w:r>
+      <w:proofErr w:type="gramEnd"/>
+      <w:r>
+        <w:t xml:space="preserve"> App/Website;</w:t>
+      </w:r>
+    </w:p>
+    <w:p>
+      <w:r>
+        <w:t>if (Has account?) then (no)</w:t>
+      </w:r>
+    </w:p>
+    <w:p>
+      <w:r>
+        <w:t xml:space="preserve">  </w:t>
+      </w:r>
+      <w:proofErr w:type="gramStart"/>
+      <w:r>
+        <w:t>:Register</w:t>
+      </w:r>
+      <w:proofErr w:type="gramEnd"/>
+      <w:r>
+        <w:t xml:space="preserve"> (UC</w:t>
+      </w:r>
+      <w:proofErr w:type="gramStart"/>
+      <w:r>
+        <w:t>2)\</w:t>
+      </w:r>
+      <w:proofErr w:type="gramEnd"/>
+      <w:r>
+        <w:t>n- Enter name, email, phone, password\n- Accept legal agreement (FR-CL-</w:t>
+      </w:r>
+      <w:proofErr w:type="gramStart"/>
+      <w:r>
+        <w:t>33)\</w:t>
+      </w:r>
+      <w:proofErr w:type="gramEnd"/>
+      <w:r>
+        <w:t>n- Optional: address (if provided, geocode with map pin - FR-C-04);</w:t>
+      </w:r>
+    </w:p>
+    <w:p>
+      <w:r>
+        <w:t xml:space="preserve">  note right</w:t>
+      </w:r>
+    </w:p>
+    <w:p>
+      <w:r>
+        <w:t xml:space="preserve">    If address missing, set it later in checkout (FR-C-04).</w:t>
+      </w:r>
+    </w:p>
+    <w:p>
+      <w:r>
+        <w:t xml:space="preserve">    OTP verification optional (SEC-15).</w:t>
+      </w:r>
+    </w:p>
+    <w:p>
+      <w:r>
+        <w:t xml:space="preserve">  end note</w:t>
+      </w:r>
+    </w:p>
+    <w:p>
+      <w:r>
+        <w:t xml:space="preserve">  </w:t>
+      </w:r>
+      <w:proofErr w:type="gramStart"/>
+      <w:r>
+        <w:t>:Login</w:t>
+      </w:r>
+      <w:proofErr w:type="gramEnd"/>
+      <w:r>
+        <w:t xml:space="preserve"> (UC2);</w:t>
+      </w:r>
+    </w:p>
+    <w:p>
+      <w:r>
+        <w:t>else (yes)</w:t>
+      </w:r>
+    </w:p>
+    <w:p>
+      <w:r>
+        <w:t xml:space="preserve">  </w:t>
+      </w:r>
+      <w:proofErr w:type="gramStart"/>
+      <w:r>
+        <w:t>:Login</w:t>
+      </w:r>
+      <w:proofErr w:type="gramEnd"/>
+      <w:r>
+        <w:t xml:space="preserve"> (UC2);</w:t>
+      </w:r>
+    </w:p>
+    <w:p>
+      <w:r>
+        <w:t>endif</w:t>
+      </w:r>
+    </w:p>
+    <w:p/>
+    <w:p>
+      <w:proofErr w:type="gramStart"/>
+      <w:r>
+        <w:t>:Main</w:t>
+      </w:r>
+      <w:proofErr w:type="gramEnd"/>
+      <w:r>
+        <w:t xml:space="preserve"> Screen (Products browsing - UC1);</w:t>
+      </w:r>
+    </w:p>
+    <w:p>
+      <w:r>
+        <w:t>note right</w:t>
+      </w:r>
+    </w:p>
+    <w:p>
+      <w:r>
+        <w:t xml:space="preserve">  Products shown only with stock in</w:t>
+      </w:r>
+    </w:p>
+    <w:p>
+      <w:r>
+        <w:t xml:space="preserve">  shops reachable from customer's area (FR-C-06).</w:t>
+      </w:r>
+    </w:p>
+    <w:p>
+      <w:r>
+        <w:t xml:space="preserve">  Price displayed is the **maximum** price among</w:t>
+      </w:r>
+    </w:p>
+    <w:p>
+      <w:r>
+        <w:t xml:space="preserve">  reachable shops; savings become order profit (FR-C-05).</w:t>
+      </w:r>
+    </w:p>
+    <w:p>
+      <w:r>
+        <w:t>end note</w:t>
+      </w:r>
+    </w:p>
+    <w:p/>
+    <w:p>
+      <w:r>
+        <w:t>repeat</w:t>
+      </w:r>
+    </w:p>
+    <w:p>
+      <w:r>
+        <w:t xml:space="preserve">  </w:t>
+      </w:r>
+      <w:proofErr w:type="gramStart"/>
+      <w:r>
+        <w:t>:Browse</w:t>
+      </w:r>
+      <w:proofErr w:type="gramEnd"/>
+      <w:r>
+        <w:t xml:space="preserve"> products (filter by category/search - FR-CL-10);</w:t>
+      </w:r>
+    </w:p>
+    <w:p>
+      <w:r>
+        <w:t xml:space="preserve">  </w:t>
+      </w:r>
+      <w:proofErr w:type="gramStart"/>
+      <w:r>
+        <w:t>:View</w:t>
+      </w:r>
+      <w:proofErr w:type="gramEnd"/>
+      <w:r>
+        <w:t xml:space="preserve"> product details (price, size, tags, images);</w:t>
+      </w:r>
+    </w:p>
+    <w:p>
+      <w:r>
+        <w:t xml:space="preserve">  </w:t>
+      </w:r>
+      <w:proofErr w:type="gramStart"/>
+      <w:r>
+        <w:t>:Optional</w:t>
+      </w:r>
+      <w:proofErr w:type="gramEnd"/>
+      <w:r>
+        <w:t>: Add to Wishlist (UC</w:t>
+      </w:r>
+      <w:proofErr w:type="gramStart"/>
+      <w:r>
+        <w:t>10)\</w:t>
+      </w:r>
+      <w:proofErr w:type="gramEnd"/>
+      <w:r>
+        <w:t>n- Will be notified when back in stock (FR-C-24, FR-C-25);</w:t>
+      </w:r>
+    </w:p>
+    <w:p>
+      <w:r>
+        <w:t xml:space="preserve">  </w:t>
+      </w:r>
+      <w:proofErr w:type="gramStart"/>
+      <w:r>
+        <w:t>:Optional</w:t>
+      </w:r>
+      <w:proofErr w:type="gramEnd"/>
+      <w:r>
+        <w:t>: Change delivery address (triggers area recalculation);</w:t>
+      </w:r>
+    </w:p>
+    <w:p/>
+    <w:p>
+      <w:r>
+        <w:t xml:space="preserve">  if (Add to Cart? - UC2a) then (yes)</w:t>
+      </w:r>
+    </w:p>
+    <w:p>
+      <w:r>
+        <w:t xml:space="preserve">    </w:t>
+      </w:r>
+      <w:proofErr w:type="gramStart"/>
+      <w:r>
+        <w:t>:Cart</w:t>
+      </w:r>
+      <w:proofErr w:type="gramEnd"/>
+      <w:r>
+        <w:t xml:space="preserve"> shows items with discounted stock count (FR-D-04);</w:t>
+      </w:r>
+    </w:p>
+    <w:p>
+      <w:r>
+        <w:t xml:space="preserve">    if (Proceed to Checkout? - UC3) then (yes)</w:t>
+      </w:r>
+    </w:p>
+    <w:p>
+      <w:r>
+        <w:t xml:space="preserve">      </w:t>
+      </w:r>
+      <w:proofErr w:type="gramStart"/>
+      <w:r>
+        <w:t>:Checkout</w:t>
+      </w:r>
+      <w:proofErr w:type="gramEnd"/>
+      <w:r>
+        <w:t xml:space="preserve"> page:\n- If address missing: open map picker to pinpoint location (Google Maps - FR-C-</w:t>
+      </w:r>
+      <w:proofErr w:type="gramStart"/>
+      <w:r>
+        <w:t>04)\</w:t>
+      </w:r>
+      <w:proofErr w:type="gramEnd"/>
+      <w:r>
+        <w:t>n- Shows total product cost, discount, standard delivery fee (separate - FR-C-</w:t>
+      </w:r>
+      <w:proofErr w:type="gramStart"/>
+      <w:r>
+        <w:t>07)\</w:t>
+      </w:r>
+      <w:proofErr w:type="gramEnd"/>
+      <w:r>
+        <w:t>n- Outside max reach? double delivery fee banner (FR-C-19);</w:t>
+      </w:r>
+    </w:p>
+    <w:p>
+      <w:r>
+        <w:t xml:space="preserve">      </w:t>
+      </w:r>
+      <w:proofErr w:type="gramStart"/>
+      <w:r>
+        <w:t>:Select</w:t>
+      </w:r>
+      <w:proofErr w:type="gramEnd"/>
+      <w:r>
+        <w:t xml:space="preserve"> payment method (FR-C-</w:t>
+      </w:r>
+      <w:proofErr w:type="gramStart"/>
+      <w:r>
+        <w:t>13)\n(</w:t>
+      </w:r>
+      <w:proofErr w:type="gramEnd"/>
+      <w:r>
+        <w:t xml:space="preserve">COD, Wallet, Card, </w:t>
+      </w:r>
+      <w:proofErr w:type="spellStart"/>
+      <w:r>
+        <w:t>Easypaisa</w:t>
+      </w:r>
+      <w:proofErr w:type="spellEnd"/>
+      <w:r>
+        <w:t xml:space="preserve">, </w:t>
+      </w:r>
+      <w:proofErr w:type="spellStart"/>
+      <w:r>
+        <w:t>Jazzcash</w:t>
+      </w:r>
+      <w:proofErr w:type="spellEnd"/>
+      <w:r>
+        <w:t>);</w:t>
+      </w:r>
+    </w:p>
+    <w:p>
+      <w:r>
+        <w:t xml:space="preserve">      </w:t>
+      </w:r>
+      <w:proofErr w:type="gramStart"/>
+      <w:r>
+        <w:t>:Specify</w:t>
+      </w:r>
+      <w:proofErr w:type="gramEnd"/>
+      <w:r>
+        <w:t xml:space="preserve"> wallet amount to use (FR-C-14);</w:t>
+      </w:r>
+    </w:p>
+    <w:p>
+      <w:r>
+        <w:t xml:space="preserve">      </w:t>
+      </w:r>
+      <w:proofErr w:type="gramStart"/>
+      <w:r>
+        <w:t>:Place</w:t>
+      </w:r>
+      <w:proofErr w:type="gramEnd"/>
+      <w:r>
+        <w:t xml:space="preserve"> order (UC</w:t>
+      </w:r>
+      <w:proofErr w:type="gramStart"/>
+      <w:r>
+        <w:t>3)\</w:t>
+      </w:r>
+      <w:proofErr w:type="gramEnd"/>
+      <w:r>
+        <w:t>n- Order automatically split by product size (invisible to customer - FR-C-</w:t>
+      </w:r>
+      <w:proofErr w:type="gramStart"/>
+      <w:r>
+        <w:t>08)\</w:t>
+      </w:r>
+      <w:proofErr w:type="gramEnd"/>
+      <w:r>
+        <w:t>n- 5</w:t>
+      </w:r>
+      <w:r>
+        <w:rPr>
+          <w:rFonts w:ascii="Cambria Math" w:hAnsi="Cambria Math" w:cs="Cambria Math"/>
+        </w:rPr>
+        <w:t>‑</w:t>
+      </w:r>
+      <w:r>
+        <w:t>minute cancellation timer starts (FR-C-23);</w:t>
+      </w:r>
+    </w:p>
+    <w:p>
+      <w:r>
+        <w:t xml:space="preserve">      </w:t>
+      </w:r>
+      <w:proofErr w:type="gramStart"/>
+      <w:r>
+        <w:t>:Payment</w:t>
+      </w:r>
+      <w:proofErr w:type="gramEnd"/>
+      <w:r>
+        <w:t xml:space="preserve"> processing (UC4);</w:t>
+      </w:r>
+    </w:p>
+    <w:p>
+      <w:r>
+        <w:t xml:space="preserve">      if (Payment successful?) then (yes)</w:t>
+      </w:r>
+    </w:p>
+    <w:p>
+      <w:r>
+        <w:t xml:space="preserve">        </w:t>
+      </w:r>
+      <w:proofErr w:type="gramStart"/>
+      <w:r>
+        <w:t>:Order</w:t>
+      </w:r>
+      <w:proofErr w:type="gramEnd"/>
+      <w:r>
+        <w:t xml:space="preserve"> confirmation screen;</w:t>
+      </w:r>
+    </w:p>
+    <w:p>
+      <w:r>
+        <w:t xml:space="preserve">        </w:t>
+      </w:r>
+      <w:proofErr w:type="gramStart"/>
+      <w:r>
+        <w:t>:Track</w:t>
+      </w:r>
+      <w:proofErr w:type="gramEnd"/>
+      <w:r>
+        <w:t xml:space="preserve"> order status (UC</w:t>
+      </w:r>
+      <w:proofErr w:type="gramStart"/>
+      <w:r>
+        <w:t>5)\</w:t>
+      </w:r>
+      <w:proofErr w:type="gramEnd"/>
+      <w:r>
+        <w:t>n- Phases: picking, rider departed (live location starts only when rider’s next stop is this customer - FR-R-04), rider reached, order received (FR-C-16,17);</w:t>
+      </w:r>
+    </w:p>
+    <w:p>
+      <w:r>
+        <w:t xml:space="preserve">        if (Within 5 min and need cancel? - UC3a) then (yes)</w:t>
+      </w:r>
+    </w:p>
+    <w:p>
+      <w:r>
+        <w:t xml:space="preserve">          </w:t>
+      </w:r>
+      <w:proofErr w:type="gramStart"/>
+      <w:r>
+        <w:t>:Cancel</w:t>
+      </w:r>
+      <w:proofErr w:type="gramEnd"/>
+      <w:r>
+        <w:t xml:space="preserve"> order\n- Refund to wallet if prepaid;</w:t>
+      </w:r>
+    </w:p>
+    <w:p>
+      <w:r>
+        <w:t xml:space="preserve">          stop</w:t>
+      </w:r>
+    </w:p>
+    <w:p>
+      <w:r>
+        <w:t xml:space="preserve">        else (no)</w:t>
+      </w:r>
+    </w:p>
+    <w:p>
+      <w:r>
+        <w:t xml:space="preserve">          </w:t>
+      </w:r>
+      <w:proofErr w:type="gramStart"/>
+      <w:r>
+        <w:t>:Receive</w:t>
+      </w:r>
+      <w:proofErr w:type="gramEnd"/>
+      <w:r>
+        <w:t xml:space="preserve"> order;</w:t>
+      </w:r>
+    </w:p>
+    <w:p>
+      <w:r>
+        <w:t xml:space="preserve">          if (Rate product? - UC6) then (yes)</w:t>
+      </w:r>
+    </w:p>
+    <w:p>
+      <w:r>
+        <w:t xml:space="preserve">            </w:t>
+      </w:r>
+      <w:proofErr w:type="gramStart"/>
+      <w:r>
+        <w:t>:Submit</w:t>
+      </w:r>
+      <w:proofErr w:type="gramEnd"/>
+      <w:r>
+        <w:t xml:space="preserve"> rating (1-5) + images (FR-C-03);</w:t>
+      </w:r>
+    </w:p>
+    <w:p>
+      <w:r>
+        <w:t xml:space="preserve">          endif</w:t>
+      </w:r>
+    </w:p>
+    <w:p>
+      <w:r>
+        <w:t xml:space="preserve">          if (File complaint? - UC7) then (yes)</w:t>
+      </w:r>
+    </w:p>
+    <w:p>
+      <w:r>
+        <w:t xml:space="preserve">            </w:t>
+      </w:r>
+      <w:proofErr w:type="gramStart"/>
+      <w:r>
+        <w:t>:Select</w:t>
+      </w:r>
+      <w:proofErr w:type="gramEnd"/>
+      <w:r>
+        <w:t xml:space="preserve"> product\n- Deadline: 1 day for small/very small, 7 days for other sizes (FR-C-</w:t>
+      </w:r>
+      <w:proofErr w:type="gramStart"/>
+      <w:r>
+        <w:t>10)\</w:t>
+      </w:r>
+      <w:proofErr w:type="gramEnd"/>
+      <w:r>
+        <w:t>n- Add description + images (FR-CL-18);</w:t>
+      </w:r>
+    </w:p>
+    <w:p>
+      <w:r>
+        <w:t xml:space="preserve">            </w:t>
+      </w:r>
+      <w:proofErr w:type="gramStart"/>
+      <w:r>
+        <w:t>:Complaint</w:t>
+      </w:r>
+      <w:proofErr w:type="gramEnd"/>
+      <w:r>
+        <w:t xml:space="preserve"> submitted → client reviews later (UC24);</w:t>
+      </w:r>
+    </w:p>
+    <w:p>
+      <w:r>
+        <w:t xml:space="preserve">          endif</w:t>
+      </w:r>
+    </w:p>
+    <w:p>
+      <w:r>
+        <w:t xml:space="preserve">          </w:t>
+      </w:r>
+      <w:proofErr w:type="gramStart"/>
+      <w:r>
+        <w:t>:Order</w:t>
+      </w:r>
+      <w:proofErr w:type="gramEnd"/>
+      <w:r>
+        <w:t xml:space="preserve"> history (UC</w:t>
+      </w:r>
+      <w:proofErr w:type="gramStart"/>
+      <w:r>
+        <w:t>9)\</w:t>
+      </w:r>
+      <w:proofErr w:type="gramEnd"/>
+      <w:r>
+        <w:t>n- Save receipt to gallery (signed barcode - SEC-22, FR-C-21);</w:t>
+      </w:r>
+    </w:p>
+    <w:p>
+      <w:r>
+        <w:t xml:space="preserve">          </w:t>
+      </w:r>
+      <w:proofErr w:type="gramStart"/>
+      <w:r>
+        <w:t>:Manage</w:t>
+      </w:r>
+      <w:proofErr w:type="gramEnd"/>
+      <w:r>
+        <w:t xml:space="preserve"> Wallet (UC</w:t>
+      </w:r>
+      <w:proofErr w:type="gramStart"/>
+      <w:r>
+        <w:t>8)\</w:t>
+      </w:r>
+      <w:proofErr w:type="gramEnd"/>
+      <w:r>
+        <w:t>n- Add funds (</w:t>
+      </w:r>
+      <w:proofErr w:type="spellStart"/>
+      <w:r>
+        <w:t>tokenised</w:t>
+      </w:r>
+      <w:proofErr w:type="spellEnd"/>
+      <w:r>
+        <w:t xml:space="preserve"> </w:t>
+      </w:r>
+      <w:proofErr w:type="gramStart"/>
+      <w:r>
+        <w:t>payment)\</w:t>
+      </w:r>
+      <w:proofErr w:type="gramEnd"/>
+      <w:r>
+        <w:t>n- Link payment method for withdrawal (FR-C-</w:t>
+      </w:r>
+      <w:proofErr w:type="gramStart"/>
+      <w:r>
+        <w:t>20)\</w:t>
+      </w:r>
+      <w:proofErr w:type="gramEnd"/>
+      <w:r>
+        <w:t>n- Withdraw funds (OTP - SEC-18);</w:t>
+      </w:r>
+    </w:p>
+    <w:p>
+      <w:r>
+        <w:t xml:space="preserve">          </w:t>
+      </w:r>
+      <w:proofErr w:type="gramStart"/>
+      <w:r>
+        <w:t>:Continue</w:t>
+      </w:r>
+      <w:proofErr w:type="gramEnd"/>
+      <w:r>
+        <w:t xml:space="preserve"> shopping;</w:t>
+      </w:r>
+    </w:p>
+    <w:p>
+      <w:r>
+        <w:t xml:space="preserve">        endif</w:t>
+      </w:r>
+    </w:p>
+    <w:p>
+      <w:r>
+        <w:t xml:space="preserve">      else (no)</w:t>
+      </w:r>
+    </w:p>
+    <w:p>
+      <w:r>
+        <w:t xml:space="preserve">        </w:t>
+      </w:r>
+      <w:proofErr w:type="gramStart"/>
+      <w:r>
+        <w:t>:Payment</w:t>
+      </w:r>
+      <w:proofErr w:type="gramEnd"/>
+      <w:r>
+        <w:t xml:space="preserve"> failed\n- Retry with different method (NFR-10);</w:t>
+      </w:r>
+    </w:p>
+    <w:p>
+      <w:r>
+        <w:t xml:space="preserve">        </w:t>
+      </w:r>
+      <w:proofErr w:type="gramStart"/>
+      <w:r>
+        <w:t>:Back</w:t>
+      </w:r>
+      <w:proofErr w:type="gramEnd"/>
+      <w:r>
+        <w:t xml:space="preserve"> to payment selection;</w:t>
+      </w:r>
+    </w:p>
+    <w:p>
+      <w:r>
+        <w:t xml:space="preserve">      endif</w:t>
+      </w:r>
+    </w:p>
+    <w:p>
+      <w:r>
+        <w:t xml:space="preserve">    else (no)</w:t>
+      </w:r>
+    </w:p>
+    <w:p>
+      <w:r>
+        <w:t xml:space="preserve">      </w:t>
+      </w:r>
+      <w:proofErr w:type="gramStart"/>
+      <w:r>
+        <w:t>:Continue</w:t>
+      </w:r>
+      <w:proofErr w:type="gramEnd"/>
+      <w:r>
+        <w:t xml:space="preserve"> shopping;</w:t>
+      </w:r>
+    </w:p>
+    <w:p>
+      <w:r>
+        <w:t xml:space="preserve">    endif</w:t>
+      </w:r>
+    </w:p>
+    <w:p>
+      <w:r>
+        <w:t xml:space="preserve">  else (no)</w:t>
+      </w:r>
+    </w:p>
+    <w:p>
+      <w:r>
+        <w:t xml:space="preserve">    </w:t>
+      </w:r>
+      <w:proofErr w:type="gramStart"/>
+      <w:r>
+        <w:t>:Continue</w:t>
+      </w:r>
+      <w:proofErr w:type="gramEnd"/>
+      <w:r>
+        <w:t xml:space="preserve"> browsing;</w:t>
+      </w:r>
+    </w:p>
+    <w:p>
+      <w:r>
+        <w:t xml:space="preserve">  endif</w:t>
+      </w:r>
+    </w:p>
+    <w:p>
+      <w:r>
+        <w:t>repeat while (More shopping?) is (yes) -&gt; not (no)</w:t>
+      </w:r>
+    </w:p>
+    <w:p>
+      <w:r>
+        <w:t>stop</w:t>
+      </w:r>
+    </w:p>
+    <w:p/>
+    <w:p>
+      <w:r>
+        <w:t>@enduml</w:t>
+      </w:r>
+      <w:r>
+        <w:t xml:space="preserve"> </w:t>
+      </w:r>
+    </w:p>
+    <w:p>
+      <w:pPr>
+        <w:pStyle w:val="Heading2"/>
+      </w:pPr>
+      <w:r>
+        <w:t>Rider User Flow</w:t>
+      </w:r>
+    </w:p>
+    <w:p>
+      <w:r>
+        <w:t xml:space="preserve"> </w:t>
+      </w:r>
+      <w:r>
+        <w:t>@startuml</w:t>
+      </w:r>
+    </w:p>
+    <w:p>
+      <w:proofErr w:type="gramStart"/>
+      <w:r>
+        <w:t>!theme</w:t>
+      </w:r>
+      <w:proofErr w:type="gramEnd"/>
+      <w:r>
+        <w:t xml:space="preserve"> plain</w:t>
+      </w:r>
+    </w:p>
+    <w:p>
+      <w:r>
+        <w:t xml:space="preserve">title </w:t>
+      </w:r>
+      <w:proofErr w:type="spellStart"/>
+      <w:r>
+        <w:t>Wireflow</w:t>
+      </w:r>
+      <w:proofErr w:type="spellEnd"/>
+      <w:r>
+        <w:t xml:space="preserve"> Diagram – Rider User Flow (v5.0 – Final Verified – Syntax Fixed)</w:t>
+      </w:r>
+    </w:p>
+    <w:p/>
+    <w:p>
+      <w:r>
+        <w:t>' ==== RIDER FLOW ====</w:t>
+      </w:r>
+    </w:p>
+    <w:p>
+      <w:proofErr w:type="spellStart"/>
+      <w:r>
+        <w:t>skinparam</w:t>
+      </w:r>
+      <w:proofErr w:type="spellEnd"/>
+      <w:r>
+        <w:t xml:space="preserve"> </w:t>
+      </w:r>
+      <w:proofErr w:type="spellStart"/>
+      <w:r>
+        <w:t>ActivityBackgroundColor</w:t>
+      </w:r>
+      <w:proofErr w:type="spellEnd"/>
+      <w:r>
+        <w:t xml:space="preserve"> #FCE8E6</w:t>
+      </w:r>
+    </w:p>
+    <w:p>
+      <w:proofErr w:type="spellStart"/>
+      <w:r>
+        <w:t>skinparam</w:t>
+      </w:r>
+      <w:proofErr w:type="spellEnd"/>
+      <w:r>
+        <w:t xml:space="preserve"> </w:t>
+      </w:r>
+      <w:proofErr w:type="spellStart"/>
+      <w:r>
+        <w:t>ActivityBorderColor</w:t>
+      </w:r>
+      <w:proofErr w:type="spellEnd"/>
+      <w:r>
+        <w:t xml:space="preserve"> #D93025</w:t>
+      </w:r>
+    </w:p>
+    <w:p>
+      <w:proofErr w:type="spellStart"/>
+      <w:r>
+        <w:t>skinparam</w:t>
+      </w:r>
+      <w:proofErr w:type="spellEnd"/>
+      <w:r>
+        <w:t xml:space="preserve"> </w:t>
+      </w:r>
+      <w:proofErr w:type="spellStart"/>
+      <w:r>
+        <w:t>ArrowColor</w:t>
+      </w:r>
+      <w:proofErr w:type="spellEnd"/>
+      <w:r>
+        <w:t xml:space="preserve"> #D93025</w:t>
+      </w:r>
+    </w:p>
+    <w:p/>
+    <w:p>
+      <w:r>
+        <w:t>start</w:t>
+      </w:r>
+    </w:p>
+    <w:p/>
+    <w:p>
+      <w:r>
+        <w:t>if (Registered?) then (no)</w:t>
+      </w:r>
+    </w:p>
+    <w:p>
+      <w:r>
+        <w:t xml:space="preserve">  </w:t>
+      </w:r>
+      <w:proofErr w:type="gramStart"/>
+      <w:r>
+        <w:t>:Register</w:t>
+      </w:r>
+      <w:proofErr w:type="gramEnd"/>
+      <w:r>
+        <w:t xml:space="preserve"> (UC</w:t>
+      </w:r>
+      <w:proofErr w:type="gramStart"/>
+      <w:r>
+        <w:t>11)\</w:t>
+      </w:r>
+      <w:proofErr w:type="gramEnd"/>
+      <w:r>
+        <w:t>n- Submit personal &amp; vehicle details\n- Upload ID cards, vehicle picture\n- Accept legal agreement (FR-CL-33);</w:t>
+      </w:r>
+    </w:p>
+    <w:p>
+      <w:r>
+        <w:t xml:space="preserve">  note right</w:t>
+      </w:r>
+    </w:p>
+    <w:p>
+      <w:r>
+        <w:t xml:space="preserve">    Rider acknowledges responsibility:</w:t>
+      </w:r>
+    </w:p>
+    <w:p>
+      <w:r>
+        <w:t xml:space="preserve">    phone off / out of contact → responsible for resulting cost (FR-R-03)</w:t>
+      </w:r>
+    </w:p>
+    <w:p>
+      <w:r>
+        <w:t xml:space="preserve">  end note</w:t>
+      </w:r>
+    </w:p>
+    <w:p>
+      <w:r>
+        <w:t xml:space="preserve">  </w:t>
+      </w:r>
+      <w:proofErr w:type="gramStart"/>
+      <w:r>
+        <w:t>:Wait</w:t>
+      </w:r>
+      <w:proofErr w:type="gramEnd"/>
+      <w:r>
+        <w:t xml:space="preserve"> for client approval (FR-R-02);</w:t>
+      </w:r>
+    </w:p>
+    <w:p>
+      <w:r>
+        <w:t xml:space="preserve">  note right</w:t>
+      </w:r>
+    </w:p>
+    <w:p>
+      <w:r>
+        <w:t xml:space="preserve">    Client must enter **fixed mileage** before approving (FR-CL-37)</w:t>
+      </w:r>
+    </w:p>
+    <w:p>
+      <w:r>
+        <w:t xml:space="preserve">  end note</w:t>
+      </w:r>
+    </w:p>
+    <w:p>
+      <w:r>
+        <w:t xml:space="preserve">  </w:t>
+      </w:r>
+      <w:proofErr w:type="gramStart"/>
+      <w:r>
+        <w:t>:Email</w:t>
+      </w:r>
+      <w:proofErr w:type="gramEnd"/>
+      <w:r>
+        <w:t xml:space="preserve"> notification on approval/rejection;</w:t>
+      </w:r>
+    </w:p>
+    <w:p>
+      <w:r>
+        <w:t xml:space="preserve">  if (Approved?) then (no)</w:t>
+      </w:r>
+    </w:p>
+    <w:p>
+      <w:r>
+        <w:t xml:space="preserve">    stop</w:t>
+      </w:r>
+    </w:p>
+    <w:p>
+      <w:r>
+        <w:t xml:space="preserve">  else (yes)</w:t>
+      </w:r>
+    </w:p>
+    <w:p>
+      <w:r>
+        <w:t xml:space="preserve">    </w:t>
+      </w:r>
+      <w:proofErr w:type="gramStart"/>
+      <w:r>
+        <w:t>:Login</w:t>
+      </w:r>
+      <w:proofErr w:type="gramEnd"/>
+      <w:r>
+        <w:t xml:space="preserve"> (UC2);</w:t>
+      </w:r>
+    </w:p>
+    <w:p>
+      <w:r>
+        <w:t xml:space="preserve">  endif</w:t>
+      </w:r>
+    </w:p>
+    <w:p>
+      <w:r>
+        <w:t>else (yes)</w:t>
+      </w:r>
+    </w:p>
+    <w:p>
+      <w:r>
+        <w:t xml:space="preserve">  </w:t>
+      </w:r>
+      <w:proofErr w:type="gramStart"/>
+      <w:r>
+        <w:t>:Login</w:t>
+      </w:r>
+      <w:proofErr w:type="gramEnd"/>
+      <w:r>
+        <w:t xml:space="preserve"> (UC2);</w:t>
+      </w:r>
+    </w:p>
+    <w:p>
+      <w:r>
+        <w:t>endif</w:t>
+      </w:r>
+    </w:p>
+    <w:p/>
+    <w:p>
+      <w:proofErr w:type="gramStart"/>
+      <w:r>
+        <w:t>:Home</w:t>
+      </w:r>
+      <w:proofErr w:type="gramEnd"/>
+      <w:r>
+        <w:t xml:space="preserve"> – Available Orders (UC</w:t>
+      </w:r>
+      <w:proofErr w:type="gramStart"/>
+      <w:r>
+        <w:t>12)\</w:t>
+      </w:r>
+      <w:proofErr w:type="gramEnd"/>
+      <w:r>
+        <w:t>n- Sorted by product size then region (FR-R-05);</w:t>
+      </w:r>
+    </w:p>
+    <w:p>
+      <w:r>
+        <w:t>note right</w:t>
+      </w:r>
+    </w:p>
+    <w:p>
+      <w:r>
+        <w:t xml:space="preserve">  Fuel cost is **hidden** from rider at all times,</w:t>
+      </w:r>
+    </w:p>
+    <w:p>
+      <w:r>
+        <w:t xml:space="preserve">  except when responsible for a complaint that requires return (FR-R-08)</w:t>
+      </w:r>
+    </w:p>
+    <w:p>
+      <w:r>
+        <w:t>end note</w:t>
+      </w:r>
+    </w:p>
+    <w:p/>
+    <w:p>
+      <w:r>
+        <w:t>repeat</w:t>
+      </w:r>
+    </w:p>
+    <w:p>
+      <w:r>
+        <w:t xml:space="preserve">  </w:t>
+      </w:r>
+      <w:proofErr w:type="gramStart"/>
+      <w:r>
+        <w:t>:View</w:t>
+      </w:r>
+      <w:proofErr w:type="gramEnd"/>
+      <w:r>
+        <w:t xml:space="preserve"> list of available orders (within base range, standard delivery fee);</w:t>
+      </w:r>
+    </w:p>
+    <w:p>
+      <w:r>
+        <w:t xml:space="preserve">  </w:t>
+      </w:r>
+      <w:proofErr w:type="gramStart"/>
+      <w:r>
+        <w:t>:Select</w:t>
+      </w:r>
+      <w:proofErr w:type="gramEnd"/>
+      <w:r>
+        <w:t xml:space="preserve"> orders → preview total profit, </w:t>
+      </w:r>
+      <w:proofErr w:type="spellStart"/>
+      <w:r>
+        <w:t>optimised</w:t>
+      </w:r>
+      <w:proofErr w:type="spellEnd"/>
+      <w:r>
+        <w:t xml:space="preserve"> route (FR-R-06);</w:t>
+      </w:r>
+    </w:p>
+    <w:p>
+      <w:r>
+        <w:t xml:space="preserve">  if (Cash limit exceeded? - FR-R-12) then (yes)</w:t>
+      </w:r>
+    </w:p>
+    <w:p>
+      <w:r>
+        <w:t xml:space="preserve">    </w:t>
+      </w:r>
+      <w:proofErr w:type="gramStart"/>
+      <w:r>
+        <w:t>:Cannot</w:t>
+      </w:r>
+      <w:proofErr w:type="gramEnd"/>
+      <w:r>
+        <w:t xml:space="preserve"> accept\n- Must return to base to deposit cash (FR-R-14);</w:t>
+      </w:r>
+    </w:p>
+    <w:p>
+      <w:r>
+        <w:t xml:space="preserve">    break</w:t>
+      </w:r>
+    </w:p>
+    <w:p>
+      <w:r>
+        <w:t xml:space="preserve">  else (no)</w:t>
+      </w:r>
+    </w:p>
+    <w:p>
+      <w:r>
+        <w:t xml:space="preserve">    </w:t>
+      </w:r>
+      <w:proofErr w:type="gramStart"/>
+      <w:r>
+        <w:t>:Accept</w:t>
+      </w:r>
+      <w:proofErr w:type="gramEnd"/>
+      <w:r>
+        <w:t xml:space="preserve"> trip → orders locked to rider;</w:t>
+      </w:r>
+    </w:p>
+    <w:p>
+      <w:r>
+        <w:t xml:space="preserve">    </w:t>
+      </w:r>
+      <w:proofErr w:type="gramStart"/>
+      <w:r>
+        <w:t>:Start</w:t>
+      </w:r>
+      <w:proofErr w:type="gramEnd"/>
+      <w:r>
+        <w:t xml:space="preserve"> trip (UC</w:t>
+      </w:r>
+      <w:proofErr w:type="gramStart"/>
+      <w:r>
+        <w:t>13)\</w:t>
+      </w:r>
+      <w:proofErr w:type="gramEnd"/>
+      <w:r>
+        <w:t xml:space="preserve">n- Follow </w:t>
+      </w:r>
+      <w:proofErr w:type="spellStart"/>
+      <w:r>
+        <w:t>optimised</w:t>
+      </w:r>
+      <w:proofErr w:type="spellEnd"/>
+      <w:r>
+        <w:t xml:space="preserve"> route (shops first, then </w:t>
+      </w:r>
+      <w:proofErr w:type="gramStart"/>
+      <w:r>
+        <w:t>customers)\</w:t>
+      </w:r>
+      <w:proofErr w:type="gramEnd"/>
+      <w:r>
+        <w:t>n- Fuel cost accumulates (hidden from rider);</w:t>
+      </w:r>
+    </w:p>
+    <w:p>
+      <w:r>
+        <w:t xml:space="preserve">    </w:t>
+      </w:r>
+    </w:p>
+    <w:p>
+      <w:r>
+        <w:t xml:space="preserve">    while (Route has stops) is (yes)</w:t>
+      </w:r>
+    </w:p>
+    <w:p>
+      <w:r>
+        <w:t xml:space="preserve">      if (Next stop is shop) then</w:t>
+      </w:r>
+    </w:p>
+    <w:p>
+      <w:r>
+        <w:t xml:space="preserve">        </w:t>
+      </w:r>
+      <w:proofErr w:type="gramStart"/>
+      <w:r>
+        <w:t>:Arrive</w:t>
+      </w:r>
+      <w:proofErr w:type="gramEnd"/>
+      <w:r>
+        <w:t xml:space="preserve"> at shop\n- See expected bill &amp; checklist (FR-R-10);</w:t>
+      </w:r>
+    </w:p>
+    <w:p>
+      <w:r>
+        <w:t xml:space="preserve">        </w:t>
+      </w:r>
+      <w:proofErr w:type="gramStart"/>
+      <w:r>
+        <w:t>:Tick</w:t>
+      </w:r>
+      <w:proofErr w:type="gramEnd"/>
+      <w:r>
+        <w:t xml:space="preserve"> products as picked;</w:t>
+      </w:r>
+    </w:p>
+    <w:p>
+      <w:r>
+        <w:t xml:space="preserve">        if (Product not found? - FR-R-09) then (yes)</w:t>
+      </w:r>
+    </w:p>
+    <w:p>
+      <w:r>
+        <w:t xml:space="preserve">          </w:t>
+      </w:r>
+      <w:proofErr w:type="gramStart"/>
+      <w:r>
+        <w:t>:Mark</w:t>
+      </w:r>
+      <w:proofErr w:type="gramEnd"/>
+      <w:r>
+        <w:t xml:space="preserve"> unavailable\n- System finds alternative shop or removes product;</w:t>
+      </w:r>
+    </w:p>
+    <w:p>
+      <w:r>
+        <w:t xml:space="preserve">          note right</w:t>
+      </w:r>
+    </w:p>
+    <w:p>
+      <w:r>
+        <w:t xml:space="preserve">            When live location already shared for a customer,</w:t>
+      </w:r>
+    </w:p>
+    <w:p>
+      <w:r>
+        <w:t xml:space="preserve">            route to that customer is **protected** (FR-R-05)</w:t>
+      </w:r>
+    </w:p>
+    <w:p>
+      <w:r>
+        <w:t xml:space="preserve">          end note</w:t>
+      </w:r>
+    </w:p>
+    <w:p>
+      <w:r>
+        <w:t xml:space="preserve">          </w:t>
+      </w:r>
+      <w:proofErr w:type="gramStart"/>
+      <w:r>
+        <w:t>:Re</w:t>
+      </w:r>
+      <w:proofErr w:type="gramEnd"/>
+      <w:r>
+        <w:rPr>
+          <w:rFonts w:ascii="Cambria Math" w:hAnsi="Cambria Math" w:cs="Cambria Math"/>
+        </w:rPr>
+        <w:t>‑</w:t>
+      </w:r>
+      <w:r>
+        <w:t>route if needed;</w:t>
+      </w:r>
+    </w:p>
+    <w:p>
+      <w:r>
+        <w:t xml:space="preserve">        endif</w:t>
+      </w:r>
+    </w:p>
+    <w:p>
+      <w:r>
+        <w:t xml:space="preserve">        if (Wishlist product available? - FR-R-11) then (yes)</w:t>
+      </w:r>
+    </w:p>
+    <w:p>
+      <w:r>
+        <w:t xml:space="preserve">          </w:t>
+      </w:r>
+      <w:proofErr w:type="gramStart"/>
+      <w:r>
+        <w:t>:Confirm</w:t>
+      </w:r>
+      <w:proofErr w:type="gramEnd"/>
+      <w:r>
+        <w:t xml:space="preserve"> availability\n- Stock incremented, customer notified **only** when total stock across shops is sufficient (FR-C-25);</w:t>
+      </w:r>
+    </w:p>
+    <w:p>
+      <w:r>
+        <w:t xml:space="preserve">        endif</w:t>
+      </w:r>
+    </w:p>
+    <w:p>
+      <w:r>
+        <w:t xml:space="preserve">        if (Price differs from expected? - UC14) then (yes)</w:t>
+      </w:r>
+    </w:p>
+    <w:p>
+      <w:r>
+        <w:t xml:space="preserve">          </w:t>
+      </w:r>
+      <w:proofErr w:type="gramStart"/>
+      <w:r>
+        <w:t>:Submit</w:t>
+      </w:r>
+      <w:proofErr w:type="gramEnd"/>
+      <w:r>
+        <w:t xml:space="preserve"> price update request\n- Upload bill, enter shopkeeper payment details\n- Emergency notification to all clients (FR-R-10);</w:t>
+      </w:r>
+    </w:p>
+    <w:p>
+      <w:r>
+        <w:t xml:space="preserve">          note right</w:t>
+      </w:r>
+    </w:p>
+    <w:p>
+      <w:r>
+        <w:t xml:space="preserve">            If no client approves within timeout,</w:t>
+      </w:r>
+    </w:p>
+    <w:p>
+      <w:r>
+        <w:t xml:space="preserve">            request is auto</w:t>
+      </w:r>
+      <w:r>
+        <w:rPr>
+          <w:rFonts w:ascii="Cambria Math" w:hAnsi="Cambria Math" w:cs="Cambria Math"/>
+        </w:rPr>
+        <w:t>‑</w:t>
+      </w:r>
+      <w:r>
+        <w:t xml:space="preserve">rejected </w:t>
+      </w:r>
+      <w:r>
+        <w:rPr>
+          <w:rFonts w:ascii="Calibri Light" w:hAnsi="Calibri Light" w:cs="Calibri Light"/>
+        </w:rPr>
+        <w:t>→</w:t>
+      </w:r>
+      <w:r>
+        <w:t xml:space="preserve"> product removed from order</w:t>
+      </w:r>
+    </w:p>
+    <w:p>
+      <w:r>
+        <w:t xml:space="preserve">          end note</w:t>
+      </w:r>
+    </w:p>
+    <w:p>
+      <w:r>
+        <w:t xml:space="preserve">          if (Approved?) then (yes)</w:t>
+      </w:r>
+    </w:p>
+    <w:p>
+      <w:r>
+        <w:t xml:space="preserve">            </w:t>
+      </w:r>
+      <w:proofErr w:type="gramStart"/>
+      <w:r>
+        <w:t>:Order</w:t>
+      </w:r>
+      <w:proofErr w:type="gramEnd"/>
+      <w:r>
+        <w:t xml:space="preserve"> price updated\n- Payment released to shopkeeper\n- Loss recorded against future profit (FR-CL-24);</w:t>
+      </w:r>
+    </w:p>
+    <w:p>
+      <w:r>
+        <w:t xml:space="preserve">          else (no)</w:t>
+      </w:r>
+    </w:p>
+    <w:p>
+      <w:r>
+        <w:t xml:space="preserve">            </w:t>
+      </w:r>
+      <w:proofErr w:type="gramStart"/>
+      <w:r>
+        <w:t>:Product</w:t>
+      </w:r>
+      <w:proofErr w:type="gramEnd"/>
+      <w:r>
+        <w:t xml:space="preserve"> removed from order;</w:t>
+      </w:r>
+    </w:p>
+    <w:p>
+      <w:r>
+        <w:t xml:space="preserve">          endif</w:t>
+      </w:r>
+    </w:p>
+    <w:p>
+      <w:r>
+        <w:t xml:space="preserve">        endif</w:t>
+      </w:r>
+    </w:p>
+    <w:p>
+      <w:r>
+        <w:t xml:space="preserve">        </w:t>
+      </w:r>
+      <w:proofErr w:type="gramStart"/>
+      <w:r>
+        <w:t>:Mark</w:t>
+      </w:r>
+      <w:proofErr w:type="gramEnd"/>
+      <w:r>
+        <w:t xml:space="preserve"> shop done;</w:t>
+      </w:r>
+    </w:p>
+    <w:p>
+      <w:r>
+        <w:t xml:space="preserve">        </w:t>
+      </w:r>
+      <w:proofErr w:type="gramStart"/>
+      <w:r>
+        <w:t>:Proceed</w:t>
+      </w:r>
+      <w:proofErr w:type="gramEnd"/>
+      <w:r>
+        <w:t xml:space="preserve"> to next stop;</w:t>
+      </w:r>
+    </w:p>
+    <w:p>
+      <w:r>
+        <w:t xml:space="preserve">      else (Next stop is customer)</w:t>
+      </w:r>
+    </w:p>
+    <w:p>
+      <w:r>
+        <w:t xml:space="preserve">        </w:t>
+      </w:r>
+      <w:proofErr w:type="gramStart"/>
+      <w:r>
+        <w:t>:Arrive</w:t>
+      </w:r>
+      <w:proofErr w:type="gramEnd"/>
+      <w:r>
+        <w:t xml:space="preserve"> at customer;</w:t>
+      </w:r>
+    </w:p>
+    <w:p>
+      <w:r>
+        <w:t xml:space="preserve">        if (Customer received? - UC15) then (yes)</w:t>
+      </w:r>
+    </w:p>
+    <w:p>
+      <w:r>
+        <w:t xml:space="preserve">          </w:t>
+      </w:r>
+      <w:proofErr w:type="gramStart"/>
+      <w:r>
+        <w:t>:Mark</w:t>
+      </w:r>
+      <w:proofErr w:type="gramEnd"/>
+      <w:r>
+        <w:t xml:space="preserve"> order processed\n- Collect COD (if </w:t>
+      </w:r>
+      <w:proofErr w:type="gramStart"/>
+      <w:r>
+        <w:t>any)\</w:t>
+      </w:r>
+      <w:proofErr w:type="gramEnd"/>
+      <w:r>
+        <w:t>n- Update carried cash (FR-R-</w:t>
+      </w:r>
+      <w:proofErr w:type="gramStart"/>
+      <w:r>
+        <w:t>12)\</w:t>
+      </w:r>
+      <w:proofErr w:type="gramEnd"/>
+      <w:r>
+        <w:t>n- Customer gets notification (FR-C-09);</w:t>
+      </w:r>
+    </w:p>
+    <w:p>
+      <w:r>
+        <w:t xml:space="preserve">          </w:t>
+      </w:r>
+      <w:proofErr w:type="gramStart"/>
+      <w:r>
+        <w:t>:Fuel</w:t>
+      </w:r>
+      <w:proofErr w:type="gramEnd"/>
+      <w:r>
+        <w:t xml:space="preserve"> cost for leg saved (FR-CL-26);</w:t>
+      </w:r>
+    </w:p>
+    <w:p>
+      <w:r>
+        <w:t xml:space="preserve">          </w:t>
+      </w:r>
+      <w:proofErr w:type="gramStart"/>
+      <w:r>
+        <w:t>:Receipt</w:t>
+      </w:r>
+      <w:proofErr w:type="gramEnd"/>
+      <w:r>
+        <w:t xml:space="preserve"> becomes available to customer (FR-C-21);</w:t>
+      </w:r>
+    </w:p>
+    <w:p>
+      <w:r>
+        <w:t xml:space="preserve">          </w:t>
+      </w:r>
+      <w:proofErr w:type="gramStart"/>
+      <w:r>
+        <w:t>:Optionally</w:t>
+      </w:r>
+      <w:proofErr w:type="gramEnd"/>
+      <w:r>
+        <w:t>: view order sequence (list of remaining customers - FR-R-13);</w:t>
+      </w:r>
+    </w:p>
+    <w:p>
+      <w:r>
+        <w:t xml:space="preserve">        else (no)</w:t>
+      </w:r>
+    </w:p>
+    <w:p>
+      <w:r>
+        <w:t xml:space="preserve">          </w:t>
+      </w:r>
+      <w:proofErr w:type="gramStart"/>
+      <w:r>
+        <w:t>:Tap</w:t>
+      </w:r>
+      <w:proofErr w:type="gramEnd"/>
+      <w:r>
+        <w:t xml:space="preserve"> "Not Received" **only when within 300m** (FR-R-</w:t>
+      </w:r>
+      <w:proofErr w:type="gramStart"/>
+      <w:r>
+        <w:t>17)\</w:t>
+      </w:r>
+      <w:proofErr w:type="gramEnd"/>
+      <w:r>
+        <w:t>n- Notify clients\n- Return products to base/shop\n- Product cost + return fuel cost frozen (FR-RT-01);</w:t>
+      </w:r>
+    </w:p>
+    <w:p>
+      <w:r>
+        <w:t xml:space="preserve">          </w:t>
+      </w:r>
+      <w:proofErr w:type="gramStart"/>
+      <w:r>
+        <w:t>:Follow</w:t>
+      </w:r>
+      <w:proofErr w:type="gramEnd"/>
+      <w:r>
+        <w:t xml:space="preserve"> return route (base/shop);</w:t>
+      </w:r>
+    </w:p>
+    <w:p>
+      <w:r>
+        <w:t xml:space="preserve">          note right</w:t>
+      </w:r>
+    </w:p>
+    <w:p>
+      <w:r>
+        <w:t xml:space="preserve">            At base: show checklist of products to return (FR-RT-03).</w:t>
+      </w:r>
+    </w:p>
+    <w:p>
+      <w:r>
+        <w:t xml:space="preserve">            Client confirmation required to unfreeze funds (FR-RT-04).</w:t>
+      </w:r>
+    </w:p>
+    <w:p>
+      <w:r>
+        <w:t xml:space="preserve">          end note</w:t>
+      </w:r>
+    </w:p>
+    <w:p>
+      <w:r>
+        <w:t xml:space="preserve">          </w:t>
+      </w:r>
+      <w:proofErr w:type="gramStart"/>
+      <w:r>
+        <w:t>:Complete</w:t>
+      </w:r>
+      <w:proofErr w:type="gramEnd"/>
+      <w:r>
+        <w:t xml:space="preserve"> return formality;</w:t>
+      </w:r>
+    </w:p>
+    <w:p>
+      <w:r>
+        <w:t xml:space="preserve">        endif</w:t>
+      </w:r>
+    </w:p>
+    <w:p>
+      <w:r>
+        <w:t xml:space="preserve">      endif</w:t>
+      </w:r>
+    </w:p>
+    <w:p>
+      <w:r>
+        <w:t xml:space="preserve">    </w:t>
+      </w:r>
+      <w:proofErr w:type="spellStart"/>
+      <w:r>
+        <w:t>endwhile</w:t>
+      </w:r>
+      <w:proofErr w:type="spellEnd"/>
+    </w:p>
+    <w:p/>
+    <w:p>
+      <w:r>
+        <w:t xml:space="preserve">    </w:t>
+      </w:r>
+      <w:proofErr w:type="gramStart"/>
+      <w:r>
+        <w:t>:Complete</w:t>
+      </w:r>
+      <w:proofErr w:type="gramEnd"/>
+      <w:r>
+        <w:t xml:space="preserve"> trip (UC</w:t>
+      </w:r>
+      <w:proofErr w:type="gramStart"/>
+      <w:r>
+        <w:t>13)\</w:t>
+      </w:r>
+      <w:proofErr w:type="gramEnd"/>
+      <w:r>
+        <w:t>n- Final profit recorded\n- Return to base if cash limit exceeded;</w:t>
+      </w:r>
+    </w:p>
+    <w:p>
+      <w:r>
+        <w:t xml:space="preserve">    if (More orders available?) then (yes)</w:t>
+      </w:r>
+    </w:p>
+    <w:p>
+      <w:r>
+        <w:t xml:space="preserve">      </w:t>
+      </w:r>
+      <w:proofErr w:type="gramStart"/>
+      <w:r>
+        <w:t>:Back</w:t>
+      </w:r>
+      <w:proofErr w:type="gramEnd"/>
+      <w:r>
+        <w:t xml:space="preserve"> to available orders list;</w:t>
+      </w:r>
+    </w:p>
+    <w:p>
+      <w:r>
+        <w:t xml:space="preserve">    else (no)</w:t>
+      </w:r>
+    </w:p>
+    <w:p>
+      <w:r>
+        <w:t xml:space="preserve">      </w:t>
+      </w:r>
+      <w:proofErr w:type="gramStart"/>
+      <w:r>
+        <w:t>:Idle</w:t>
+      </w:r>
+      <w:proofErr w:type="gramEnd"/>
+      <w:r>
+        <w:t>, wait for notifications;</w:t>
+      </w:r>
+    </w:p>
+    <w:p>
+      <w:r>
+        <w:t xml:space="preserve">    endif</w:t>
+      </w:r>
+    </w:p>
+    <w:p>
+      <w:r>
+        <w:t xml:space="preserve">  endif</w:t>
+      </w:r>
+    </w:p>
+    <w:p/>
+    <w:p>
+      <w:r>
+        <w:t xml:space="preserve">  if (Incident occurs? - UC17) then (yes)</w:t>
+      </w:r>
+    </w:p>
+    <w:p>
+      <w:r>
+        <w:t xml:space="preserve">    </w:t>
+      </w:r>
+      <w:proofErr w:type="gramStart"/>
+      <w:r>
+        <w:t>:Report</w:t>
+      </w:r>
+      <w:proofErr w:type="gramEnd"/>
+      <w:r>
+        <w:t xml:space="preserve"> incident:\n- Deviation &gt;300m → freeze fuel cost, 1 day to provide proof (FR-R-</w:t>
+      </w:r>
+      <w:proofErr w:type="gramStart"/>
+      <w:r>
+        <w:t>07)\</w:t>
+      </w:r>
+      <w:proofErr w:type="gramEnd"/>
+      <w:r>
+        <w:t>n- Vehicle issue → route removed, resume later (FR-R-</w:t>
+      </w:r>
+      <w:proofErr w:type="gramStart"/>
+      <w:r>
+        <w:t>18)\</w:t>
+      </w:r>
+      <w:proofErr w:type="gramEnd"/>
+      <w:r>
+        <w:t>n- Health/accident → return products (re</w:t>
+      </w:r>
+      <w:r>
+        <w:rPr>
+          <w:rFonts w:ascii="Cambria Math" w:hAnsi="Cambria Math" w:cs="Cambria Math"/>
+        </w:rPr>
+        <w:t>‑</w:t>
+      </w:r>
+      <w:r>
+        <w:t>market) or cancel (rider pays product cost) (FR-R-19);</w:t>
+      </w:r>
+    </w:p>
+    <w:p>
+      <w:r>
+        <w:t xml:space="preserve">    </w:t>
+      </w:r>
+      <w:proofErr w:type="gramStart"/>
+      <w:r>
+        <w:t>:Handle</w:t>
+      </w:r>
+      <w:proofErr w:type="gramEnd"/>
+      <w:r>
+        <w:t xml:space="preserve"> as per flow;</w:t>
+      </w:r>
+    </w:p>
+    <w:p>
+      <w:r>
+        <w:t xml:space="preserve">  endif</w:t>
+      </w:r>
+    </w:p>
+    <w:p/>
+    <w:p>
+      <w:r>
+        <w:t xml:space="preserve">  if (Close account? - UC18) then (yes)</w:t>
+      </w:r>
+    </w:p>
+    <w:p>
+      <w:r>
+        <w:t xml:space="preserve">    </w:t>
+      </w:r>
+      <w:proofErr w:type="gramStart"/>
+      <w:r>
+        <w:t>:Request</w:t>
+      </w:r>
+      <w:proofErr w:type="gramEnd"/>
+      <w:r>
+        <w:t xml:space="preserve"> account closure\n- If active trip, complete it first\n- Positive balance remains withdrawable, negative balance remains as debt (FR-AC-03);</w:t>
+      </w:r>
+    </w:p>
+    <w:p>
+      <w:r>
+        <w:t xml:space="preserve">    stop</w:t>
+      </w:r>
+    </w:p>
+    <w:p>
+      <w:r>
+        <w:t xml:space="preserve">  else (no)</w:t>
+      </w:r>
+    </w:p>
+    <w:p>
+      <w:r>
+        <w:t xml:space="preserve">    ' Nothing, continue loop</w:t>
+      </w:r>
+    </w:p>
+    <w:p>
+      <w:r>
+        <w:t xml:space="preserve">  endif</w:t>
+      </w:r>
+    </w:p>
+    <w:p>
+      <w:r>
+        <w:t>repeat while (Rider continues working?) is (yes) -&gt; not (no)</w:t>
+      </w:r>
+    </w:p>
+    <w:p>
+      <w:r>
+        <w:t>stop</w:t>
+      </w:r>
+    </w:p>
+    <w:p/>
+    <w:p>
+      <w:r>
+        <w:t>@enduml</w:t>
+      </w:r>
+    </w:p>
+    <w:p/>
+    <w:p>
+      <w:pPr>
+        <w:pStyle w:val="Heading2"/>
+      </w:pPr>
+      <w:r>
+        <w:t>Client (Admin) User Flow</w:t>
+      </w:r>
+    </w:p>
+    <w:p>
+      <w:r>
+        <w:t>@startuml</w:t>
+      </w:r>
+    </w:p>
+    <w:p>
+      <w:proofErr w:type="gramStart"/>
+      <w:r>
+        <w:t>!theme</w:t>
+      </w:r>
+      <w:proofErr w:type="gramEnd"/>
+      <w:r>
+        <w:t xml:space="preserve"> plain</w:t>
+      </w:r>
+    </w:p>
+    <w:p>
+      <w:r>
+        <w:t xml:space="preserve">title </w:t>
+      </w:r>
+      <w:proofErr w:type="spellStart"/>
+      <w:r>
+        <w:t>Wireflow</w:t>
+      </w:r>
+      <w:proofErr w:type="spellEnd"/>
+      <w:r>
+        <w:t xml:space="preserve"> Diagram – Client (Admin) User Flow (v5.0 – Final Verified)</w:t>
+      </w:r>
+    </w:p>
+    <w:p/>
+    <w:p>
+      <w:r>
+        <w:t>' ==== CLIENT FLOW ====</w:t>
+      </w:r>
+    </w:p>
+    <w:p>
+      <w:proofErr w:type="spellStart"/>
+      <w:r>
+        <w:t>skinparam</w:t>
+      </w:r>
+      <w:proofErr w:type="spellEnd"/>
+      <w:r>
+        <w:t xml:space="preserve"> </w:t>
+      </w:r>
+      <w:proofErr w:type="spellStart"/>
+      <w:r>
+        <w:t>ActivityBackgroundColor</w:t>
+      </w:r>
+      <w:proofErr w:type="spellEnd"/>
+      <w:r>
+        <w:t xml:space="preserve"> #E6F4EA</w:t>
+      </w:r>
+    </w:p>
+    <w:p>
+      <w:proofErr w:type="spellStart"/>
+      <w:r>
+        <w:t>skinparam</w:t>
+      </w:r>
+      <w:proofErr w:type="spellEnd"/>
+      <w:r>
+        <w:t xml:space="preserve"> </w:t>
+      </w:r>
+      <w:proofErr w:type="spellStart"/>
+      <w:r>
+        <w:t>ActivityBorderColor</w:t>
+      </w:r>
+      <w:proofErr w:type="spellEnd"/>
+      <w:r>
+        <w:t xml:space="preserve"> #137333</w:t>
+      </w:r>
+    </w:p>
+    <w:p>
+      <w:proofErr w:type="spellStart"/>
+      <w:r>
+        <w:t>skinparam</w:t>
+      </w:r>
+      <w:proofErr w:type="spellEnd"/>
+      <w:r>
+        <w:t xml:space="preserve"> </w:t>
+      </w:r>
+      <w:proofErr w:type="spellStart"/>
+      <w:r>
+        <w:t>ArrowColor</w:t>
+      </w:r>
+      <w:proofErr w:type="spellEnd"/>
+      <w:r>
+        <w:t xml:space="preserve"> #137333</w:t>
+      </w:r>
+    </w:p>
+    <w:p/>
+    <w:p>
+      <w:r>
+        <w:t>start</w:t>
+      </w:r>
+    </w:p>
+    <w:p/>
+    <w:p>
+      <w:r>
+        <w:t>if (First client?) then (yes)</w:t>
+      </w:r>
+    </w:p>
+    <w:p>
+      <w:r>
+        <w:t xml:space="preserve">  </w:t>
+      </w:r>
+      <w:proofErr w:type="gramStart"/>
+      <w:r>
+        <w:t>:Register</w:t>
+      </w:r>
+      <w:proofErr w:type="gramEnd"/>
+      <w:r>
+        <w:t xml:space="preserve"> (UC</w:t>
+      </w:r>
+      <w:proofErr w:type="gramStart"/>
+      <w:r>
+        <w:t>21)\</w:t>
+      </w:r>
+      <w:proofErr w:type="gramEnd"/>
+      <w:r>
+        <w:t>n- Auto-approved (FR-CL-01);</w:t>
+      </w:r>
+    </w:p>
+    <w:p>
+      <w:r>
+        <w:t>else (no)</w:t>
+      </w:r>
+    </w:p>
+    <w:p>
+      <w:r>
+        <w:t xml:space="preserve">  </w:t>
+      </w:r>
+      <w:proofErr w:type="gramStart"/>
+      <w:r>
+        <w:t>:Register</w:t>
+      </w:r>
+      <w:proofErr w:type="gramEnd"/>
+      <w:r>
+        <w:t>\n- Wait for unanimous approval from existing clients;</w:t>
+      </w:r>
+    </w:p>
+    <w:p>
+      <w:r>
+        <w:t xml:space="preserve">  if (Approved?) then (no)</w:t>
+      </w:r>
+    </w:p>
+    <w:p>
+      <w:r>
+        <w:t xml:space="preserve">    stop</w:t>
+      </w:r>
+    </w:p>
+    <w:p>
+      <w:r>
+        <w:t xml:space="preserve">  else (yes)</w:t>
+      </w:r>
+    </w:p>
+    <w:p>
+      <w:r>
+        <w:t xml:space="preserve">  endif</w:t>
+      </w:r>
+    </w:p>
+    <w:p>
+      <w:r>
+        <w:t>endif</w:t>
+      </w:r>
+    </w:p>
+    <w:p/>
+    <w:p>
+      <w:proofErr w:type="gramStart"/>
+      <w:r>
+        <w:t>:Login</w:t>
+      </w:r>
+      <w:proofErr w:type="gramEnd"/>
+      <w:r>
+        <w:t xml:space="preserve"> with MFA (UC2, SEC-</w:t>
+      </w:r>
+      <w:proofErr w:type="gramStart"/>
+      <w:r>
+        <w:t>08)\</w:t>
+      </w:r>
+      <w:proofErr w:type="gramEnd"/>
+      <w:r>
+        <w:t>n- Separate URL (FR-CL-38);</w:t>
+      </w:r>
+    </w:p>
+    <w:p/>
+    <w:p>
+      <w:proofErr w:type="gramStart"/>
+      <w:r>
+        <w:t>:Dashboard</w:t>
+      </w:r>
+      <w:proofErr w:type="gramEnd"/>
+      <w:r>
+        <w:t>: overview of orders, riders, alerts;</w:t>
+      </w:r>
+    </w:p>
+    <w:p/>
+    <w:p>
+      <w:r>
+        <w:t>while (Continue as client?) is (yes)</w:t>
+      </w:r>
+    </w:p>
+    <w:p>
+      <w:r>
+        <w:t xml:space="preserve">  partition "Management" {</w:t>
+      </w:r>
+    </w:p>
+    <w:p>
+      <w:r>
+        <w:t xml:space="preserve">    if (Manage Shops/Bases? - UC19) then</w:t>
+      </w:r>
+    </w:p>
+    <w:p>
+      <w:r>
+        <w:t xml:space="preserve">      </w:t>
+      </w:r>
+      <w:proofErr w:type="gramStart"/>
+      <w:r>
+        <w:t>:Create</w:t>
+      </w:r>
+      <w:proofErr w:type="gramEnd"/>
+      <w:r>
+        <w:t>/update bases\n- Set timings (first base timings default for others - FR-CL-</w:t>
+      </w:r>
+      <w:proofErr w:type="gramStart"/>
+      <w:r>
+        <w:t>03)\</w:t>
+      </w:r>
+      <w:proofErr w:type="gramEnd"/>
+      <w:r>
+        <w:t>n- Set max cash limit;</w:t>
+      </w:r>
+    </w:p>
+    <w:p>
+      <w:r>
+        <w:t xml:space="preserve">      </w:t>
+      </w:r>
+      <w:proofErr w:type="gramStart"/>
+      <w:r>
+        <w:t>:Create</w:t>
+      </w:r>
+      <w:proofErr w:type="gramEnd"/>
+      <w:r>
+        <w:t>/update shops\n- Enter location → geocode, fuel cost preview, draw max reach line, show warning (FR-CL-06);</w:t>
+      </w:r>
+    </w:p>
+    <w:p>
+      <w:r>
+        <w:t xml:space="preserve">      </w:t>
+      </w:r>
+      <w:proofErr w:type="gramStart"/>
+      <w:r>
+        <w:t>:Configure</w:t>
+      </w:r>
+      <w:proofErr w:type="gramEnd"/>
+      <w:r>
+        <w:t xml:space="preserve"> delivery fees\n- Dynamic or fixed per base (cap: fixed if dynamic exceeds fixed - FR-CL-07);</w:t>
+      </w:r>
+    </w:p>
+    <w:p>
+      <w:r>
+        <w:t xml:space="preserve">    elseif (Manage Products? - UC20) then</w:t>
+      </w:r>
+    </w:p>
+    <w:p>
+      <w:r>
+        <w:t xml:space="preserve">      </w:t>
+      </w:r>
+      <w:proofErr w:type="gramStart"/>
+      <w:r>
+        <w:t>:Add</w:t>
+      </w:r>
+      <w:proofErr w:type="gramEnd"/>
+      <w:r>
+        <w:t>/update products\n- Name, price, size, tags, commission (default or override - FR-CL-</w:t>
+      </w:r>
+      <w:proofErr w:type="gramStart"/>
+      <w:r>
+        <w:t>09)\</w:t>
+      </w:r>
+      <w:proofErr w:type="gramEnd"/>
+      <w:r>
+        <w:t>n- Load product frameworks (existing attributes unchanged - FR-CL-11);</w:t>
+      </w:r>
+    </w:p>
+    <w:p>
+      <w:r>
+        <w:t xml:space="preserve">      </w:t>
+      </w:r>
+      <w:proofErr w:type="gramStart"/>
+      <w:r>
+        <w:t>:Update</w:t>
+      </w:r>
+      <w:proofErr w:type="gramEnd"/>
+      <w:r>
+        <w:t xml:space="preserve"> inventory (stock per shop);</w:t>
+      </w:r>
+    </w:p>
+    <w:p>
+      <w:r>
+        <w:t xml:space="preserve">      </w:t>
+      </w:r>
+      <w:proofErr w:type="gramStart"/>
+      <w:r>
+        <w:t>:Allocate</w:t>
+      </w:r>
+      <w:proofErr w:type="gramEnd"/>
+      <w:r>
+        <w:t xml:space="preserve"> budget to never</w:t>
+      </w:r>
+      <w:r>
+        <w:rPr>
+          <w:rFonts w:ascii="Cambria Math" w:hAnsi="Cambria Math" w:cs="Cambria Math"/>
+        </w:rPr>
+        <w:t>‑</w:t>
+      </w:r>
+      <w:r>
+        <w:t>bought products (FR-CL-35);</w:t>
+      </w:r>
+    </w:p>
+    <w:p>
+      <w:r>
+        <w:t xml:space="preserve">      </w:t>
+      </w:r>
+      <w:proofErr w:type="gramStart"/>
+      <w:r>
+        <w:t>:View</w:t>
+      </w:r>
+      <w:proofErr w:type="gramEnd"/>
+      <w:r>
+        <w:t xml:space="preserve"> product ratings per shop (FR-CL-17);</w:t>
+      </w:r>
+    </w:p>
+    <w:p>
+      <w:r>
+        <w:t xml:space="preserve">    elseif (Manage Riders? - UC21, UC27) then</w:t>
+      </w:r>
+    </w:p>
+    <w:p>
+      <w:r>
+        <w:t xml:space="preserve">      </w:t>
+      </w:r>
+      <w:proofErr w:type="gramStart"/>
+      <w:r>
+        <w:t>:Approve</w:t>
+      </w:r>
+      <w:proofErr w:type="gramEnd"/>
+      <w:r>
+        <w:t xml:space="preserve"> pending riders\n- **Must enter fixed mileage** before approval (FR-CL-37);</w:t>
+      </w:r>
+    </w:p>
+    <w:p>
+      <w:r>
+        <w:t xml:space="preserve">      </w:t>
+      </w:r>
+      <w:proofErr w:type="gramStart"/>
+      <w:r>
+        <w:t>:Issue</w:t>
+      </w:r>
+      <w:proofErr w:type="gramEnd"/>
+      <w:r>
+        <w:t xml:space="preserve"> fine to rider\n- Attach reason, images, files (FR-CL-23);</w:t>
+      </w:r>
+    </w:p>
+    <w:p>
+      <w:r>
+        <w:t xml:space="preserve">      </w:t>
+      </w:r>
+      <w:proofErr w:type="gramStart"/>
+      <w:r>
+        <w:t>:View</w:t>
+      </w:r>
+      <w:proofErr w:type="gramEnd"/>
+      <w:r>
+        <w:t xml:space="preserve"> rider payment according to configured share (FR-CL-32);</w:t>
+      </w:r>
+    </w:p>
+    <w:p>
+      <w:r>
+        <w:t xml:space="preserve">      </w:t>
+      </w:r>
+      <w:proofErr w:type="gramStart"/>
+      <w:r>
+        <w:t>:Close</w:t>
+      </w:r>
+      <w:proofErr w:type="gramEnd"/>
+      <w:r>
+        <w:t xml:space="preserve"> rider account (FR-CL-22);</w:t>
+      </w:r>
+    </w:p>
+    <w:p>
+      <w:r>
+        <w:t xml:space="preserve">    elseif (Manage Clients? - UC21) then</w:t>
+      </w:r>
+    </w:p>
+    <w:p>
+      <w:r>
+        <w:t xml:space="preserve">      </w:t>
+      </w:r>
+      <w:proofErr w:type="gramStart"/>
+      <w:r>
+        <w:t>:Approve</w:t>
+      </w:r>
+      <w:proofErr w:type="gramEnd"/>
+      <w:r>
+        <w:t>/reject new client registrations\n- Unanimous vote required (FR-CL-01);</w:t>
+      </w:r>
+    </w:p>
+    <w:p>
+      <w:r>
+        <w:t xml:space="preserve">    elseif (Configure System? - UC22) then</w:t>
+      </w:r>
+    </w:p>
+    <w:p>
+      <w:r>
+        <w:t xml:space="preserve">      </w:t>
+      </w:r>
+      <w:proofErr w:type="gramStart"/>
+      <w:r>
+        <w:t>:Propose</w:t>
+      </w:r>
+      <w:proofErr w:type="gramEnd"/>
+      <w:r>
+        <w:t xml:space="preserve"> change to shared config\n- Timings, commission, profit share, etc.\n- Unanimous approval needed (FR-CL-02);</w:t>
+      </w:r>
+    </w:p>
+    <w:p>
+      <w:r>
+        <w:t xml:space="preserve">      note right</w:t>
+      </w:r>
+    </w:p>
+    <w:p>
+      <w:r>
+        <w:t xml:space="preserve">        All client actions are logged (FR-CL-30).</w:t>
+      </w:r>
+    </w:p>
+    <w:p>
+      <w:r>
+        <w:t xml:space="preserve">        Prominent notification when rider cash limit causes route recalculation (FR-CL-31).</w:t>
+      </w:r>
+    </w:p>
+    <w:p>
+      <w:r>
+        <w:t xml:space="preserve">      end note</w:t>
+      </w:r>
+    </w:p>
+    <w:p>
+      <w:r>
+        <w:t xml:space="preserve">    endif</w:t>
+      </w:r>
+    </w:p>
+    <w:p>
+      <w:r>
+        <w:t xml:space="preserve">  }</w:t>
+      </w:r>
+    </w:p>
+    <w:p/>
+    <w:p>
+      <w:r>
+        <w:t xml:space="preserve">  partition "Monitoring &amp; Operations" {</w:t>
+      </w:r>
+    </w:p>
+    <w:p>
+      <w:r>
+        <w:t xml:space="preserve">    if (View Orders &amp; Messages? - UC23b) then</w:t>
+      </w:r>
+    </w:p>
+    <w:p>
+      <w:r>
+        <w:t xml:space="preserve">      </w:t>
+      </w:r>
+      <w:proofErr w:type="gramStart"/>
+      <w:r>
+        <w:t>:Browse</w:t>
+      </w:r>
+      <w:proofErr w:type="gramEnd"/>
+      <w:r>
+        <w:t xml:space="preserve"> orders (active/</w:t>
+      </w:r>
+      <w:proofErr w:type="gramStart"/>
+      <w:r>
+        <w:t>completed)\</w:t>
+      </w:r>
+      <w:proofErr w:type="gramEnd"/>
+      <w:r>
+        <w:t>n- Filter by status, date, search (FR-CL-36);</w:t>
+      </w:r>
+    </w:p>
+    <w:p>
+      <w:r>
+        <w:t xml:space="preserve">      </w:t>
+      </w:r>
+      <w:proofErr w:type="gramStart"/>
+      <w:r>
+        <w:t>:View</w:t>
+      </w:r>
+      <w:proofErr w:type="gramEnd"/>
+      <w:r>
+        <w:t xml:space="preserve"> order details\n- Items, timeline, customer messages per product;</w:t>
+      </w:r>
+    </w:p>
+    <w:p>
+      <w:r>
+        <w:t xml:space="preserve">    elseif (Monitor Live Map? - UC23a) then</w:t>
+      </w:r>
+    </w:p>
+    <w:p>
+      <w:r>
+        <w:t xml:space="preserve">      </w:t>
+      </w:r>
+      <w:proofErr w:type="gramStart"/>
+      <w:r>
+        <w:t>:Live</w:t>
+      </w:r>
+      <w:proofErr w:type="gramEnd"/>
+      <w:r>
+        <w:t xml:space="preserve"> map with riders, routes\n- Real</w:t>
+      </w:r>
+      <w:r>
+        <w:rPr>
+          <w:rFonts w:ascii="Cambria Math" w:hAnsi="Cambria Math" w:cs="Cambria Math"/>
+        </w:rPr>
+        <w:t>‑</w:t>
+      </w:r>
+      <w:r>
+        <w:t>time location every 3 sec (NFR-03);</w:t>
+      </w:r>
+    </w:p>
+    <w:p>
+      <w:r>
+        <w:t xml:space="preserve">      </w:t>
+      </w:r>
+      <w:proofErr w:type="gramStart"/>
+      <w:r>
+        <w:t>:Click</w:t>
+      </w:r>
+      <w:proofErr w:type="gramEnd"/>
+      <w:r>
+        <w:t xml:space="preserve"> rider → view checklist per stop (FR-CL-42);</w:t>
+      </w:r>
+    </w:p>
+    <w:p>
+      <w:r>
+        <w:t xml:space="preserve">      </w:t>
+      </w:r>
+      <w:proofErr w:type="gramStart"/>
+      <w:r>
+        <w:t>:Animate</w:t>
+      </w:r>
+      <w:proofErr w:type="gramEnd"/>
+      <w:r>
+        <w:t xml:space="preserve"> order replay (FR-CL-42);</w:t>
+      </w:r>
+    </w:p>
+    <w:p>
+      <w:r>
+        <w:t xml:space="preserve">      </w:t>
+      </w:r>
+      <w:proofErr w:type="gramStart"/>
+      <w:r>
+        <w:t>:Manually</w:t>
+      </w:r>
+      <w:proofErr w:type="gramEnd"/>
+      <w:r>
+        <w:t xml:space="preserve"> fetch undelivered order and re</w:t>
+      </w:r>
+      <w:r>
+        <w:rPr>
+          <w:rFonts w:ascii="Cambria Math" w:hAnsi="Cambria Math" w:cs="Cambria Math"/>
+        </w:rPr>
+        <w:t>‑</w:t>
+      </w:r>
+      <w:r>
+        <w:t>market (FR-CL-42);</w:t>
+      </w:r>
+    </w:p>
+    <w:p>
+      <w:r>
+        <w:t xml:space="preserve">    elseif (Handle Complaints? - UC24) then</w:t>
+      </w:r>
+    </w:p>
+    <w:p>
+      <w:r>
+        <w:t xml:space="preserve">      </w:t>
+      </w:r>
+      <w:proofErr w:type="gramStart"/>
+      <w:r>
+        <w:t>:View</w:t>
+      </w:r>
+      <w:proofErr w:type="gramEnd"/>
+      <w:r>
+        <w:t xml:space="preserve"> active complaints (deadline based on product size - FR-C-10);</w:t>
+      </w:r>
+    </w:p>
+    <w:p>
+      <w:r>
+        <w:t xml:space="preserve">      </w:t>
+      </w:r>
+      <w:proofErr w:type="gramStart"/>
+      <w:r>
+        <w:t>:See</w:t>
+      </w:r>
+      <w:proofErr w:type="gramEnd"/>
+      <w:r>
+        <w:t xml:space="preserve"> evidence (images, description);</w:t>
+      </w:r>
+    </w:p>
+    <w:p>
+      <w:r>
+        <w:t xml:space="preserve">      </w:t>
+      </w:r>
+      <w:proofErr w:type="gramStart"/>
+      <w:r>
+        <w:t>:Accept</w:t>
+      </w:r>
+      <w:proofErr w:type="gramEnd"/>
+      <w:r>
+        <w:t>/reject complaint\n- If accept: choose refund or return, assign responsible stakeholder\n- System calculates return fuel cost (FR-CL-18);</w:t>
+      </w:r>
+    </w:p>
+    <w:p>
+      <w:r>
+        <w:t xml:space="preserve">      </w:t>
+      </w:r>
+      <w:proofErr w:type="gramStart"/>
+      <w:r>
+        <w:t>:Execute</w:t>
+      </w:r>
+      <w:proofErr w:type="gramEnd"/>
+      <w:r>
+        <w:t xml:space="preserve"> resolution\n- Refund to customer wallet (FR-C-</w:t>
+      </w:r>
+      <w:proofErr w:type="gramStart"/>
+      <w:r>
+        <w:t>11)\</w:t>
+      </w:r>
+      <w:proofErr w:type="gramEnd"/>
+      <w:r>
+        <w:t>n- Initiate return workflow (UC16);</w:t>
+      </w:r>
+    </w:p>
+    <w:p>
+      <w:r>
+        <w:t xml:space="preserve">    elseif (Approve Price Updates? - UC28) then</w:t>
+      </w:r>
+    </w:p>
+    <w:p>
+      <w:r>
+        <w:t xml:space="preserve">      </w:t>
+      </w:r>
+      <w:proofErr w:type="gramStart"/>
+      <w:r>
+        <w:t>:Emergency</w:t>
+      </w:r>
+      <w:proofErr w:type="gramEnd"/>
+      <w:r>
+        <w:t xml:space="preserve"> notification: view price update requests\n- See fuel cost to shop, expected profit impact (FR-CL-24);</w:t>
+      </w:r>
+    </w:p>
+    <w:p>
+      <w:r>
+        <w:t xml:space="preserve">      </w:t>
+      </w:r>
+      <w:proofErr w:type="gramStart"/>
+      <w:r>
+        <w:t>:Approve</w:t>
+      </w:r>
+      <w:proofErr w:type="gramEnd"/>
+      <w:r>
+        <w:t xml:space="preserve"> → payment to shopkeeper, loss recorded against future profit (FR-CL-24);</w:t>
+      </w:r>
+    </w:p>
+    <w:p>
+      <w:r>
+        <w:t xml:space="preserve">      </w:t>
+      </w:r>
+      <w:proofErr w:type="gramStart"/>
+      <w:r>
+        <w:t>:Reject</w:t>
+      </w:r>
+      <w:proofErr w:type="gramEnd"/>
+      <w:r>
+        <w:t xml:space="preserve"> → product removed and reallocated;</w:t>
+      </w:r>
+    </w:p>
+    <w:p>
+      <w:r>
+        <w:t xml:space="preserve">    endif</w:t>
+      </w:r>
+    </w:p>
+    <w:p>
+      <w:r>
+        <w:t xml:space="preserve">  }</w:t>
+      </w:r>
+    </w:p>
+    <w:p/>
+    <w:p>
+      <w:r>
+        <w:t xml:space="preserve">  partition "Financial" {</w:t>
+      </w:r>
+    </w:p>
+    <w:p>
+      <w:r>
+        <w:t xml:space="preserve">    if (View Financial Reports? - UC23) then</w:t>
+      </w:r>
+    </w:p>
+    <w:p>
+      <w:r>
+        <w:t xml:space="preserve">      </w:t>
+      </w:r>
+      <w:proofErr w:type="gramStart"/>
+      <w:r>
+        <w:t>:Generate</w:t>
+      </w:r>
+      <w:proofErr w:type="gramEnd"/>
+      <w:r>
+        <w:t xml:space="preserve"> Income Statement, Balance Sheet, Cash Flow (FR-CL-25);</w:t>
+      </w:r>
+    </w:p>
+    <w:p>
+      <w:r>
+        <w:t xml:space="preserve">      </w:t>
+      </w:r>
+      <w:proofErr w:type="gramStart"/>
+      <w:r>
+        <w:t>:Base</w:t>
+      </w:r>
+      <w:proofErr w:type="gramEnd"/>
+      <w:r>
+        <w:rPr>
+          <w:rFonts w:ascii="Cambria Math" w:hAnsi="Cambria Math" w:cs="Cambria Math"/>
+        </w:rPr>
+        <w:t>‑</w:t>
+      </w:r>
+      <w:r>
+        <w:t>wise stats: delivery fee vs fuel cost (FR-CL-15);</w:t>
+      </w:r>
+    </w:p>
+    <w:p>
+      <w:r>
+        <w:t xml:space="preserve">      </w:t>
+      </w:r>
+      <w:proofErr w:type="gramStart"/>
+      <w:r>
+        <w:t>:View</w:t>
+      </w:r>
+      <w:proofErr w:type="gramEnd"/>
+      <w:r>
+        <w:t xml:space="preserve"> unpaid profit shares per rider (FR-CL-20);</w:t>
+      </w:r>
+    </w:p>
+    <w:p>
+      <w:r>
+        <w:t xml:space="preserve">      </w:t>
+      </w:r>
+      <w:proofErr w:type="gramStart"/>
+      <w:r>
+        <w:t>:Release</w:t>
+      </w:r>
+      <w:proofErr w:type="gramEnd"/>
+      <w:r>
+        <w:t xml:space="preserve"> profit shares (FR-CL-28) – heed chunk size (FR-CL-04);</w:t>
+      </w:r>
+    </w:p>
+    <w:p>
+      <w:r>
+        <w:t xml:space="preserve">    elseif (Manage App Treasure? - UC29) then</w:t>
+      </w:r>
+    </w:p>
+    <w:p>
+      <w:r>
+        <w:t xml:space="preserve">      </w:t>
+      </w:r>
+      <w:proofErr w:type="gramStart"/>
+      <w:r>
+        <w:t>:View</w:t>
+      </w:r>
+      <w:proofErr w:type="gramEnd"/>
+      <w:r>
+        <w:t xml:space="preserve"> current balance and transaction history;</w:t>
+      </w:r>
+    </w:p>
+    <w:p>
+      <w:r>
+        <w:t xml:space="preserve">      </w:t>
+      </w:r>
+      <w:proofErr w:type="gramStart"/>
+      <w:r>
+        <w:t>:Deposit</w:t>
+      </w:r>
+      <w:proofErr w:type="gramEnd"/>
+      <w:r>
+        <w:t xml:space="preserve"> funds (via </w:t>
+      </w:r>
+      <w:proofErr w:type="spellStart"/>
+      <w:r>
+        <w:t>tokenised</w:t>
+      </w:r>
+      <w:proofErr w:type="spellEnd"/>
+      <w:r>
+        <w:t xml:space="preserve"> payment);</w:t>
+      </w:r>
+    </w:p>
+    <w:p>
+      <w:r>
+        <w:t xml:space="preserve">      </w:t>
+      </w:r>
+      <w:proofErr w:type="gramStart"/>
+      <w:r>
+        <w:t>:Withdraw</w:t>
+      </w:r>
+      <w:proofErr w:type="gramEnd"/>
+      <w:r>
+        <w:t xml:space="preserve"> funds (with chunk size / multi</w:t>
+      </w:r>
+      <w:r>
+        <w:rPr>
+          <w:rFonts w:ascii="Cambria Math" w:hAnsi="Cambria Math" w:cs="Cambria Math"/>
+        </w:rPr>
+        <w:t>‑</w:t>
+      </w:r>
+      <w:r>
+        <w:t>client approval for large amounts);</w:t>
+      </w:r>
+    </w:p>
+    <w:p>
+      <w:r>
+        <w:t xml:space="preserve">    elseif (Manage Budgets &amp; Plans? - UC25) then</w:t>
+      </w:r>
+    </w:p>
+    <w:p>
+      <w:r>
+        <w:t xml:space="preserve">      </w:t>
+      </w:r>
+      <w:proofErr w:type="gramStart"/>
+      <w:r>
+        <w:t>:Create</w:t>
+      </w:r>
+      <w:proofErr w:type="gramEnd"/>
+      <w:r>
+        <w:t xml:space="preserve"> internal budget (reason, attachments, target rider) – unanimous approval (FR-CL-21);</w:t>
+      </w:r>
+    </w:p>
+    <w:p>
+      <w:r>
+        <w:t xml:space="preserve">      </w:t>
+      </w:r>
+      <w:proofErr w:type="gramStart"/>
+      <w:r>
+        <w:t>:Create</w:t>
+      </w:r>
+      <w:proofErr w:type="gramEnd"/>
+      <w:r>
+        <w:t xml:space="preserve"> plan (budget, timeline, description) – app recommends dividend (FR-CL-39);</w:t>
+      </w:r>
+    </w:p>
+    <w:p>
+      <w:r>
+        <w:t xml:space="preserve">      </w:t>
+      </w:r>
+      <w:proofErr w:type="gramStart"/>
+      <w:r>
+        <w:t>:Allocate</w:t>
+      </w:r>
+      <w:proofErr w:type="gramEnd"/>
+      <w:r>
+        <w:t xml:space="preserve"> budget to never</w:t>
+      </w:r>
+      <w:r>
+        <w:rPr>
+          <w:rFonts w:ascii="Cambria Math" w:hAnsi="Cambria Math" w:cs="Cambria Math"/>
+        </w:rPr>
+        <w:t>‑</w:t>
+      </w:r>
+      <w:r>
+        <w:t>bought products (FR-CL-35);</w:t>
+      </w:r>
+    </w:p>
+    <w:p>
+      <w:r>
+        <w:t xml:space="preserve">      note right</w:t>
+      </w:r>
+    </w:p>
+    <w:p>
+      <w:r>
+        <w:t xml:space="preserve">        When no rider accepts an order after escalation (FR-RA-03),</w:t>
+      </w:r>
+    </w:p>
+    <w:p>
+      <w:r>
+        <w:t xml:space="preserve">        client can allocate extra budget – system shows total app profit,</w:t>
+      </w:r>
+    </w:p>
+    <w:p>
+      <w:r>
+        <w:t xml:space="preserve">        cost, rider costs, and unpaid profit per client (FR-CL-40).</w:t>
+      </w:r>
+    </w:p>
+    <w:p>
+      <w:r>
+        <w:t xml:space="preserve">      end note</w:t>
+      </w:r>
+    </w:p>
+    <w:p>
+      <w:r>
+        <w:t xml:space="preserve">    elseif (Configure Discount Events? - UC26) then</w:t>
+      </w:r>
+    </w:p>
+    <w:p>
+      <w:r>
+        <w:t xml:space="preserve">      </w:t>
+      </w:r>
+      <w:proofErr w:type="gramStart"/>
+      <w:r>
+        <w:t>:Create</w:t>
+      </w:r>
+      <w:proofErr w:type="gramEnd"/>
+      <w:r>
+        <w:t xml:space="preserve"> discount event (date range, % of app profit, optional media) – unanimous approval (FR-CL-34);</w:t>
+      </w:r>
+    </w:p>
+    <w:p>
+      <w:r>
+        <w:t xml:space="preserve">      </w:t>
+      </w:r>
+      <w:proofErr w:type="gramStart"/>
+      <w:r>
+        <w:t>:Event</w:t>
+      </w:r>
+      <w:proofErr w:type="gramEnd"/>
+      <w:r>
+        <w:t xml:space="preserve"> auto</w:t>
+      </w:r>
+      <w:r>
+        <w:rPr>
+          <w:rFonts w:ascii="Cambria Math" w:hAnsi="Cambria Math" w:cs="Cambria Math"/>
+        </w:rPr>
+        <w:t>‑</w:t>
+      </w:r>
+      <w:r>
+        <w:t xml:space="preserve">activates </w:t>
+      </w:r>
+      <w:r>
+        <w:rPr>
+          <w:rFonts w:ascii="Calibri" w:hAnsi="Calibri" w:cs="Calibri"/>
+        </w:rPr>
+        <w:t>→</w:t>
+      </w:r>
+      <w:r>
+        <w:t xml:space="preserve"> system allocates discount budget per customer (FR-D-</w:t>
+      </w:r>
+      <w:proofErr w:type="gramStart"/>
+      <w:r>
+        <w:t>02..</w:t>
+      </w:r>
+      <w:proofErr w:type="gramEnd"/>
+      <w:r>
+        <w:t>05);</w:t>
+      </w:r>
+    </w:p>
+    <w:p>
+      <w:r>
+        <w:t xml:space="preserve">      note right</w:t>
+      </w:r>
+    </w:p>
+    <w:p>
+      <w:r>
+        <w:t xml:space="preserve">        Discount per product ≥2%, capped at triple average quantity (FR-D-04, FR-D-05).</w:t>
+      </w:r>
+    </w:p>
+    <w:p>
+      <w:r>
+        <w:t xml:space="preserve">      end note</w:t>
+      </w:r>
+    </w:p>
+    <w:p>
+      <w:r>
+        <w:t xml:space="preserve">    endif</w:t>
+      </w:r>
+    </w:p>
+    <w:p>
+      <w:r>
+        <w:t xml:space="preserve">  }</w:t>
+      </w:r>
+    </w:p>
+    <w:p/>
+    <w:p>
+      <w:r>
+        <w:t xml:space="preserve">  partition "Legal &amp; Settings" {</w:t>
+      </w:r>
+    </w:p>
+    <w:p>
+      <w:r>
+        <w:t xml:space="preserve">    if (Manage Legal Agreements? - UC29a) then</w:t>
+      </w:r>
+    </w:p>
+    <w:p>
+      <w:r>
+        <w:t xml:space="preserve">      </w:t>
+      </w:r>
+      <w:proofErr w:type="gramStart"/>
+      <w:r>
+        <w:t>:Create</w:t>
+      </w:r>
+      <w:proofErr w:type="gramEnd"/>
+      <w:r>
+        <w:t>/update rider and customer agreements (FR-CL-</w:t>
+      </w:r>
+      <w:proofErr w:type="gramStart"/>
+      <w:r>
+        <w:t>33)\</w:t>
+      </w:r>
+      <w:proofErr w:type="gramEnd"/>
+      <w:r>
+        <w:t>n- Versioning, effective date;</w:t>
+      </w:r>
+    </w:p>
+    <w:p>
+      <w:r>
+        <w:t xml:space="preserve">      </w:t>
+      </w:r>
+      <w:proofErr w:type="gramStart"/>
+      <w:r>
+        <w:t>:Publish</w:t>
+      </w:r>
+      <w:proofErr w:type="gramEnd"/>
+      <w:r>
+        <w:t xml:space="preserve"> or retire versions;</w:t>
+      </w:r>
+    </w:p>
+    <w:p>
+      <w:r>
+        <w:t xml:space="preserve">    endif</w:t>
+      </w:r>
+    </w:p>
+    <w:p>
+      <w:r>
+        <w:t xml:space="preserve">  }</w:t>
+      </w:r>
+    </w:p>
+    <w:p/>
+    <w:p>
+      <w:r>
+        <w:t xml:space="preserve">  </w:t>
+      </w:r>
+      <w:proofErr w:type="gramStart"/>
+      <w:r>
+        <w:t>:Return</w:t>
+      </w:r>
+      <w:proofErr w:type="gramEnd"/>
+      <w:r>
+        <w:t xml:space="preserve"> to dashboard;</w:t>
+      </w:r>
+    </w:p>
+    <w:p>
+      <w:proofErr w:type="spellStart"/>
+      <w:r>
+        <w:t>endwhile</w:t>
+      </w:r>
+      <w:proofErr w:type="spellEnd"/>
+    </w:p>
+    <w:p>
+      <w:r>
+        <w:t>stop</w:t>
+      </w:r>
+    </w:p>
+    <w:p/>
+    <w:p>
+      <w:r>
+        <w:t>@enduml</w:t>
+      </w:r>
+    </w:p>
+    <w:p/>
+    <w:p>
+      <w:pPr>
+        <w:pStyle w:val="Heading1"/>
+      </w:pPr>
+      <w:r>
+        <w:t xml:space="preserve">Screen Transition </w:t>
+      </w:r>
+      <w:proofErr w:type="gramStart"/>
+      <w:r>
+        <w:t>Diagrams(</w:t>
+      </w:r>
+      <w:proofErr w:type="gramEnd"/>
+      <w:r>
+        <w:t>for mobile &amp; web)</w:t>
+      </w:r>
+    </w:p>
+    <w:p>
+      <w:pPr>
+        <w:pStyle w:val="Heading2"/>
+      </w:pPr>
+      <w:r>
+        <w:t>Customer</w:t>
+      </w:r>
+    </w:p>
+    <w:p>
+      <w:r>
+        <w:t>@startuml</w:t>
+      </w:r>
+    </w:p>
+    <w:p>
+      <w:proofErr w:type="gramStart"/>
+      <w:r>
+        <w:t>!theme</w:t>
+      </w:r>
+      <w:proofErr w:type="gramEnd"/>
+      <w:r>
+        <w:t xml:space="preserve"> plain</w:t>
+      </w:r>
+    </w:p>
+    <w:p>
+      <w:r>
+        <w:t>title Screen Transition Diagram – Customer (Mobile / Web) – v9.0 Final Verified</w:t>
+      </w:r>
+    </w:p>
+    <w:p/>
+    <w:p>
+      <w:proofErr w:type="spellStart"/>
+      <w:r>
+        <w:t>skinparam</w:t>
+      </w:r>
+      <w:proofErr w:type="spellEnd"/>
+      <w:r>
+        <w:t xml:space="preserve"> state {</w:t>
+      </w:r>
+    </w:p>
+    <w:p>
+      <w:r>
+        <w:t xml:space="preserve">  </w:t>
+      </w:r>
+      <w:proofErr w:type="spellStart"/>
+      <w:r>
+        <w:t>BackgroundColor</w:t>
+      </w:r>
+      <w:proofErr w:type="spellEnd"/>
+      <w:r>
+        <w:t xml:space="preserve"> #E8F0FE</w:t>
+      </w:r>
+    </w:p>
+    <w:p>
+      <w:r>
+        <w:t xml:space="preserve">  </w:t>
+      </w:r>
+      <w:proofErr w:type="spellStart"/>
+      <w:r>
+        <w:t>BorderColor</w:t>
+      </w:r>
+      <w:proofErr w:type="spellEnd"/>
+      <w:r>
+        <w:t xml:space="preserve"> #1A73E8</w:t>
+      </w:r>
+    </w:p>
+    <w:p>
+      <w:r>
+        <w:t xml:space="preserve">  </w:t>
+      </w:r>
+      <w:proofErr w:type="spellStart"/>
+      <w:r>
+        <w:t>FontColor</w:t>
+      </w:r>
+      <w:proofErr w:type="spellEnd"/>
+      <w:r>
+        <w:t xml:space="preserve"> #1A73E8</w:t>
+      </w:r>
+    </w:p>
+    <w:p>
+      <w:r>
+        <w:t>}</w:t>
+      </w:r>
+    </w:p>
+    <w:p/>
+    <w:p>
+      <w:r>
+        <w:t xml:space="preserve">[*] --&gt; </w:t>
+      </w:r>
+      <w:proofErr w:type="spellStart"/>
+      <w:proofErr w:type="gramStart"/>
+      <w:r>
+        <w:t>SplashLaunch</w:t>
+      </w:r>
+      <w:proofErr w:type="spellEnd"/>
+      <w:r>
+        <w:t xml:space="preserve"> :</w:t>
+      </w:r>
+      <w:proofErr w:type="gramEnd"/>
+      <w:r>
+        <w:t xml:space="preserve"> App / website launched</w:t>
+      </w:r>
+    </w:p>
+    <w:p/>
+    <w:p>
+      <w:r>
+        <w:t xml:space="preserve">state </w:t>
+      </w:r>
+      <w:proofErr w:type="spellStart"/>
+      <w:r>
+        <w:t>SplashLaunch</w:t>
+      </w:r>
+      <w:proofErr w:type="spellEnd"/>
+    </w:p>
+    <w:p>
+      <w:r>
+        <w:t>state Login &lt;&lt;choice&gt;&gt;</w:t>
+      </w:r>
+    </w:p>
+    <w:p>
+      <w:r>
+        <w:t xml:space="preserve">state </w:t>
+      </w:r>
+      <w:proofErr w:type="spellStart"/>
+      <w:r>
+        <w:t>ForgotPassword</w:t>
+      </w:r>
+      <w:proofErr w:type="spellEnd"/>
+    </w:p>
+    <w:p>
+      <w:r>
+        <w:t xml:space="preserve">state </w:t>
+      </w:r>
+      <w:proofErr w:type="spellStart"/>
+      <w:r>
+        <w:t>RegisterScreen</w:t>
+      </w:r>
+      <w:proofErr w:type="spellEnd"/>
+    </w:p>
+    <w:p>
+      <w:r>
+        <w:t xml:space="preserve">state </w:t>
+      </w:r>
+      <w:proofErr w:type="spellStart"/>
+      <w:r>
+        <w:t>MainBrowse</w:t>
+      </w:r>
+      <w:proofErr w:type="spellEnd"/>
+    </w:p>
+    <w:p>
+      <w:r>
+        <w:t xml:space="preserve">state </w:t>
+      </w:r>
+      <w:proofErr w:type="spellStart"/>
+      <w:r>
+        <w:t>ProductDetails</w:t>
+      </w:r>
+      <w:proofErr w:type="spellEnd"/>
+    </w:p>
+    <w:p>
+      <w:r>
+        <w:t>state Wishlist</w:t>
+      </w:r>
+    </w:p>
+    <w:p>
+      <w:r>
+        <w:t>state Cart</w:t>
+      </w:r>
+    </w:p>
+    <w:p>
+      <w:r>
+        <w:t>state Checkout</w:t>
+      </w:r>
+    </w:p>
+    <w:p>
+      <w:r>
+        <w:t xml:space="preserve">state </w:t>
+      </w:r>
+      <w:proofErr w:type="spellStart"/>
+      <w:r>
+        <w:t>AddressPicker</w:t>
+      </w:r>
+      <w:proofErr w:type="spellEnd"/>
+    </w:p>
+    <w:p>
+      <w:r>
+        <w:t>state Payment</w:t>
+      </w:r>
+    </w:p>
+    <w:p>
+      <w:r>
+        <w:t xml:space="preserve">state </w:t>
+      </w:r>
+      <w:proofErr w:type="spellStart"/>
+      <w:r>
+        <w:t>OrderConfirmation</w:t>
+      </w:r>
+      <w:proofErr w:type="spellEnd"/>
+    </w:p>
+    <w:p>
+      <w:r>
+        <w:t xml:space="preserve">state </w:t>
+      </w:r>
+      <w:proofErr w:type="spellStart"/>
+      <w:r>
+        <w:t>OrderTracking</w:t>
+      </w:r>
+      <w:proofErr w:type="spellEnd"/>
+    </w:p>
+    <w:p>
+      <w:r>
+        <w:t xml:space="preserve">state </w:t>
+      </w:r>
+      <w:proofErr w:type="spellStart"/>
+      <w:r>
+        <w:t>OrderHistory</w:t>
+      </w:r>
+      <w:proofErr w:type="spellEnd"/>
+    </w:p>
+    <w:p>
+      <w:r>
+        <w:t xml:space="preserve">state </w:t>
+      </w:r>
+      <w:proofErr w:type="spellStart"/>
+      <w:r>
+        <w:t>OrderDetails</w:t>
+      </w:r>
+      <w:proofErr w:type="spellEnd"/>
+    </w:p>
+    <w:p>
+      <w:r>
+        <w:t xml:space="preserve">state </w:t>
+      </w:r>
+      <w:proofErr w:type="spellStart"/>
+      <w:r>
+        <w:t>ReceiptScreen</w:t>
+      </w:r>
+      <w:proofErr w:type="spellEnd"/>
+    </w:p>
+    <w:p>
+      <w:r>
+        <w:t xml:space="preserve">state </w:t>
+      </w:r>
+      <w:proofErr w:type="spellStart"/>
+      <w:r>
+        <w:t>RateProduct</w:t>
+      </w:r>
+      <w:proofErr w:type="spellEnd"/>
+    </w:p>
+    <w:p>
+      <w:r>
+        <w:t>state Complaint</w:t>
+      </w:r>
+    </w:p>
+    <w:p>
+      <w:r>
+        <w:t xml:space="preserve">state </w:t>
+      </w:r>
+      <w:proofErr w:type="spellStart"/>
+      <w:r>
+        <w:t>WalletScreen</w:t>
+      </w:r>
+      <w:proofErr w:type="spellEnd"/>
+    </w:p>
+    <w:p>
+      <w:r>
+        <w:t xml:space="preserve">state </w:t>
+      </w:r>
+      <w:proofErr w:type="spellStart"/>
+      <w:r>
+        <w:t>AboutContact</w:t>
+      </w:r>
+      <w:proofErr w:type="spellEnd"/>
+    </w:p>
+    <w:p/>
+    <w:p>
+      <w:proofErr w:type="spellStart"/>
+      <w:r>
+        <w:t>SplashLaunch</w:t>
+      </w:r>
+      <w:proofErr w:type="spellEnd"/>
+      <w:r>
+        <w:t xml:space="preserve"> --&gt; </w:t>
+      </w:r>
+      <w:proofErr w:type="gramStart"/>
+      <w:r>
+        <w:t>Login :</w:t>
+      </w:r>
+      <w:proofErr w:type="gramEnd"/>
+      <w:r>
+        <w:t xml:space="preserve"> Has account?</w:t>
+      </w:r>
+    </w:p>
+    <w:p>
+      <w:r>
+        <w:t xml:space="preserve">Login --&gt; </w:t>
+      </w:r>
+      <w:proofErr w:type="spellStart"/>
+      <w:proofErr w:type="gramStart"/>
+      <w:r>
+        <w:t>RegisterScreen</w:t>
+      </w:r>
+      <w:proofErr w:type="spellEnd"/>
+      <w:r>
+        <w:t xml:space="preserve"> :</w:t>
+      </w:r>
+      <w:proofErr w:type="gramEnd"/>
+      <w:r>
+        <w:t xml:space="preserve"> No / Register</w:t>
+      </w:r>
+    </w:p>
+    <w:p>
+      <w:r>
+        <w:t xml:space="preserve">Login --&gt; </w:t>
+      </w:r>
+      <w:proofErr w:type="spellStart"/>
+      <w:proofErr w:type="gramStart"/>
+      <w:r>
+        <w:t>ForgotPassword</w:t>
+      </w:r>
+      <w:proofErr w:type="spellEnd"/>
+      <w:r>
+        <w:t xml:space="preserve"> :</w:t>
+      </w:r>
+      <w:proofErr w:type="gramEnd"/>
+      <w:r>
+        <w:t xml:space="preserve"> "Forgot password?"</w:t>
+      </w:r>
+    </w:p>
+    <w:p>
+      <w:proofErr w:type="spellStart"/>
+      <w:r>
+        <w:t>ForgotPassword</w:t>
+      </w:r>
+      <w:proofErr w:type="spellEnd"/>
+      <w:r>
+        <w:t xml:space="preserve"> --&gt; </w:t>
+      </w:r>
+      <w:proofErr w:type="gramStart"/>
+      <w:r>
+        <w:t>Login :</w:t>
+      </w:r>
+      <w:proofErr w:type="gramEnd"/>
+      <w:r>
+        <w:t xml:space="preserve"> Reset link sent</w:t>
+      </w:r>
+    </w:p>
+    <w:p>
+      <w:proofErr w:type="spellStart"/>
+      <w:r>
+        <w:t>RegisterScreen</w:t>
+      </w:r>
+      <w:proofErr w:type="spellEnd"/>
+      <w:r>
+        <w:t xml:space="preserve"> --&gt; </w:t>
+      </w:r>
+      <w:proofErr w:type="spellStart"/>
+      <w:proofErr w:type="gramStart"/>
+      <w:r>
+        <w:t>MainBrowse</w:t>
+      </w:r>
+      <w:proofErr w:type="spellEnd"/>
+      <w:r>
+        <w:t xml:space="preserve"> :</w:t>
+      </w:r>
+      <w:proofErr w:type="gramEnd"/>
+      <w:r>
+        <w:t xml:space="preserve"> Registration complete</w:t>
+      </w:r>
+    </w:p>
+    <w:p>
+      <w:r>
+        <w:t xml:space="preserve">Login --&gt; </w:t>
+      </w:r>
+      <w:proofErr w:type="spellStart"/>
+      <w:proofErr w:type="gramStart"/>
+      <w:r>
+        <w:t>MainBrowse</w:t>
+      </w:r>
+      <w:proofErr w:type="spellEnd"/>
+      <w:r>
+        <w:t xml:space="preserve"> :</w:t>
+      </w:r>
+      <w:proofErr w:type="gramEnd"/>
+      <w:r>
+        <w:t xml:space="preserve"> Yes / Login successful</w:t>
+      </w:r>
+    </w:p>
+    <w:p/>
+    <w:p>
+      <w:proofErr w:type="spellStart"/>
+      <w:r>
+        <w:t>MainBrowse</w:t>
+      </w:r>
+      <w:proofErr w:type="spellEnd"/>
+      <w:r>
+        <w:t xml:space="preserve"> --&gt; </w:t>
+      </w:r>
+      <w:proofErr w:type="spellStart"/>
+      <w:proofErr w:type="gramStart"/>
+      <w:r>
+        <w:t>ProductDetails</w:t>
+      </w:r>
+      <w:proofErr w:type="spellEnd"/>
+      <w:r>
+        <w:t xml:space="preserve"> :</w:t>
+      </w:r>
+      <w:proofErr w:type="gramEnd"/>
+      <w:r>
+        <w:t xml:space="preserve"> Tap product</w:t>
+      </w:r>
+    </w:p>
+    <w:p>
+      <w:proofErr w:type="spellStart"/>
+      <w:r>
+        <w:t>MainBrowse</w:t>
+      </w:r>
+      <w:proofErr w:type="spellEnd"/>
+      <w:r>
+        <w:t xml:space="preserve"> --&gt; </w:t>
+      </w:r>
+      <w:proofErr w:type="spellStart"/>
+      <w:proofErr w:type="gramStart"/>
+      <w:r>
+        <w:t>AddressPicker</w:t>
+      </w:r>
+      <w:proofErr w:type="spellEnd"/>
+      <w:r>
+        <w:t xml:space="preserve"> :</w:t>
+      </w:r>
+      <w:proofErr w:type="gramEnd"/>
+      <w:r>
+        <w:t xml:space="preserve"> Change delivery address</w:t>
+      </w:r>
+    </w:p>
+    <w:p>
+      <w:proofErr w:type="spellStart"/>
+      <w:r>
+        <w:t>AddressPicker</w:t>
+      </w:r>
+      <w:proofErr w:type="spellEnd"/>
+      <w:r>
+        <w:t xml:space="preserve"> --&gt; </w:t>
+      </w:r>
+      <w:proofErr w:type="spellStart"/>
+      <w:proofErr w:type="gramStart"/>
+      <w:r>
+        <w:t>MainBrowse</w:t>
+      </w:r>
+      <w:proofErr w:type="spellEnd"/>
+      <w:r>
+        <w:t xml:space="preserve"> :</w:t>
+      </w:r>
+      <w:proofErr w:type="gramEnd"/>
+      <w:r>
+        <w:t xml:space="preserve"> Address updated / area recalculated</w:t>
+      </w:r>
+    </w:p>
+    <w:p/>
+    <w:p>
+      <w:proofErr w:type="spellStart"/>
+      <w:r>
+        <w:t>ProductDetails</w:t>
+      </w:r>
+      <w:proofErr w:type="spellEnd"/>
+      <w:r>
+        <w:t xml:space="preserve"> --&gt; </w:t>
+      </w:r>
+      <w:proofErr w:type="spellStart"/>
+      <w:proofErr w:type="gramStart"/>
+      <w:r>
+        <w:t>MainBrowse</w:t>
+      </w:r>
+      <w:proofErr w:type="spellEnd"/>
+      <w:r>
+        <w:t xml:space="preserve"> :</w:t>
+      </w:r>
+      <w:proofErr w:type="gramEnd"/>
+      <w:r>
+        <w:t xml:space="preserve"> Back / Continue shopping</w:t>
+      </w:r>
+    </w:p>
+    <w:p>
+      <w:proofErr w:type="spellStart"/>
+      <w:r>
+        <w:t>ProductDetails</w:t>
+      </w:r>
+      <w:proofErr w:type="spellEnd"/>
+      <w:r>
+        <w:t xml:space="preserve"> --&gt; </w:t>
+      </w:r>
+      <w:proofErr w:type="gramStart"/>
+      <w:r>
+        <w:t>Wishlist :</w:t>
+      </w:r>
+      <w:proofErr w:type="gramEnd"/>
+      <w:r>
+        <w:t xml:space="preserve"> "Add to Wishlist" (FR-C-24)</w:t>
+      </w:r>
+    </w:p>
+    <w:p>
+      <w:proofErr w:type="spellStart"/>
+      <w:r>
+        <w:t>ProductDetails</w:t>
+      </w:r>
+      <w:proofErr w:type="spellEnd"/>
+      <w:r>
+        <w:t xml:space="preserve"> --&gt; </w:t>
+      </w:r>
+      <w:proofErr w:type="gramStart"/>
+      <w:r>
+        <w:t>Cart :</w:t>
+      </w:r>
+      <w:proofErr w:type="gramEnd"/>
+      <w:r>
+        <w:t xml:space="preserve"> "Add to Cart"</w:t>
+      </w:r>
+    </w:p>
+    <w:p/>
+    <w:p>
+      <w:r>
+        <w:t xml:space="preserve">Cart --&gt; </w:t>
+      </w:r>
+      <w:proofErr w:type="gramStart"/>
+      <w:r>
+        <w:t>Checkout :</w:t>
+      </w:r>
+      <w:proofErr w:type="gramEnd"/>
+      <w:r>
+        <w:t xml:space="preserve"> "Proceed to Checkout"</w:t>
+      </w:r>
+    </w:p>
+    <w:p>
+      <w:r>
+        <w:t xml:space="preserve">Cart --&gt; </w:t>
+      </w:r>
+      <w:proofErr w:type="spellStart"/>
+      <w:proofErr w:type="gramStart"/>
+      <w:r>
+        <w:t>MainBrowse</w:t>
+      </w:r>
+      <w:proofErr w:type="spellEnd"/>
+      <w:r>
+        <w:t xml:space="preserve"> :</w:t>
+      </w:r>
+      <w:proofErr w:type="gramEnd"/>
+      <w:r>
+        <w:t xml:space="preserve"> Continue shopping</w:t>
+      </w:r>
+    </w:p>
+    <w:p>
+      <w:r>
+        <w:t xml:space="preserve">Checkout --&gt; </w:t>
+      </w:r>
+      <w:proofErr w:type="spellStart"/>
+      <w:proofErr w:type="gramStart"/>
+      <w:r>
+        <w:t>AddressPicker</w:t>
+      </w:r>
+      <w:proofErr w:type="spellEnd"/>
+      <w:r>
+        <w:t xml:space="preserve"> :</w:t>
+      </w:r>
+      <w:proofErr w:type="gramEnd"/>
+      <w:r>
+        <w:t xml:space="preserve"> Address missing</w:t>
+      </w:r>
+    </w:p>
+    <w:p>
+      <w:proofErr w:type="spellStart"/>
+      <w:r>
+        <w:t>AddressPicker</w:t>
+      </w:r>
+      <w:proofErr w:type="spellEnd"/>
+      <w:r>
+        <w:t xml:space="preserve"> --&gt; </w:t>
+      </w:r>
+      <w:proofErr w:type="gramStart"/>
+      <w:r>
+        <w:t>Checkout :</w:t>
+      </w:r>
+      <w:proofErr w:type="gramEnd"/>
+      <w:r>
+        <w:t xml:space="preserve"> Address set</w:t>
+      </w:r>
+    </w:p>
+    <w:p/>
+    <w:p>
+      <w:r>
+        <w:t xml:space="preserve">Checkout --&gt; </w:t>
+      </w:r>
+      <w:proofErr w:type="gramStart"/>
+      <w:r>
+        <w:t>Payment :</w:t>
+      </w:r>
+      <w:proofErr w:type="gramEnd"/>
+      <w:r>
+        <w:t xml:space="preserve"> Select method &amp; wallet amount (FR-C-13, FR-C-14)</w:t>
+      </w:r>
+    </w:p>
+    <w:p>
+      <w:r>
+        <w:t xml:space="preserve">Payment --&gt; </w:t>
+      </w:r>
+      <w:proofErr w:type="spellStart"/>
+      <w:proofErr w:type="gramStart"/>
+      <w:r>
+        <w:t>OrderConfirmation</w:t>
+      </w:r>
+      <w:proofErr w:type="spellEnd"/>
+      <w:r>
+        <w:t xml:space="preserve"> :</w:t>
+      </w:r>
+      <w:proofErr w:type="gramEnd"/>
+      <w:r>
+        <w:t xml:space="preserve"> Payment success</w:t>
+      </w:r>
+    </w:p>
+    <w:p>
+      <w:r>
+        <w:t xml:space="preserve">Payment --&gt; </w:t>
+      </w:r>
+      <w:proofErr w:type="gramStart"/>
+      <w:r>
+        <w:t>Payment :</w:t>
+      </w:r>
+      <w:proofErr w:type="gramEnd"/>
+      <w:r>
+        <w:t xml:space="preserve"> Payment failed / retry (NFR-10)</w:t>
+      </w:r>
+    </w:p>
+    <w:p/>
+    <w:p>
+      <w:proofErr w:type="spellStart"/>
+      <w:r>
+        <w:t>OrderConfirmation</w:t>
+      </w:r>
+      <w:proofErr w:type="spellEnd"/>
+      <w:r>
+        <w:t xml:space="preserve"> --&gt; </w:t>
+      </w:r>
+      <w:proofErr w:type="spellStart"/>
+      <w:proofErr w:type="gramStart"/>
+      <w:r>
+        <w:t>OrderTracking</w:t>
+      </w:r>
+      <w:proofErr w:type="spellEnd"/>
+      <w:r>
+        <w:t xml:space="preserve"> :</w:t>
+      </w:r>
+      <w:proofErr w:type="gramEnd"/>
+      <w:r>
+        <w:t xml:space="preserve"> "Track Order"</w:t>
+      </w:r>
+    </w:p>
+    <w:p>
+      <w:proofErr w:type="spellStart"/>
+      <w:r>
+        <w:t>OrderTracking</w:t>
+      </w:r>
+      <w:proofErr w:type="spellEnd"/>
+      <w:r>
+        <w:t xml:space="preserve"> --&gt; [*</w:t>
+      </w:r>
+      <w:proofErr w:type="gramStart"/>
+      <w:r>
+        <w:t>] :</w:t>
+      </w:r>
+      <w:proofErr w:type="gramEnd"/>
+      <w:r>
+        <w:t xml:space="preserve"> "Cancel order" (within 5 min) / refund to wallet (FR-C-23)</w:t>
+      </w:r>
+    </w:p>
+    <w:p>
+      <w:proofErr w:type="spellStart"/>
+      <w:r>
+        <w:t>OrderTracking</w:t>
+      </w:r>
+      <w:proofErr w:type="spellEnd"/>
+      <w:r>
+        <w:t xml:space="preserve"> --&gt; </w:t>
+      </w:r>
+      <w:proofErr w:type="spellStart"/>
+      <w:proofErr w:type="gramStart"/>
+      <w:r>
+        <w:t>OrderHistory</w:t>
+      </w:r>
+      <w:proofErr w:type="spellEnd"/>
+      <w:r>
+        <w:t xml:space="preserve"> :</w:t>
+      </w:r>
+      <w:proofErr w:type="gramEnd"/>
+      <w:r>
+        <w:t xml:space="preserve"> Order delivered / automatic</w:t>
+      </w:r>
+    </w:p>
+    <w:p/>
+    <w:p>
+      <w:proofErr w:type="spellStart"/>
+      <w:r>
+        <w:t>OrderHistory</w:t>
+      </w:r>
+      <w:proofErr w:type="spellEnd"/>
+      <w:r>
+        <w:t xml:space="preserve"> --&gt; </w:t>
+      </w:r>
+      <w:proofErr w:type="spellStart"/>
+      <w:proofErr w:type="gramStart"/>
+      <w:r>
+        <w:t>OrderDetails</w:t>
+      </w:r>
+      <w:proofErr w:type="spellEnd"/>
+      <w:r>
+        <w:t xml:space="preserve"> :</w:t>
+      </w:r>
+      <w:proofErr w:type="gramEnd"/>
+      <w:r>
+        <w:t xml:space="preserve"> Tap order</w:t>
+      </w:r>
+    </w:p>
+    <w:p>
+      <w:proofErr w:type="spellStart"/>
+      <w:r>
+        <w:t>OrderDetails</w:t>
+      </w:r>
+      <w:proofErr w:type="spellEnd"/>
+      <w:r>
+        <w:t xml:space="preserve"> --&gt; </w:t>
+      </w:r>
+      <w:proofErr w:type="spellStart"/>
+      <w:proofErr w:type="gramStart"/>
+      <w:r>
+        <w:t>ReceiptScreen</w:t>
+      </w:r>
+      <w:proofErr w:type="spellEnd"/>
+      <w:r>
+        <w:t xml:space="preserve"> :</w:t>
+      </w:r>
+      <w:proofErr w:type="gramEnd"/>
+      <w:r>
+        <w:t xml:space="preserve"> "Save receipt" (FR-C-21, SEC-22)</w:t>
+      </w:r>
+    </w:p>
+    <w:p>
+      <w:proofErr w:type="spellStart"/>
+      <w:r>
+        <w:t>ReceiptScreen</w:t>
+      </w:r>
+      <w:proofErr w:type="spellEnd"/>
+      <w:r>
+        <w:t xml:space="preserve"> --&gt; </w:t>
+      </w:r>
+      <w:proofErr w:type="spellStart"/>
+      <w:proofErr w:type="gramStart"/>
+      <w:r>
+        <w:t>OrderDetails</w:t>
+      </w:r>
+      <w:proofErr w:type="spellEnd"/>
+      <w:r>
+        <w:t xml:space="preserve"> :</w:t>
+      </w:r>
+      <w:proofErr w:type="gramEnd"/>
+      <w:r>
+        <w:t xml:space="preserve"> Receipt saved to gallery</w:t>
+      </w:r>
+    </w:p>
+    <w:p>
+      <w:proofErr w:type="spellStart"/>
+      <w:r>
+        <w:t>OrderDetails</w:t>
+      </w:r>
+      <w:proofErr w:type="spellEnd"/>
+      <w:r>
+        <w:t xml:space="preserve"> --&gt; </w:t>
+      </w:r>
+      <w:proofErr w:type="spellStart"/>
+      <w:proofErr w:type="gramStart"/>
+      <w:r>
+        <w:t>RateProduct</w:t>
+      </w:r>
+      <w:proofErr w:type="spellEnd"/>
+      <w:r>
+        <w:t xml:space="preserve"> :</w:t>
+      </w:r>
+      <w:proofErr w:type="gramEnd"/>
+      <w:r>
+        <w:t xml:space="preserve"> "Rate product" (FR-C-03)</w:t>
+      </w:r>
+    </w:p>
+    <w:p>
+      <w:proofErr w:type="spellStart"/>
+      <w:r>
+        <w:t>RateProduct</w:t>
+      </w:r>
+      <w:proofErr w:type="spellEnd"/>
+      <w:r>
+        <w:t xml:space="preserve"> --&gt; </w:t>
+      </w:r>
+      <w:proofErr w:type="spellStart"/>
+      <w:proofErr w:type="gramStart"/>
+      <w:r>
+        <w:t>OrderDetails</w:t>
+      </w:r>
+      <w:proofErr w:type="spellEnd"/>
+      <w:r>
+        <w:t xml:space="preserve"> :</w:t>
+      </w:r>
+      <w:proofErr w:type="gramEnd"/>
+      <w:r>
+        <w:t xml:space="preserve"> Rating submitted</w:t>
+      </w:r>
+    </w:p>
+    <w:p>
+      <w:proofErr w:type="spellStart"/>
+      <w:r>
+        <w:t>OrderDetails</w:t>
+      </w:r>
+      <w:proofErr w:type="spellEnd"/>
+      <w:r>
+        <w:t xml:space="preserve"> --&gt; </w:t>
+      </w:r>
+      <w:proofErr w:type="gramStart"/>
+      <w:r>
+        <w:t>Complaint :</w:t>
+      </w:r>
+      <w:proofErr w:type="gramEnd"/>
+      <w:r>
+        <w:t xml:space="preserve"> "File complaint" (FR-C-10)</w:t>
+      </w:r>
+    </w:p>
+    <w:p>
+      <w:r>
+        <w:t xml:space="preserve">Complaint --&gt; </w:t>
+      </w:r>
+      <w:proofErr w:type="spellStart"/>
+      <w:proofErr w:type="gramStart"/>
+      <w:r>
+        <w:t>OrderDetails</w:t>
+      </w:r>
+      <w:proofErr w:type="spellEnd"/>
+      <w:r>
+        <w:t xml:space="preserve"> :</w:t>
+      </w:r>
+      <w:proofErr w:type="gramEnd"/>
+      <w:r>
+        <w:t xml:space="preserve"> Complaint submitted</w:t>
+      </w:r>
+    </w:p>
+    <w:p>
+      <w:proofErr w:type="spellStart"/>
+      <w:r>
+        <w:t>OrderDetails</w:t>
+      </w:r>
+      <w:proofErr w:type="spellEnd"/>
+      <w:r>
+        <w:t xml:space="preserve"> --&gt; </w:t>
+      </w:r>
+      <w:proofErr w:type="spellStart"/>
+      <w:proofErr w:type="gramStart"/>
+      <w:r>
+        <w:t>OrderHistory</w:t>
+      </w:r>
+      <w:proofErr w:type="spellEnd"/>
+      <w:r>
+        <w:t xml:space="preserve"> :</w:t>
+      </w:r>
+      <w:proofErr w:type="gramEnd"/>
+      <w:r>
+        <w:t xml:space="preserve"> Back</w:t>
+      </w:r>
+    </w:p>
+    <w:p/>
+    <w:p>
+      <w:proofErr w:type="spellStart"/>
+      <w:r>
+        <w:t>OrderHistory</w:t>
+      </w:r>
+      <w:proofErr w:type="spellEnd"/>
+      <w:r>
+        <w:t xml:space="preserve"> --&gt; </w:t>
+      </w:r>
+      <w:proofErr w:type="spellStart"/>
+      <w:proofErr w:type="gramStart"/>
+      <w:r>
+        <w:t>WalletScreen</w:t>
+      </w:r>
+      <w:proofErr w:type="spellEnd"/>
+      <w:r>
+        <w:t xml:space="preserve"> :</w:t>
+      </w:r>
+      <w:proofErr w:type="gramEnd"/>
+      <w:r>
+        <w:t xml:space="preserve"> "Manage Wallet" (FR-C-20)</w:t>
+      </w:r>
+    </w:p>
+    <w:p>
+      <w:proofErr w:type="spellStart"/>
+      <w:r>
+        <w:t>WalletScreen</w:t>
+      </w:r>
+      <w:proofErr w:type="spellEnd"/>
+      <w:r>
+        <w:t xml:space="preserve"> --&gt; </w:t>
+      </w:r>
+      <w:proofErr w:type="spellStart"/>
+      <w:proofErr w:type="gramStart"/>
+      <w:r>
+        <w:t>OrderHistory</w:t>
+      </w:r>
+      <w:proofErr w:type="spellEnd"/>
+      <w:r>
+        <w:t xml:space="preserve"> :</w:t>
+      </w:r>
+      <w:proofErr w:type="gramEnd"/>
+      <w:r>
+        <w:t xml:space="preserve"> Deposit / Withdraw (SEC-18)</w:t>
+      </w:r>
+    </w:p>
+    <w:p/>
+    <w:p>
+      <w:proofErr w:type="spellStart"/>
+      <w:r>
+        <w:t>MainBrowse</w:t>
+      </w:r>
+      <w:proofErr w:type="spellEnd"/>
+      <w:r>
+        <w:t xml:space="preserve"> --&gt; </w:t>
+      </w:r>
+      <w:proofErr w:type="spellStart"/>
+      <w:proofErr w:type="gramStart"/>
+      <w:r>
+        <w:t>AboutContact</w:t>
+      </w:r>
+      <w:proofErr w:type="spellEnd"/>
+      <w:r>
+        <w:t xml:space="preserve"> :</w:t>
+      </w:r>
+      <w:proofErr w:type="gramEnd"/>
+      <w:r>
+        <w:t xml:space="preserve"> "Contact / About" (FR-C-22)</w:t>
+      </w:r>
+    </w:p>
+    <w:p>
+      <w:proofErr w:type="spellStart"/>
+      <w:r>
+        <w:t>AboutContact</w:t>
+      </w:r>
+      <w:proofErr w:type="spellEnd"/>
+      <w:r>
+        <w:t xml:space="preserve"> --&gt; </w:t>
+      </w:r>
+      <w:proofErr w:type="spellStart"/>
+      <w:proofErr w:type="gramStart"/>
+      <w:r>
+        <w:t>MainBrowse</w:t>
+      </w:r>
+      <w:proofErr w:type="spellEnd"/>
+      <w:r>
+        <w:t xml:space="preserve"> :</w:t>
+      </w:r>
+      <w:proofErr w:type="gramEnd"/>
+      <w:r>
+        <w:t xml:space="preserve"> Back</w:t>
+      </w:r>
+    </w:p>
+    <w:p/>
+    <w:p>
+      <w:proofErr w:type="spellStart"/>
+      <w:r>
+        <w:t>MainBrowse</w:t>
+      </w:r>
+      <w:proofErr w:type="spellEnd"/>
+      <w:r>
+        <w:t xml:space="preserve"> --&gt; </w:t>
+      </w:r>
+      <w:proofErr w:type="gramStart"/>
+      <w:r>
+        <w:t>Wishlist :</w:t>
+      </w:r>
+      <w:proofErr w:type="gramEnd"/>
+      <w:r>
+        <w:t xml:space="preserve"> View </w:t>
+      </w:r>
+      <w:proofErr w:type="spellStart"/>
+      <w:r>
+        <w:t>wishlist</w:t>
+      </w:r>
+      <w:proofErr w:type="spellEnd"/>
+    </w:p>
+    <w:p>
+      <w:r>
+        <w:t xml:space="preserve">Wishlist --&gt; </w:t>
+      </w:r>
+      <w:proofErr w:type="spellStart"/>
+      <w:proofErr w:type="gramStart"/>
+      <w:r>
+        <w:t>MainBrowse</w:t>
+      </w:r>
+      <w:proofErr w:type="spellEnd"/>
+      <w:r>
+        <w:t xml:space="preserve"> :</w:t>
+      </w:r>
+      <w:proofErr w:type="gramEnd"/>
+      <w:r>
+        <w:t xml:space="preserve"> Back</w:t>
+      </w:r>
+    </w:p>
+    <w:p/>
+    <w:p>
+      <w:proofErr w:type="spellStart"/>
+      <w:r>
+        <w:t>MainBrowse</w:t>
+      </w:r>
+      <w:proofErr w:type="spellEnd"/>
+      <w:r>
+        <w:t xml:space="preserve"> --&gt; </w:t>
+      </w:r>
+      <w:proofErr w:type="gramStart"/>
+      <w:r>
+        <w:t>Cart :</w:t>
+      </w:r>
+      <w:proofErr w:type="gramEnd"/>
+      <w:r>
+        <w:t xml:space="preserve"> View cart</w:t>
+      </w:r>
+    </w:p>
+    <w:p>
+      <w:proofErr w:type="spellStart"/>
+      <w:r>
+        <w:t>OrderHistory</w:t>
+      </w:r>
+      <w:proofErr w:type="spellEnd"/>
+      <w:r>
+        <w:t xml:space="preserve"> --&gt; </w:t>
+      </w:r>
+      <w:proofErr w:type="spellStart"/>
+      <w:proofErr w:type="gramStart"/>
+      <w:r>
+        <w:t>MainBrowse</w:t>
+      </w:r>
+      <w:proofErr w:type="spellEnd"/>
+      <w:r>
+        <w:t xml:space="preserve"> :</w:t>
+      </w:r>
+      <w:proofErr w:type="gramEnd"/>
+      <w:r>
+        <w:t xml:space="preserve"> Continue shopping</w:t>
+      </w:r>
+    </w:p>
+    <w:p/>
+    <w:p>
+      <w:r>
+        <w:t>@enduml</w:t>
+      </w:r>
+    </w:p>
+    <w:p/>
+    <w:p>
+      <w:pPr>
+        <w:pStyle w:val="Heading2"/>
+      </w:pPr>
+      <w:r>
+        <w:t>Rider</w:t>
+      </w:r>
+    </w:p>
+    <w:p>
+      <w:r>
+        <w:t>@startuml</w:t>
+      </w:r>
+    </w:p>
+    <w:p>
+      <w:proofErr w:type="gramStart"/>
+      <w:r>
+        <w:t>!theme</w:t>
+      </w:r>
+      <w:proofErr w:type="gramEnd"/>
+      <w:r>
+        <w:t xml:space="preserve"> plain</w:t>
+      </w:r>
+    </w:p>
+    <w:p>
+      <w:r>
+        <w:t>title Screen Transition Diagram – Rider (Mobile) – v9.0 Final Verified</w:t>
+      </w:r>
+    </w:p>
+    <w:p/>
+    <w:p>
+      <w:proofErr w:type="spellStart"/>
+      <w:r>
+        <w:t>skinparam</w:t>
+      </w:r>
+      <w:proofErr w:type="spellEnd"/>
+      <w:r>
+        <w:t xml:space="preserve"> state {</w:t>
+      </w:r>
+    </w:p>
+    <w:p>
+      <w:r>
+        <w:t xml:space="preserve">  </w:t>
+      </w:r>
+      <w:proofErr w:type="spellStart"/>
+      <w:r>
+        <w:t>BackgroundColor</w:t>
+      </w:r>
+      <w:proofErr w:type="spellEnd"/>
+      <w:r>
+        <w:t xml:space="preserve"> #FCE8E6</w:t>
+      </w:r>
+    </w:p>
+    <w:p>
+      <w:r>
+        <w:t xml:space="preserve">  </w:t>
+      </w:r>
+      <w:proofErr w:type="spellStart"/>
+      <w:r>
+        <w:t>BorderColor</w:t>
+      </w:r>
+      <w:proofErr w:type="spellEnd"/>
+      <w:r>
+        <w:t xml:space="preserve"> #D93025</w:t>
+      </w:r>
+    </w:p>
+    <w:p>
+      <w:r>
+        <w:t xml:space="preserve">  </w:t>
+      </w:r>
+      <w:proofErr w:type="spellStart"/>
+      <w:r>
+        <w:t>FontColor</w:t>
+      </w:r>
+      <w:proofErr w:type="spellEnd"/>
+      <w:r>
+        <w:t xml:space="preserve"> #D93025</w:t>
+      </w:r>
+    </w:p>
+    <w:p>
+      <w:r>
+        <w:t>}</w:t>
+      </w:r>
+    </w:p>
+    <w:p/>
+    <w:p>
+      <w:r>
+        <w:t xml:space="preserve">[*] --&gt; </w:t>
+      </w:r>
+      <w:proofErr w:type="spellStart"/>
+      <w:r>
+        <w:t>SplashLogin</w:t>
+      </w:r>
+      <w:proofErr w:type="spellEnd"/>
+    </w:p>
+    <w:p/>
+    <w:p>
+      <w:r>
+        <w:t xml:space="preserve">state </w:t>
+      </w:r>
+      <w:proofErr w:type="spellStart"/>
+      <w:r>
+        <w:t>SplashLogin</w:t>
+      </w:r>
+      <w:proofErr w:type="spellEnd"/>
+    </w:p>
+    <w:p>
+      <w:r>
+        <w:t xml:space="preserve">state </w:t>
+      </w:r>
+      <w:proofErr w:type="spellStart"/>
+      <w:r>
+        <w:t>RegisterRider</w:t>
+      </w:r>
+      <w:proofErr w:type="spellEnd"/>
+    </w:p>
+    <w:p>
+      <w:r>
+        <w:t xml:space="preserve">state </w:t>
+      </w:r>
+      <w:proofErr w:type="spellStart"/>
+      <w:r>
+        <w:t>ApprovalWait</w:t>
+      </w:r>
+      <w:proofErr w:type="spellEnd"/>
+    </w:p>
+    <w:p>
+      <w:r>
+        <w:t xml:space="preserve">state </w:t>
+      </w:r>
+      <w:proofErr w:type="spellStart"/>
+      <w:r>
+        <w:t>HomeAvailableOrders</w:t>
+      </w:r>
+      <w:proofErr w:type="spellEnd"/>
+    </w:p>
+    <w:p>
+      <w:r>
+        <w:t xml:space="preserve">state </w:t>
+      </w:r>
+      <w:proofErr w:type="spellStart"/>
+      <w:r>
+        <w:t>OrderPreview</w:t>
+      </w:r>
+      <w:proofErr w:type="spellEnd"/>
+    </w:p>
+    <w:p>
+      <w:r>
+        <w:t xml:space="preserve">state </w:t>
+      </w:r>
+      <w:proofErr w:type="spellStart"/>
+      <w:r>
+        <w:t>ActiveTripMap</w:t>
+      </w:r>
+      <w:proofErr w:type="spellEnd"/>
+    </w:p>
+    <w:p>
+      <w:r>
+        <w:t xml:space="preserve">state </w:t>
+      </w:r>
+      <w:proofErr w:type="spellStart"/>
+      <w:r>
+        <w:t>OrderSequenceScreen</w:t>
+      </w:r>
+      <w:proofErr w:type="spellEnd"/>
+    </w:p>
+    <w:p>
+      <w:r>
+        <w:t xml:space="preserve">state </w:t>
+      </w:r>
+      <w:proofErr w:type="spellStart"/>
+      <w:r>
+        <w:t>ShopStop</w:t>
+      </w:r>
+      <w:proofErr w:type="spellEnd"/>
+    </w:p>
+    <w:p>
+      <w:r>
+        <w:t xml:space="preserve">state </w:t>
+      </w:r>
+      <w:proofErr w:type="spellStart"/>
+      <w:r>
+        <w:t>PriceUpdateForm</w:t>
+      </w:r>
+      <w:proofErr w:type="spellEnd"/>
+    </w:p>
+    <w:p>
+      <w:r>
+        <w:t xml:space="preserve">state </w:t>
+      </w:r>
+      <w:proofErr w:type="spellStart"/>
+      <w:r>
+        <w:t>CustomerStop</w:t>
+      </w:r>
+      <w:proofErr w:type="spellEnd"/>
+    </w:p>
+    <w:p>
+      <w:r>
+        <w:t xml:space="preserve">state </w:t>
+      </w:r>
+      <w:proofErr w:type="spellStart"/>
+      <w:r>
+        <w:t>ReturnRoute</w:t>
+      </w:r>
+      <w:proofErr w:type="spellEnd"/>
+    </w:p>
+    <w:p>
+      <w:r>
+        <w:t xml:space="preserve">state </w:t>
+      </w:r>
+      <w:proofErr w:type="spellStart"/>
+      <w:r>
+        <w:t>IncidentReport</w:t>
+      </w:r>
+      <w:proofErr w:type="spellEnd"/>
+    </w:p>
+    <w:p>
+      <w:r>
+        <w:t xml:space="preserve">state </w:t>
+      </w:r>
+      <w:proofErr w:type="spellStart"/>
+      <w:r>
+        <w:t>DeviationProofScreen</w:t>
+      </w:r>
+      <w:proofErr w:type="spellEnd"/>
+    </w:p>
+    <w:p>
+      <w:r>
+        <w:t xml:space="preserve">state </w:t>
+      </w:r>
+      <w:proofErr w:type="spellStart"/>
+      <w:r>
+        <w:t>RiderWallet</w:t>
+      </w:r>
+      <w:proofErr w:type="spellEnd"/>
+    </w:p>
+    <w:p>
+      <w:r>
+        <w:t xml:space="preserve">state </w:t>
+      </w:r>
+      <w:proofErr w:type="spellStart"/>
+      <w:r>
+        <w:t>AccountSettings</w:t>
+      </w:r>
+      <w:proofErr w:type="spellEnd"/>
+    </w:p>
+    <w:p/>
+    <w:p>
+      <w:proofErr w:type="spellStart"/>
+      <w:r>
+        <w:t>SplashLogin</w:t>
+      </w:r>
+      <w:proofErr w:type="spellEnd"/>
+      <w:r>
+        <w:t xml:space="preserve"> --&gt; </w:t>
+      </w:r>
+      <w:proofErr w:type="spellStart"/>
+      <w:proofErr w:type="gramStart"/>
+      <w:r>
+        <w:t>RegisterRider</w:t>
+      </w:r>
+      <w:proofErr w:type="spellEnd"/>
+      <w:r>
+        <w:t xml:space="preserve"> :</w:t>
+      </w:r>
+      <w:proofErr w:type="gramEnd"/>
+      <w:r>
+        <w:t xml:space="preserve"> Not registered</w:t>
+      </w:r>
+    </w:p>
+    <w:p>
+      <w:proofErr w:type="spellStart"/>
+      <w:r>
+        <w:t>RegisterRider</w:t>
+      </w:r>
+      <w:proofErr w:type="spellEnd"/>
+      <w:r>
+        <w:t xml:space="preserve"> --&gt; </w:t>
+      </w:r>
+      <w:proofErr w:type="spellStart"/>
+      <w:proofErr w:type="gramStart"/>
+      <w:r>
+        <w:t>ApprovalWait</w:t>
+      </w:r>
+      <w:proofErr w:type="spellEnd"/>
+      <w:r>
+        <w:t xml:space="preserve"> :</w:t>
+      </w:r>
+      <w:proofErr w:type="gramEnd"/>
+      <w:r>
+        <w:t xml:space="preserve"> Submit application</w:t>
+      </w:r>
+    </w:p>
+    <w:p>
+      <w:proofErr w:type="spellStart"/>
+      <w:r>
+        <w:t>ApprovalWait</w:t>
+      </w:r>
+      <w:proofErr w:type="spellEnd"/>
+      <w:r>
+        <w:t xml:space="preserve"> --&gt; </w:t>
+      </w:r>
+      <w:proofErr w:type="spellStart"/>
+      <w:proofErr w:type="gramStart"/>
+      <w:r>
+        <w:t>SplashLogin</w:t>
+      </w:r>
+      <w:proofErr w:type="spellEnd"/>
+      <w:r>
+        <w:t xml:space="preserve"> :</w:t>
+      </w:r>
+      <w:proofErr w:type="gramEnd"/>
+      <w:r>
+        <w:t xml:space="preserve"> Approval email (login again)</w:t>
+      </w:r>
+    </w:p>
+    <w:p>
+      <w:proofErr w:type="spellStart"/>
+      <w:r>
+        <w:t>SplashLogin</w:t>
+      </w:r>
+      <w:proofErr w:type="spellEnd"/>
+      <w:r>
+        <w:t xml:space="preserve"> --&gt; </w:t>
+      </w:r>
+      <w:proofErr w:type="spellStart"/>
+      <w:proofErr w:type="gramStart"/>
+      <w:r>
+        <w:t>HomeAvailableOrders</w:t>
+      </w:r>
+      <w:proofErr w:type="spellEnd"/>
+      <w:r>
+        <w:t xml:space="preserve"> :</w:t>
+      </w:r>
+      <w:proofErr w:type="gramEnd"/>
+      <w:r>
+        <w:t xml:space="preserve"> Registered &amp; approved / login</w:t>
+      </w:r>
+    </w:p>
+    <w:p/>
+    <w:p>
+      <w:proofErr w:type="spellStart"/>
+      <w:r>
+        <w:t>HomeAvailableOrders</w:t>
+      </w:r>
+      <w:proofErr w:type="spellEnd"/>
+      <w:r>
+        <w:t xml:space="preserve"> --&gt; </w:t>
+      </w:r>
+      <w:proofErr w:type="spellStart"/>
+      <w:proofErr w:type="gramStart"/>
+      <w:r>
+        <w:t>OrderPreview</w:t>
+      </w:r>
+      <w:proofErr w:type="spellEnd"/>
+      <w:r>
+        <w:t xml:space="preserve"> :</w:t>
+      </w:r>
+      <w:proofErr w:type="gramEnd"/>
+      <w:r>
+        <w:t xml:space="preserve"> Select orders</w:t>
+      </w:r>
+    </w:p>
+    <w:p>
+      <w:proofErr w:type="spellStart"/>
+      <w:r>
+        <w:t>OrderPreview</w:t>
+      </w:r>
+      <w:proofErr w:type="spellEnd"/>
+      <w:r>
+        <w:t xml:space="preserve"> --&gt; </w:t>
+      </w:r>
+      <w:proofErr w:type="spellStart"/>
+      <w:proofErr w:type="gramStart"/>
+      <w:r>
+        <w:t>ActiveTripMap</w:t>
+      </w:r>
+      <w:proofErr w:type="spellEnd"/>
+      <w:r>
+        <w:t xml:space="preserve"> :</w:t>
+      </w:r>
+      <w:proofErr w:type="gramEnd"/>
+      <w:r>
+        <w:t xml:space="preserve"> Accept trip</w:t>
+      </w:r>
+    </w:p>
+    <w:p>
+      <w:proofErr w:type="spellStart"/>
+      <w:r>
+        <w:t>OrderPreview</w:t>
+      </w:r>
+      <w:proofErr w:type="spellEnd"/>
+      <w:r>
+        <w:t xml:space="preserve"> --&gt; </w:t>
+      </w:r>
+      <w:proofErr w:type="spellStart"/>
+      <w:proofErr w:type="gramStart"/>
+      <w:r>
+        <w:t>HomeAvailableOrders</w:t>
+      </w:r>
+      <w:proofErr w:type="spellEnd"/>
+      <w:r>
+        <w:t xml:space="preserve"> :</w:t>
+      </w:r>
+      <w:proofErr w:type="gramEnd"/>
+      <w:r>
+        <w:t xml:space="preserve"> Cancel selection</w:t>
+      </w:r>
+    </w:p>
+    <w:p>
+      <w:proofErr w:type="spellStart"/>
+      <w:r>
+        <w:t>OrderPreview</w:t>
+      </w:r>
+      <w:proofErr w:type="spellEnd"/>
+      <w:r>
+        <w:t xml:space="preserve"> --&gt; </w:t>
+      </w:r>
+      <w:proofErr w:type="spellStart"/>
+      <w:proofErr w:type="gramStart"/>
+      <w:r>
+        <w:t>HomeAvailableOrders</w:t>
+      </w:r>
+      <w:proofErr w:type="spellEnd"/>
+      <w:r>
+        <w:t xml:space="preserve"> :</w:t>
+      </w:r>
+      <w:proofErr w:type="gramEnd"/>
+      <w:r>
+        <w:t xml:space="preserve"> Cash limit exceeded / return to base (FR-R-12, FR-R-14)</w:t>
+      </w:r>
+    </w:p>
+    <w:p/>
+    <w:p>
+      <w:proofErr w:type="spellStart"/>
+      <w:r>
+        <w:t>ActiveTripMap</w:t>
+      </w:r>
+      <w:proofErr w:type="spellEnd"/>
+      <w:r>
+        <w:t xml:space="preserve"> --&gt; </w:t>
+      </w:r>
+      <w:proofErr w:type="spellStart"/>
+      <w:proofErr w:type="gramStart"/>
+      <w:r>
+        <w:t>OrderSequenceScreen</w:t>
+      </w:r>
+      <w:proofErr w:type="spellEnd"/>
+      <w:r>
+        <w:t xml:space="preserve"> :</w:t>
+      </w:r>
+      <w:proofErr w:type="gramEnd"/>
+      <w:r>
+        <w:t xml:space="preserve"> "Order Sequence" (FR-R-13)</w:t>
+      </w:r>
+    </w:p>
+    <w:p>
+      <w:proofErr w:type="spellStart"/>
+      <w:r>
+        <w:t>OrderSequenceScreen</w:t>
+      </w:r>
+      <w:proofErr w:type="spellEnd"/>
+      <w:r>
+        <w:t xml:space="preserve"> --&gt; </w:t>
+      </w:r>
+      <w:proofErr w:type="spellStart"/>
+      <w:proofErr w:type="gramStart"/>
+      <w:r>
+        <w:t>ActiveTripMap</w:t>
+      </w:r>
+      <w:proofErr w:type="spellEnd"/>
+      <w:r>
+        <w:t xml:space="preserve"> :</w:t>
+      </w:r>
+      <w:proofErr w:type="gramEnd"/>
+      <w:r>
+        <w:t xml:space="preserve"> Back</w:t>
+      </w:r>
+    </w:p>
+    <w:p>
+      <w:proofErr w:type="spellStart"/>
+      <w:r>
+        <w:t>ActiveTripMap</w:t>
+      </w:r>
+      <w:proofErr w:type="spellEnd"/>
+      <w:r>
+        <w:t xml:space="preserve"> --&gt; </w:t>
+      </w:r>
+      <w:proofErr w:type="spellStart"/>
+      <w:proofErr w:type="gramStart"/>
+      <w:r>
+        <w:t>ShopStop</w:t>
+      </w:r>
+      <w:proofErr w:type="spellEnd"/>
+      <w:r>
+        <w:t xml:space="preserve"> :</w:t>
+      </w:r>
+      <w:proofErr w:type="gramEnd"/>
+      <w:r>
+        <w:t xml:space="preserve"> Arrive at shop</w:t>
+      </w:r>
+    </w:p>
+    <w:p>
+      <w:proofErr w:type="spellStart"/>
+      <w:r>
+        <w:t>ShopStop</w:t>
+      </w:r>
+      <w:proofErr w:type="spellEnd"/>
+      <w:r>
+        <w:t xml:space="preserve"> --&gt; </w:t>
+      </w:r>
+      <w:proofErr w:type="spellStart"/>
+      <w:proofErr w:type="gramStart"/>
+      <w:r>
+        <w:t>PriceUpdateForm</w:t>
+      </w:r>
+      <w:proofErr w:type="spellEnd"/>
+      <w:r>
+        <w:t xml:space="preserve"> :</w:t>
+      </w:r>
+      <w:proofErr w:type="gramEnd"/>
+      <w:r>
+        <w:t xml:space="preserve"> Price differs (UC14)</w:t>
+      </w:r>
+    </w:p>
+    <w:p>
+      <w:proofErr w:type="spellStart"/>
+      <w:r>
+        <w:t>PriceUpdateForm</w:t>
+      </w:r>
+      <w:proofErr w:type="spellEnd"/>
+      <w:r>
+        <w:t xml:space="preserve"> --&gt; </w:t>
+      </w:r>
+      <w:proofErr w:type="spellStart"/>
+      <w:proofErr w:type="gramStart"/>
+      <w:r>
+        <w:t>ShopStop</w:t>
+      </w:r>
+      <w:proofErr w:type="spellEnd"/>
+      <w:r>
+        <w:t xml:space="preserve"> :</w:t>
+      </w:r>
+      <w:proofErr w:type="gramEnd"/>
+      <w:r>
+        <w:t xml:space="preserve"> Submit / cancel request</w:t>
+      </w:r>
+    </w:p>
+    <w:p>
+      <w:proofErr w:type="spellStart"/>
+      <w:r>
+        <w:t>ShopStop</w:t>
+      </w:r>
+      <w:proofErr w:type="spellEnd"/>
+      <w:r>
+        <w:t xml:space="preserve"> --&gt; </w:t>
+      </w:r>
+      <w:proofErr w:type="spellStart"/>
+      <w:proofErr w:type="gramStart"/>
+      <w:r>
+        <w:t>ActiveTripMap</w:t>
+      </w:r>
+      <w:proofErr w:type="spellEnd"/>
+      <w:r>
+        <w:t xml:space="preserve"> :</w:t>
+      </w:r>
+      <w:proofErr w:type="gramEnd"/>
+      <w:r>
+        <w:t xml:space="preserve"> Shop done (or product unavailable / price update)</w:t>
+      </w:r>
+    </w:p>
+    <w:p>
+      <w:proofErr w:type="spellStart"/>
+      <w:r>
+        <w:t>ShopStop</w:t>
+      </w:r>
+      <w:proofErr w:type="spellEnd"/>
+      <w:r>
+        <w:t xml:space="preserve"> --&gt; </w:t>
+      </w:r>
+      <w:proofErr w:type="spellStart"/>
+      <w:proofErr w:type="gramStart"/>
+      <w:r>
+        <w:t>CustomerStop</w:t>
+      </w:r>
+      <w:proofErr w:type="spellEnd"/>
+      <w:r>
+        <w:t xml:space="preserve"> :</w:t>
+      </w:r>
+      <w:proofErr w:type="gramEnd"/>
+      <w:r>
+        <w:t xml:space="preserve"> All shops done, next customer</w:t>
+      </w:r>
+    </w:p>
+    <w:p/>
+    <w:p>
+      <w:proofErr w:type="spellStart"/>
+      <w:r>
+        <w:t>CustomerStop</w:t>
+      </w:r>
+      <w:proofErr w:type="spellEnd"/>
+      <w:r>
+        <w:t xml:space="preserve"> --&gt; </w:t>
+      </w:r>
+      <w:proofErr w:type="spellStart"/>
+      <w:proofErr w:type="gramStart"/>
+      <w:r>
+        <w:t>ActiveTripMap</w:t>
+      </w:r>
+      <w:proofErr w:type="spellEnd"/>
+      <w:r>
+        <w:t xml:space="preserve"> :</w:t>
+      </w:r>
+      <w:proofErr w:type="gramEnd"/>
+      <w:r>
+        <w:t xml:space="preserve"> Order processed (UC15)</w:t>
+      </w:r>
+    </w:p>
+    <w:p>
+      <w:proofErr w:type="spellStart"/>
+      <w:r>
+        <w:t>CustomerStop</w:t>
+      </w:r>
+      <w:proofErr w:type="spellEnd"/>
+      <w:r>
+        <w:t xml:space="preserve"> --&gt; </w:t>
+      </w:r>
+      <w:proofErr w:type="spellStart"/>
+      <w:proofErr w:type="gramStart"/>
+      <w:r>
+        <w:t>ReturnRoute</w:t>
+      </w:r>
+      <w:proofErr w:type="spellEnd"/>
+      <w:r>
+        <w:t xml:space="preserve"> :</w:t>
+      </w:r>
+      <w:proofErr w:type="gramEnd"/>
+      <w:r>
+        <w:t xml:space="preserve"> "Not Received" (within 300m) (FR-R-17)</w:t>
+      </w:r>
+    </w:p>
+    <w:p>
+      <w:proofErr w:type="spellStart"/>
+      <w:r>
+        <w:t>ReturnRoute</w:t>
+      </w:r>
+      <w:proofErr w:type="spellEnd"/>
+      <w:r>
+        <w:t xml:space="preserve"> --&gt; </w:t>
+      </w:r>
+      <w:proofErr w:type="spellStart"/>
+      <w:proofErr w:type="gramStart"/>
+      <w:r>
+        <w:t>ActiveTripMap</w:t>
+      </w:r>
+      <w:proofErr w:type="spellEnd"/>
+      <w:r>
+        <w:t xml:space="preserve"> :</w:t>
+      </w:r>
+      <w:proofErr w:type="gramEnd"/>
+      <w:r>
+        <w:t xml:space="preserve"> Return to base/shop completed (FR-RT-</w:t>
+      </w:r>
+      <w:proofErr w:type="gramStart"/>
+      <w:r>
+        <w:t>01..</w:t>
+      </w:r>
+      <w:proofErr w:type="gramEnd"/>
+      <w:r>
+        <w:t>04)</w:t>
+      </w:r>
+    </w:p>
+    <w:p/>
+    <w:p>
+      <w:proofErr w:type="spellStart"/>
+      <w:r>
+        <w:t>ActiveTripMap</w:t>
+      </w:r>
+      <w:proofErr w:type="spellEnd"/>
+      <w:r>
+        <w:t xml:space="preserve"> --&gt; </w:t>
+      </w:r>
+      <w:proofErr w:type="spellStart"/>
+      <w:proofErr w:type="gramStart"/>
+      <w:r>
+        <w:t>HomeAvailableOrders</w:t>
+      </w:r>
+      <w:proofErr w:type="spellEnd"/>
+      <w:r>
+        <w:t xml:space="preserve"> :</w:t>
+      </w:r>
+      <w:proofErr w:type="gramEnd"/>
+      <w:r>
+        <w:t xml:space="preserve"> Trip completed &amp; cash deposited</w:t>
+      </w:r>
+    </w:p>
+    <w:p>
+      <w:proofErr w:type="spellStart"/>
+      <w:r>
+        <w:t>ActiveTripMap</w:t>
+      </w:r>
+      <w:proofErr w:type="spellEnd"/>
+      <w:r>
+        <w:t xml:space="preserve"> --&gt; </w:t>
+      </w:r>
+      <w:proofErr w:type="spellStart"/>
+      <w:proofErr w:type="gramStart"/>
+      <w:r>
+        <w:t>HomeAvailableOrders</w:t>
+      </w:r>
+      <w:proofErr w:type="spellEnd"/>
+      <w:r>
+        <w:t xml:space="preserve"> :</w:t>
+      </w:r>
+      <w:proofErr w:type="gramEnd"/>
+      <w:r>
+        <w:t xml:space="preserve"> Trip abandoned (vehicle / health incident) (FR-R-18, FR-R-19)</w:t>
+      </w:r>
+    </w:p>
+    <w:p/>
+    <w:p>
+      <w:proofErr w:type="spellStart"/>
+      <w:r>
+        <w:t>ActiveTripMap</w:t>
+      </w:r>
+      <w:proofErr w:type="spellEnd"/>
+      <w:r>
+        <w:t xml:space="preserve"> --&gt; </w:t>
+      </w:r>
+      <w:proofErr w:type="spellStart"/>
+      <w:proofErr w:type="gramStart"/>
+      <w:r>
+        <w:t>IncidentReport</w:t>
+      </w:r>
+      <w:proofErr w:type="spellEnd"/>
+      <w:r>
+        <w:t xml:space="preserve"> :</w:t>
+      </w:r>
+      <w:proofErr w:type="gramEnd"/>
+      <w:r>
+        <w:t xml:space="preserve"> Report deviation / vehicle issue / health (UC17)</w:t>
+      </w:r>
+    </w:p>
+    <w:p>
+      <w:proofErr w:type="spellStart"/>
+      <w:r>
+        <w:t>IncidentReport</w:t>
+      </w:r>
+      <w:proofErr w:type="spellEnd"/>
+      <w:r>
+        <w:t xml:space="preserve"> --&gt; </w:t>
+      </w:r>
+      <w:proofErr w:type="spellStart"/>
+      <w:proofErr w:type="gramStart"/>
+      <w:r>
+        <w:t>DeviationProofScreen</w:t>
+      </w:r>
+      <w:proofErr w:type="spellEnd"/>
+      <w:r>
+        <w:t xml:space="preserve"> :</w:t>
+      </w:r>
+      <w:proofErr w:type="gramEnd"/>
+      <w:r>
+        <w:t xml:space="preserve"> Submit proof (deviation only) (FR-R-07)</w:t>
+      </w:r>
+    </w:p>
+    <w:p>
+      <w:proofErr w:type="spellStart"/>
+      <w:r>
+        <w:t>DeviationProofScreen</w:t>
+      </w:r>
+      <w:proofErr w:type="spellEnd"/>
+      <w:r>
+        <w:t xml:space="preserve"> --&gt; </w:t>
+      </w:r>
+      <w:proofErr w:type="spellStart"/>
+      <w:proofErr w:type="gramStart"/>
+      <w:r>
+        <w:t>IncidentReport</w:t>
+      </w:r>
+      <w:proofErr w:type="spellEnd"/>
+      <w:r>
+        <w:t xml:space="preserve"> :</w:t>
+      </w:r>
+      <w:proofErr w:type="gramEnd"/>
+      <w:r>
+        <w:t xml:space="preserve"> Proof uploaded</w:t>
+      </w:r>
+    </w:p>
+    <w:p>
+      <w:proofErr w:type="spellStart"/>
+      <w:r>
+        <w:t>IncidentReport</w:t>
+      </w:r>
+      <w:proofErr w:type="spellEnd"/>
+      <w:r>
+        <w:t xml:space="preserve"> --&gt; </w:t>
+      </w:r>
+      <w:proofErr w:type="spellStart"/>
+      <w:proofErr w:type="gramStart"/>
+      <w:r>
+        <w:t>ActiveTripMap</w:t>
+      </w:r>
+      <w:proofErr w:type="spellEnd"/>
+      <w:r>
+        <w:t xml:space="preserve"> :</w:t>
+      </w:r>
+      <w:proofErr w:type="gramEnd"/>
+      <w:r>
+        <w:t xml:space="preserve"> Report handled / route updated</w:t>
+      </w:r>
+    </w:p>
+    <w:p/>
+    <w:p>
+      <w:proofErr w:type="spellStart"/>
+      <w:r>
+        <w:t>HomeAvailableOrders</w:t>
+      </w:r>
+      <w:proofErr w:type="spellEnd"/>
+      <w:r>
+        <w:t xml:space="preserve"> --&gt; </w:t>
+      </w:r>
+      <w:proofErr w:type="spellStart"/>
+      <w:proofErr w:type="gramStart"/>
+      <w:r>
+        <w:t>RiderWallet</w:t>
+      </w:r>
+      <w:proofErr w:type="spellEnd"/>
+      <w:r>
+        <w:t xml:space="preserve"> :</w:t>
+      </w:r>
+      <w:proofErr w:type="gramEnd"/>
+      <w:r>
+        <w:t xml:space="preserve"> View balance / transactions</w:t>
+      </w:r>
+    </w:p>
+    <w:p>
+      <w:proofErr w:type="spellStart"/>
+      <w:r>
+        <w:t>RiderWallet</w:t>
+      </w:r>
+      <w:proofErr w:type="spellEnd"/>
+      <w:r>
+        <w:t xml:space="preserve"> --&gt; </w:t>
+      </w:r>
+      <w:proofErr w:type="spellStart"/>
+      <w:proofErr w:type="gramStart"/>
+      <w:r>
+        <w:t>HomeAvailableOrders</w:t>
+      </w:r>
+      <w:proofErr w:type="spellEnd"/>
+      <w:r>
+        <w:t xml:space="preserve"> :</w:t>
+      </w:r>
+      <w:proofErr w:type="gramEnd"/>
+      <w:r>
+        <w:t xml:space="preserve"> Back</w:t>
+      </w:r>
+    </w:p>
+    <w:p/>
+    <w:p>
+      <w:proofErr w:type="spellStart"/>
+      <w:r>
+        <w:t>HomeAvailableOrders</w:t>
+      </w:r>
+      <w:proofErr w:type="spellEnd"/>
+      <w:r>
+        <w:t xml:space="preserve"> --&gt; </w:t>
+      </w:r>
+      <w:proofErr w:type="spellStart"/>
+      <w:proofErr w:type="gramStart"/>
+      <w:r>
+        <w:t>AccountSettings</w:t>
+      </w:r>
+      <w:proofErr w:type="spellEnd"/>
+      <w:r>
+        <w:t xml:space="preserve"> :</w:t>
+      </w:r>
+      <w:proofErr w:type="gramEnd"/>
+      <w:r>
+        <w:t xml:space="preserve"> Close account (UC18)</w:t>
+      </w:r>
+    </w:p>
+    <w:p>
+      <w:proofErr w:type="spellStart"/>
+      <w:r>
+        <w:t>AccountSettings</w:t>
+      </w:r>
+      <w:proofErr w:type="spellEnd"/>
+      <w:r>
+        <w:t xml:space="preserve"> --&gt; [*</w:t>
+      </w:r>
+      <w:proofErr w:type="gramStart"/>
+      <w:r>
+        <w:t>] :</w:t>
+      </w:r>
+      <w:proofErr w:type="gramEnd"/>
+      <w:r>
+        <w:t xml:space="preserve"> Account closed (FR-AC-03)</w:t>
+      </w:r>
+    </w:p>
+    <w:p/>
+    <w:p>
+      <w:r>
+        <w:t>@enduml</w:t>
+      </w:r>
+    </w:p>
+    <w:p/>
+    <w:p>
+      <w:pPr>
+        <w:pStyle w:val="Heading2"/>
+      </w:pPr>
+      <w:r>
+        <w:t>Client (Admin)</w:t>
+      </w:r>
+    </w:p>
+    <w:p>
+      <w:r>
+        <w:t>@startuml</w:t>
+      </w:r>
+    </w:p>
+    <w:p>
+      <w:proofErr w:type="gramStart"/>
+      <w:r>
+        <w:t>!theme</w:t>
+      </w:r>
+      <w:proofErr w:type="gramEnd"/>
+      <w:r>
+        <w:t xml:space="preserve"> plain</w:t>
+      </w:r>
+    </w:p>
+    <w:p>
+      <w:r>
+        <w:t>title Screen Transition Diagram – Client (Admin Web) – v9.0 Final Verified</w:t>
+      </w:r>
+    </w:p>
+    <w:p/>
+    <w:p>
+      <w:proofErr w:type="spellStart"/>
+      <w:r>
+        <w:t>skinparam</w:t>
+      </w:r>
+      <w:proofErr w:type="spellEnd"/>
+      <w:r>
+        <w:t xml:space="preserve"> state {</w:t>
+      </w:r>
+    </w:p>
+    <w:p>
+      <w:r>
+        <w:t xml:space="preserve">  </w:t>
+      </w:r>
+      <w:proofErr w:type="spellStart"/>
+      <w:r>
+        <w:t>BackgroundColor</w:t>
+      </w:r>
+      <w:proofErr w:type="spellEnd"/>
+      <w:r>
+        <w:t xml:space="preserve"> #E6F4EA</w:t>
+      </w:r>
+    </w:p>
+    <w:p>
+      <w:r>
+        <w:t xml:space="preserve">  </w:t>
+      </w:r>
+      <w:proofErr w:type="spellStart"/>
+      <w:r>
+        <w:t>BorderColor</w:t>
+      </w:r>
+      <w:proofErr w:type="spellEnd"/>
+      <w:r>
+        <w:t xml:space="preserve"> #137333</w:t>
+      </w:r>
+    </w:p>
+    <w:p>
+      <w:r>
+        <w:t xml:space="preserve">  </w:t>
+      </w:r>
+      <w:proofErr w:type="spellStart"/>
+      <w:r>
+        <w:t>FontColor</w:t>
+      </w:r>
+      <w:proofErr w:type="spellEnd"/>
+      <w:r>
+        <w:t xml:space="preserve"> #137333</w:t>
+      </w:r>
+    </w:p>
+    <w:p>
+      <w:r>
+        <w:t>}</w:t>
+      </w:r>
+    </w:p>
+    <w:p/>
+    <w:p>
+      <w:r>
+        <w:t xml:space="preserve">[*] --&gt; </w:t>
+      </w:r>
+      <w:proofErr w:type="spellStart"/>
+      <w:r>
+        <w:t>ClientLogin</w:t>
+      </w:r>
+      <w:proofErr w:type="spellEnd"/>
+    </w:p>
+    <w:p/>
+    <w:p>
+      <w:r>
+        <w:t xml:space="preserve">state </w:t>
+      </w:r>
+      <w:proofErr w:type="spellStart"/>
+      <w:r>
+        <w:t>ClientLogin</w:t>
+      </w:r>
+      <w:proofErr w:type="spellEnd"/>
+    </w:p>
+    <w:p>
+      <w:r>
+        <w:t>state Dashboard</w:t>
+      </w:r>
+    </w:p>
+    <w:p>
+      <w:r>
+        <w:t xml:space="preserve">state </w:t>
+      </w:r>
+      <w:proofErr w:type="spellStart"/>
+      <w:r>
+        <w:t>ShopsBases</w:t>
+      </w:r>
+      <w:proofErr w:type="spellEnd"/>
+    </w:p>
+    <w:p>
+      <w:r>
+        <w:t xml:space="preserve">state </w:t>
+      </w:r>
+      <w:proofErr w:type="spellStart"/>
+      <w:r>
+        <w:t>ProductsInventory</w:t>
+      </w:r>
+      <w:proofErr w:type="spellEnd"/>
+    </w:p>
+    <w:p>
+      <w:r>
+        <w:t xml:space="preserve">state </w:t>
+      </w:r>
+      <w:proofErr w:type="spellStart"/>
+      <w:r>
+        <w:t>ProductRatings</w:t>
+      </w:r>
+      <w:proofErr w:type="spellEnd"/>
+    </w:p>
+    <w:p>
+      <w:r>
+        <w:t xml:space="preserve">state </w:t>
+      </w:r>
+      <w:proofErr w:type="spellStart"/>
+      <w:r>
+        <w:t>CustomerSearch</w:t>
+      </w:r>
+      <w:proofErr w:type="spellEnd"/>
+    </w:p>
+    <w:p>
+      <w:r>
+        <w:t xml:space="preserve">state </w:t>
+      </w:r>
+      <w:proofErr w:type="spellStart"/>
+      <w:r>
+        <w:t>RidersManagement</w:t>
+      </w:r>
+      <w:proofErr w:type="spellEnd"/>
+    </w:p>
+    <w:p>
+      <w:r>
+        <w:t xml:space="preserve">state </w:t>
+      </w:r>
+      <w:proofErr w:type="spellStart"/>
+      <w:r>
+        <w:t>RiderPaymentView</w:t>
+      </w:r>
+      <w:proofErr w:type="spellEnd"/>
+    </w:p>
+    <w:p>
+      <w:r>
+        <w:t xml:space="preserve">state </w:t>
+      </w:r>
+      <w:proofErr w:type="spellStart"/>
+      <w:r>
+        <w:t>ClientApprovals</w:t>
+      </w:r>
+      <w:proofErr w:type="spellEnd"/>
+    </w:p>
+    <w:p>
+      <w:r>
+        <w:t xml:space="preserve">state </w:t>
+      </w:r>
+      <w:proofErr w:type="spellStart"/>
+      <w:r>
+        <w:t>SystemConfig</w:t>
+      </w:r>
+      <w:proofErr w:type="spellEnd"/>
+    </w:p>
+    <w:p>
+      <w:r>
+        <w:t xml:space="preserve">state </w:t>
+      </w:r>
+      <w:proofErr w:type="spellStart"/>
+      <w:r>
+        <w:t>LiveMap</w:t>
+      </w:r>
+      <w:proofErr w:type="spellEnd"/>
+    </w:p>
+    <w:p>
+      <w:r>
+        <w:t xml:space="preserve">state </w:t>
+      </w:r>
+      <w:proofErr w:type="spellStart"/>
+      <w:r>
+        <w:t>ExtraBudgetAllocation</w:t>
+      </w:r>
+      <w:proofErr w:type="spellEnd"/>
+    </w:p>
+    <w:p>
+      <w:r>
+        <w:t xml:space="preserve">state </w:t>
+      </w:r>
+      <w:proofErr w:type="spellStart"/>
+      <w:r>
+        <w:t>OrdersMessages</w:t>
+      </w:r>
+      <w:proofErr w:type="spellEnd"/>
+    </w:p>
+    <w:p>
+      <w:r>
+        <w:t xml:space="preserve">state </w:t>
+      </w:r>
+      <w:proofErr w:type="spellStart"/>
+      <w:r>
+        <w:t>OrderDetailsScreen</w:t>
+      </w:r>
+      <w:proofErr w:type="spellEnd"/>
+    </w:p>
+    <w:p>
+      <w:r>
+        <w:t>state Complaints</w:t>
+      </w:r>
+    </w:p>
+    <w:p>
+      <w:r>
+        <w:t xml:space="preserve">state </w:t>
+      </w:r>
+      <w:proofErr w:type="spellStart"/>
+      <w:r>
+        <w:t>PriceUpdateApprovals</w:t>
+      </w:r>
+      <w:proofErr w:type="spellEnd"/>
+    </w:p>
+    <w:p>
+      <w:r>
+        <w:t xml:space="preserve">state </w:t>
+      </w:r>
+      <w:proofErr w:type="spellStart"/>
+      <w:r>
+        <w:t>FinancialReports</w:t>
+      </w:r>
+      <w:proofErr w:type="spellEnd"/>
+    </w:p>
+    <w:p>
+      <w:r>
+        <w:t xml:space="preserve">state </w:t>
+      </w:r>
+      <w:proofErr w:type="spellStart"/>
+      <w:r>
+        <w:t>BaseWiseStats</w:t>
+      </w:r>
+      <w:proofErr w:type="spellEnd"/>
+    </w:p>
+    <w:p>
+      <w:r>
+        <w:t xml:space="preserve">state </w:t>
+      </w:r>
+      <w:proofErr w:type="spellStart"/>
+      <w:r>
+        <w:t>AppTreasure</w:t>
+      </w:r>
+      <w:proofErr w:type="spellEnd"/>
+    </w:p>
+    <w:p>
+      <w:r>
+        <w:t xml:space="preserve">state </w:t>
+      </w:r>
+      <w:proofErr w:type="spellStart"/>
+      <w:r>
+        <w:t>BudgetsPlans</w:t>
+      </w:r>
+      <w:proofErr w:type="spellEnd"/>
+    </w:p>
+    <w:p>
+      <w:r>
+        <w:t xml:space="preserve">state </w:t>
+      </w:r>
+      <w:proofErr w:type="spellStart"/>
+      <w:r>
+        <w:t>DiscountEvents</w:t>
+      </w:r>
+      <w:proofErr w:type="spellEnd"/>
+    </w:p>
+    <w:p>
+      <w:r>
+        <w:t xml:space="preserve">state </w:t>
+      </w:r>
+      <w:proofErr w:type="spellStart"/>
+      <w:r>
+        <w:t>LegalAgreements</w:t>
+      </w:r>
+      <w:proofErr w:type="spellEnd"/>
+    </w:p>
+    <w:p/>
+    <w:p>
+      <w:proofErr w:type="spellStart"/>
+      <w:r>
+        <w:t>ClientLogin</w:t>
+      </w:r>
+      <w:proofErr w:type="spellEnd"/>
+      <w:r>
+        <w:t xml:space="preserve"> --&gt; </w:t>
+      </w:r>
+      <w:proofErr w:type="gramStart"/>
+      <w:r>
+        <w:t>Dashboard :</w:t>
+      </w:r>
+      <w:proofErr w:type="gramEnd"/>
+      <w:r>
+        <w:t xml:space="preserve"> MFA success (SEC-08)</w:t>
+      </w:r>
+    </w:p>
+    <w:p/>
+    <w:p>
+      <w:r>
+        <w:t xml:space="preserve">Dashboard --&gt; </w:t>
+      </w:r>
+      <w:proofErr w:type="spellStart"/>
+      <w:proofErr w:type="gramStart"/>
+      <w:r>
+        <w:t>ShopsBases</w:t>
+      </w:r>
+      <w:proofErr w:type="spellEnd"/>
+      <w:r>
+        <w:t xml:space="preserve"> :</w:t>
+      </w:r>
+      <w:proofErr w:type="gramEnd"/>
+      <w:r>
+        <w:t xml:space="preserve"> Manage Shops/Bases (UC19)</w:t>
+      </w:r>
+    </w:p>
+    <w:p>
+      <w:proofErr w:type="spellStart"/>
+      <w:r>
+        <w:t>ShopsBases</w:t>
+      </w:r>
+      <w:proofErr w:type="spellEnd"/>
+      <w:r>
+        <w:t xml:space="preserve"> --&gt; </w:t>
+      </w:r>
+      <w:proofErr w:type="gramStart"/>
+      <w:r>
+        <w:t>Dashboard :</w:t>
+      </w:r>
+      <w:proofErr w:type="gramEnd"/>
+      <w:r>
+        <w:t xml:space="preserve"> Back</w:t>
+      </w:r>
+    </w:p>
+    <w:p/>
+    <w:p>
+      <w:r>
+        <w:t xml:space="preserve">Dashboard --&gt; </w:t>
+      </w:r>
+      <w:proofErr w:type="spellStart"/>
+      <w:proofErr w:type="gramStart"/>
+      <w:r>
+        <w:t>ProductsInventory</w:t>
+      </w:r>
+      <w:proofErr w:type="spellEnd"/>
+      <w:r>
+        <w:t xml:space="preserve"> :</w:t>
+      </w:r>
+      <w:proofErr w:type="gramEnd"/>
+      <w:r>
+        <w:t xml:space="preserve"> Manage Products/Inventory (UC20)</w:t>
+      </w:r>
+    </w:p>
+    <w:p>
+      <w:proofErr w:type="spellStart"/>
+      <w:r>
+        <w:t>ProductsInventory</w:t>
+      </w:r>
+      <w:proofErr w:type="spellEnd"/>
+      <w:r>
+        <w:t xml:space="preserve"> --&gt; </w:t>
+      </w:r>
+      <w:proofErr w:type="spellStart"/>
+      <w:proofErr w:type="gramStart"/>
+      <w:r>
+        <w:t>ProductRatings</w:t>
+      </w:r>
+      <w:proofErr w:type="spellEnd"/>
+      <w:r>
+        <w:t xml:space="preserve"> :</w:t>
+      </w:r>
+      <w:proofErr w:type="gramEnd"/>
+      <w:r>
+        <w:t xml:space="preserve"> View product ratings per shop (FR-CL-17)</w:t>
+      </w:r>
+    </w:p>
+    <w:p>
+      <w:proofErr w:type="spellStart"/>
+      <w:r>
+        <w:t>ProductRatings</w:t>
+      </w:r>
+      <w:proofErr w:type="spellEnd"/>
+      <w:r>
+        <w:t xml:space="preserve"> --&gt; </w:t>
+      </w:r>
+      <w:proofErr w:type="spellStart"/>
+      <w:proofErr w:type="gramStart"/>
+      <w:r>
+        <w:t>ProductsInventory</w:t>
+      </w:r>
+      <w:proofErr w:type="spellEnd"/>
+      <w:r>
+        <w:t xml:space="preserve"> :</w:t>
+      </w:r>
+      <w:proofErr w:type="gramEnd"/>
+      <w:r>
+        <w:t xml:space="preserve"> Back</w:t>
+      </w:r>
+    </w:p>
+    <w:p>
+      <w:proofErr w:type="spellStart"/>
+      <w:r>
+        <w:t>ProductsInventory</w:t>
+      </w:r>
+      <w:proofErr w:type="spellEnd"/>
+      <w:r>
+        <w:t xml:space="preserve"> --&gt; </w:t>
+      </w:r>
+      <w:proofErr w:type="gramStart"/>
+      <w:r>
+        <w:t>Dashboard :</w:t>
+      </w:r>
+      <w:proofErr w:type="gramEnd"/>
+      <w:r>
+        <w:t xml:space="preserve"> Back</w:t>
+      </w:r>
+    </w:p>
+    <w:p/>
+    <w:p>
+      <w:r>
+        <w:t xml:space="preserve">Dashboard --&gt; </w:t>
+      </w:r>
+      <w:proofErr w:type="spellStart"/>
+      <w:proofErr w:type="gramStart"/>
+      <w:r>
+        <w:t>CustomerSearch</w:t>
+      </w:r>
+      <w:proofErr w:type="spellEnd"/>
+      <w:r>
+        <w:t xml:space="preserve"> :</w:t>
+      </w:r>
+      <w:proofErr w:type="gramEnd"/>
+      <w:r>
+        <w:t xml:space="preserve"> Search Customers &amp; View Stats (FR-CL-17)</w:t>
+      </w:r>
+    </w:p>
+    <w:p>
+      <w:proofErr w:type="spellStart"/>
+      <w:r>
+        <w:t>CustomerSearch</w:t>
+      </w:r>
+      <w:proofErr w:type="spellEnd"/>
+      <w:r>
+        <w:t xml:space="preserve"> --&gt; </w:t>
+      </w:r>
+      <w:proofErr w:type="gramStart"/>
+      <w:r>
+        <w:t>Dashboard :</w:t>
+      </w:r>
+      <w:proofErr w:type="gramEnd"/>
+      <w:r>
+        <w:t xml:space="preserve"> Back</w:t>
+      </w:r>
+    </w:p>
+    <w:p/>
+    <w:p>
+      <w:r>
+        <w:t xml:space="preserve">Dashboard --&gt; </w:t>
+      </w:r>
+      <w:proofErr w:type="spellStart"/>
+      <w:proofErr w:type="gramStart"/>
+      <w:r>
+        <w:t>RidersManagement</w:t>
+      </w:r>
+      <w:proofErr w:type="spellEnd"/>
+      <w:r>
+        <w:t xml:space="preserve"> :</w:t>
+      </w:r>
+      <w:proofErr w:type="gramEnd"/>
+      <w:r>
+        <w:t xml:space="preserve"> Manage Riders (UC21, UC27)</w:t>
+      </w:r>
+    </w:p>
+    <w:p>
+      <w:proofErr w:type="spellStart"/>
+      <w:r>
+        <w:t>RidersManagement</w:t>
+      </w:r>
+      <w:proofErr w:type="spellEnd"/>
+      <w:r>
+        <w:t xml:space="preserve"> --&gt; </w:t>
+      </w:r>
+      <w:proofErr w:type="spellStart"/>
+      <w:proofErr w:type="gramStart"/>
+      <w:r>
+        <w:t>RiderPaymentView</w:t>
+      </w:r>
+      <w:proofErr w:type="spellEnd"/>
+      <w:r>
+        <w:t xml:space="preserve"> :</w:t>
+      </w:r>
+      <w:proofErr w:type="gramEnd"/>
+      <w:r>
+        <w:t xml:space="preserve"> View rider payment (FR-CL-32)</w:t>
+      </w:r>
+    </w:p>
+    <w:p>
+      <w:proofErr w:type="spellStart"/>
+      <w:r>
+        <w:t>RiderPaymentView</w:t>
+      </w:r>
+      <w:proofErr w:type="spellEnd"/>
+      <w:r>
+        <w:t xml:space="preserve"> --&gt; </w:t>
+      </w:r>
+      <w:proofErr w:type="spellStart"/>
+      <w:proofErr w:type="gramStart"/>
+      <w:r>
+        <w:t>RidersManagement</w:t>
+      </w:r>
+      <w:proofErr w:type="spellEnd"/>
+      <w:r>
+        <w:t xml:space="preserve"> :</w:t>
+      </w:r>
+      <w:proofErr w:type="gramEnd"/>
+      <w:r>
+        <w:t xml:space="preserve"> Back</w:t>
+      </w:r>
+    </w:p>
+    <w:p>
+      <w:proofErr w:type="spellStart"/>
+      <w:r>
+        <w:t>RidersManagement</w:t>
+      </w:r>
+      <w:proofErr w:type="spellEnd"/>
+      <w:r>
+        <w:t xml:space="preserve"> --&gt; </w:t>
+      </w:r>
+      <w:proofErr w:type="gramStart"/>
+      <w:r>
+        <w:t>Dashboard :</w:t>
+      </w:r>
+      <w:proofErr w:type="gramEnd"/>
+      <w:r>
+        <w:t xml:space="preserve"> Back</w:t>
+      </w:r>
+    </w:p>
+    <w:p/>
+    <w:p>
+      <w:r>
+        <w:t xml:space="preserve">Dashboard --&gt; </w:t>
+      </w:r>
+      <w:proofErr w:type="spellStart"/>
+      <w:proofErr w:type="gramStart"/>
+      <w:r>
+        <w:t>ClientApprovals</w:t>
+      </w:r>
+      <w:proofErr w:type="spellEnd"/>
+      <w:r>
+        <w:t xml:space="preserve"> :</w:t>
+      </w:r>
+      <w:proofErr w:type="gramEnd"/>
+      <w:r>
+        <w:t xml:space="preserve"> Approve new clients (FR-CL-01)</w:t>
+      </w:r>
+    </w:p>
+    <w:p>
+      <w:proofErr w:type="spellStart"/>
+      <w:r>
+        <w:t>ClientApprovals</w:t>
+      </w:r>
+      <w:proofErr w:type="spellEnd"/>
+      <w:r>
+        <w:t xml:space="preserve"> --&gt; </w:t>
+      </w:r>
+      <w:proofErr w:type="gramStart"/>
+      <w:r>
+        <w:t>Dashboard :</w:t>
+      </w:r>
+      <w:proofErr w:type="gramEnd"/>
+      <w:r>
+        <w:t xml:space="preserve"> Back</w:t>
+      </w:r>
+    </w:p>
+    <w:p/>
+    <w:p>
+      <w:r>
+        <w:t xml:space="preserve">Dashboard --&gt; </w:t>
+      </w:r>
+      <w:proofErr w:type="spellStart"/>
+      <w:proofErr w:type="gramStart"/>
+      <w:r>
+        <w:t>SystemConfig</w:t>
+      </w:r>
+      <w:proofErr w:type="spellEnd"/>
+      <w:r>
+        <w:t xml:space="preserve"> :</w:t>
+      </w:r>
+      <w:proofErr w:type="gramEnd"/>
+      <w:r>
+        <w:t xml:space="preserve"> Propose configuration changes (UC22)</w:t>
+      </w:r>
+    </w:p>
+    <w:p>
+      <w:proofErr w:type="spellStart"/>
+      <w:r>
+        <w:t>SystemConfig</w:t>
+      </w:r>
+      <w:proofErr w:type="spellEnd"/>
+      <w:r>
+        <w:t xml:space="preserve"> --&gt; </w:t>
+      </w:r>
+      <w:proofErr w:type="gramStart"/>
+      <w:r>
+        <w:t>Dashboard :</w:t>
+      </w:r>
+      <w:proofErr w:type="gramEnd"/>
+      <w:r>
+        <w:t xml:space="preserve"> Back</w:t>
+      </w:r>
+    </w:p>
+    <w:p/>
+    <w:p>
+      <w:r>
+        <w:t xml:space="preserve">Dashboard --&gt; </w:t>
+      </w:r>
+      <w:proofErr w:type="spellStart"/>
+      <w:proofErr w:type="gramStart"/>
+      <w:r>
+        <w:t>LiveMap</w:t>
+      </w:r>
+      <w:proofErr w:type="spellEnd"/>
+      <w:r>
+        <w:t xml:space="preserve"> :</w:t>
+      </w:r>
+      <w:proofErr w:type="gramEnd"/>
+      <w:r>
+        <w:t xml:space="preserve"> Monitor Live Map &amp; Intervene (UC23a)</w:t>
+      </w:r>
+    </w:p>
+    <w:p>
+      <w:proofErr w:type="spellStart"/>
+      <w:r>
+        <w:t>LiveMap</w:t>
+      </w:r>
+      <w:proofErr w:type="spellEnd"/>
+      <w:r>
+        <w:t xml:space="preserve"> --&gt; </w:t>
+      </w:r>
+      <w:proofErr w:type="spellStart"/>
+      <w:proofErr w:type="gramStart"/>
+      <w:r>
+        <w:t>ExtraBudgetAllocation</w:t>
+      </w:r>
+      <w:proofErr w:type="spellEnd"/>
+      <w:r>
+        <w:t xml:space="preserve"> :</w:t>
+      </w:r>
+      <w:proofErr w:type="gramEnd"/>
+      <w:r>
+        <w:t xml:space="preserve"> Allocate extra budget (FR-RA-03)</w:t>
+      </w:r>
+    </w:p>
+    <w:p>
+      <w:proofErr w:type="spellStart"/>
+      <w:r>
+        <w:t>ExtraBudgetAllocation</w:t>
+      </w:r>
+      <w:proofErr w:type="spellEnd"/>
+      <w:r>
+        <w:t xml:space="preserve"> --&gt; </w:t>
+      </w:r>
+      <w:proofErr w:type="spellStart"/>
+      <w:proofErr w:type="gramStart"/>
+      <w:r>
+        <w:t>LiveMap</w:t>
+      </w:r>
+      <w:proofErr w:type="spellEnd"/>
+      <w:r>
+        <w:t xml:space="preserve"> :</w:t>
+      </w:r>
+      <w:proofErr w:type="gramEnd"/>
+      <w:r>
+        <w:t xml:space="preserve"> Budget set</w:t>
+      </w:r>
+    </w:p>
+    <w:p>
+      <w:proofErr w:type="spellStart"/>
+      <w:r>
+        <w:t>LiveMap</w:t>
+      </w:r>
+      <w:proofErr w:type="spellEnd"/>
+      <w:r>
+        <w:t xml:space="preserve"> --&gt; </w:t>
+      </w:r>
+      <w:proofErr w:type="gramStart"/>
+      <w:r>
+        <w:t>Dashboard :</w:t>
+      </w:r>
+      <w:proofErr w:type="gramEnd"/>
+      <w:r>
+        <w:t xml:space="preserve"> Back</w:t>
+      </w:r>
+    </w:p>
+    <w:p/>
+    <w:p>
+      <w:r>
+        <w:t xml:space="preserve">Dashboard --&gt; </w:t>
+      </w:r>
+      <w:proofErr w:type="spellStart"/>
+      <w:proofErr w:type="gramStart"/>
+      <w:r>
+        <w:t>OrdersMessages</w:t>
+      </w:r>
+      <w:proofErr w:type="spellEnd"/>
+      <w:r>
+        <w:t xml:space="preserve"> :</w:t>
+      </w:r>
+      <w:proofErr w:type="gramEnd"/>
+      <w:r>
+        <w:t xml:space="preserve"> View Orders &amp; Messages (UC23b)</w:t>
+      </w:r>
+    </w:p>
+    <w:p>
+      <w:proofErr w:type="spellStart"/>
+      <w:r>
+        <w:t>OrdersMessages</w:t>
+      </w:r>
+      <w:proofErr w:type="spellEnd"/>
+      <w:r>
+        <w:t xml:space="preserve"> --&gt; </w:t>
+      </w:r>
+      <w:proofErr w:type="spellStart"/>
+      <w:proofErr w:type="gramStart"/>
+      <w:r>
+        <w:t>OrderDetailsScreen</w:t>
+      </w:r>
+      <w:proofErr w:type="spellEnd"/>
+      <w:r>
+        <w:t xml:space="preserve"> :</w:t>
+      </w:r>
+      <w:proofErr w:type="gramEnd"/>
+      <w:r>
+        <w:t xml:space="preserve"> Tap order</w:t>
+      </w:r>
+    </w:p>
+    <w:p>
+      <w:proofErr w:type="spellStart"/>
+      <w:r>
+        <w:t>OrderDetailsScreen</w:t>
+      </w:r>
+      <w:proofErr w:type="spellEnd"/>
+      <w:r>
+        <w:t xml:space="preserve"> --&gt; </w:t>
+      </w:r>
+      <w:proofErr w:type="spellStart"/>
+      <w:proofErr w:type="gramStart"/>
+      <w:r>
+        <w:t>OrdersMessages</w:t>
+      </w:r>
+      <w:proofErr w:type="spellEnd"/>
+      <w:r>
+        <w:t xml:space="preserve"> :</w:t>
+      </w:r>
+      <w:proofErr w:type="gramEnd"/>
+      <w:r>
+        <w:t xml:space="preserve"> Back</w:t>
+      </w:r>
+    </w:p>
+    <w:p>
+      <w:proofErr w:type="spellStart"/>
+      <w:r>
+        <w:t>OrdersMessages</w:t>
+      </w:r>
+      <w:proofErr w:type="spellEnd"/>
+      <w:r>
+        <w:t xml:space="preserve"> --&gt; </w:t>
+      </w:r>
+      <w:proofErr w:type="gramStart"/>
+      <w:r>
+        <w:t>Dashboard :</w:t>
+      </w:r>
+      <w:proofErr w:type="gramEnd"/>
+      <w:r>
+        <w:t xml:space="preserve"> Back</w:t>
+      </w:r>
+    </w:p>
+    <w:p/>
+    <w:p>
+      <w:r>
+        <w:t xml:space="preserve">Dashboard --&gt; </w:t>
+      </w:r>
+      <w:proofErr w:type="gramStart"/>
+      <w:r>
+        <w:t>Complaints :</w:t>
+      </w:r>
+      <w:proofErr w:type="gramEnd"/>
+      <w:r>
+        <w:t xml:space="preserve"> Handle Complaints (UC24)</w:t>
+      </w:r>
+    </w:p>
+    <w:p>
+      <w:r>
+        <w:t xml:space="preserve">Complaints --&gt; </w:t>
+      </w:r>
+      <w:proofErr w:type="gramStart"/>
+      <w:r>
+        <w:t>Dashboard :</w:t>
+      </w:r>
+      <w:proofErr w:type="gramEnd"/>
+      <w:r>
+        <w:t xml:space="preserve"> Back</w:t>
+      </w:r>
+    </w:p>
+    <w:p/>
+    <w:p>
+      <w:r>
+        <w:t xml:space="preserve">Dashboard --&gt; </w:t>
+      </w:r>
+      <w:proofErr w:type="spellStart"/>
+      <w:proofErr w:type="gramStart"/>
+      <w:r>
+        <w:t>PriceUpdateApprovals</w:t>
+      </w:r>
+      <w:proofErr w:type="spellEnd"/>
+      <w:r>
+        <w:t xml:space="preserve"> :</w:t>
+      </w:r>
+      <w:proofErr w:type="gramEnd"/>
+      <w:r>
+        <w:t xml:space="preserve"> Approve Price Updates (UC28)</w:t>
+      </w:r>
+    </w:p>
+    <w:p>
+      <w:proofErr w:type="spellStart"/>
+      <w:r>
+        <w:t>PriceUpdateApprovals</w:t>
+      </w:r>
+      <w:proofErr w:type="spellEnd"/>
+      <w:r>
+        <w:t xml:space="preserve"> --&gt; </w:t>
+      </w:r>
+      <w:proofErr w:type="gramStart"/>
+      <w:r>
+        <w:t>Dashboard :</w:t>
+      </w:r>
+      <w:proofErr w:type="gramEnd"/>
+      <w:r>
+        <w:t xml:space="preserve"> Back</w:t>
+      </w:r>
+    </w:p>
+    <w:p/>
+    <w:p>
+      <w:r>
+        <w:t xml:space="preserve">Dashboard --&gt; </w:t>
+      </w:r>
+      <w:proofErr w:type="spellStart"/>
+      <w:proofErr w:type="gramStart"/>
+      <w:r>
+        <w:t>FinancialReports</w:t>
+      </w:r>
+      <w:proofErr w:type="spellEnd"/>
+      <w:r>
+        <w:t xml:space="preserve"> :</w:t>
+      </w:r>
+      <w:proofErr w:type="gramEnd"/>
+      <w:r>
+        <w:t xml:space="preserve"> View Financial Reports (UC23)</w:t>
+      </w:r>
+    </w:p>
+    <w:p>
+      <w:proofErr w:type="spellStart"/>
+      <w:r>
+        <w:t>FinancialReports</w:t>
+      </w:r>
+      <w:proofErr w:type="spellEnd"/>
+      <w:r>
+        <w:t xml:space="preserve"> --&gt; </w:t>
+      </w:r>
+      <w:proofErr w:type="spellStart"/>
+      <w:proofErr w:type="gramStart"/>
+      <w:r>
+        <w:t>BaseWiseStats</w:t>
+      </w:r>
+      <w:proofErr w:type="spellEnd"/>
+      <w:r>
+        <w:t xml:space="preserve"> :</w:t>
+      </w:r>
+      <w:proofErr w:type="gramEnd"/>
+      <w:r>
+        <w:t xml:space="preserve"> Base-wise delivery fee vs fuel cost (FR-CL-15)</w:t>
+      </w:r>
+    </w:p>
+    <w:p>
+      <w:proofErr w:type="spellStart"/>
+      <w:r>
+        <w:t>BaseWiseStats</w:t>
+      </w:r>
+      <w:proofErr w:type="spellEnd"/>
+      <w:r>
+        <w:t xml:space="preserve"> --&gt; </w:t>
+      </w:r>
+      <w:proofErr w:type="spellStart"/>
+      <w:proofErr w:type="gramStart"/>
+      <w:r>
+        <w:t>FinancialReports</w:t>
+      </w:r>
+      <w:proofErr w:type="spellEnd"/>
+      <w:r>
+        <w:t xml:space="preserve"> :</w:t>
+      </w:r>
+      <w:proofErr w:type="gramEnd"/>
+      <w:r>
+        <w:t xml:space="preserve"> Back</w:t>
+      </w:r>
+    </w:p>
+    <w:p>
+      <w:proofErr w:type="spellStart"/>
+      <w:r>
+        <w:t>FinancialReports</w:t>
+      </w:r>
+      <w:proofErr w:type="spellEnd"/>
+      <w:r>
+        <w:t xml:space="preserve"> --&gt; </w:t>
+      </w:r>
+      <w:proofErr w:type="gramStart"/>
+      <w:r>
+        <w:t>Dashboard :</w:t>
+      </w:r>
+      <w:proofErr w:type="gramEnd"/>
+      <w:r>
+        <w:t xml:space="preserve"> Back</w:t>
+      </w:r>
+    </w:p>
+    <w:p/>
+    <w:p>
+      <w:r>
+        <w:t xml:space="preserve">Dashboard --&gt; </w:t>
+      </w:r>
+      <w:proofErr w:type="spellStart"/>
+      <w:proofErr w:type="gramStart"/>
+      <w:r>
+        <w:t>AppTreasure</w:t>
+      </w:r>
+      <w:proofErr w:type="spellEnd"/>
+      <w:r>
+        <w:t xml:space="preserve"> :</w:t>
+      </w:r>
+      <w:proofErr w:type="gramEnd"/>
+      <w:r>
+        <w:t xml:space="preserve"> Deposit / Withdraw (UC29)</w:t>
+      </w:r>
+    </w:p>
+    <w:p>
+      <w:proofErr w:type="spellStart"/>
+      <w:r>
+        <w:t>AppTreasure</w:t>
+      </w:r>
+      <w:proofErr w:type="spellEnd"/>
+      <w:r>
+        <w:t xml:space="preserve"> --&gt; </w:t>
+      </w:r>
+      <w:proofErr w:type="gramStart"/>
+      <w:r>
+        <w:t>Dashboard :</w:t>
+      </w:r>
+      <w:proofErr w:type="gramEnd"/>
+      <w:r>
+        <w:t xml:space="preserve"> Back</w:t>
+      </w:r>
+    </w:p>
+    <w:p/>
+    <w:p>
+      <w:r>
+        <w:t xml:space="preserve">Dashboard --&gt; </w:t>
+      </w:r>
+      <w:proofErr w:type="spellStart"/>
+      <w:proofErr w:type="gramStart"/>
+      <w:r>
+        <w:t>BudgetsPlans</w:t>
+      </w:r>
+      <w:proofErr w:type="spellEnd"/>
+      <w:r>
+        <w:t xml:space="preserve"> :</w:t>
+      </w:r>
+      <w:proofErr w:type="gramEnd"/>
+      <w:r>
+        <w:t xml:space="preserve"> Manage Budgets &amp; Plans (UC25)</w:t>
+      </w:r>
+    </w:p>
+    <w:p>
+      <w:proofErr w:type="spellStart"/>
+      <w:r>
+        <w:t>BudgetsPlans</w:t>
+      </w:r>
+      <w:proofErr w:type="spellEnd"/>
+      <w:r>
+        <w:t xml:space="preserve"> --&gt; </w:t>
+      </w:r>
+      <w:proofErr w:type="gramStart"/>
+      <w:r>
+        <w:t>Dashboard :</w:t>
+      </w:r>
+      <w:proofErr w:type="gramEnd"/>
+      <w:r>
+        <w:t xml:space="preserve"> Back</w:t>
+      </w:r>
+    </w:p>
+    <w:p/>
+    <w:p>
+      <w:r>
+        <w:t xml:space="preserve">Dashboard --&gt; </w:t>
+      </w:r>
+      <w:proofErr w:type="spellStart"/>
+      <w:proofErr w:type="gramStart"/>
+      <w:r>
+        <w:t>DiscountEvents</w:t>
+      </w:r>
+      <w:proofErr w:type="spellEnd"/>
+      <w:r>
+        <w:t xml:space="preserve"> :</w:t>
+      </w:r>
+      <w:proofErr w:type="gramEnd"/>
+      <w:r>
+        <w:t xml:space="preserve"> Configure Discount Events (UC26)</w:t>
+      </w:r>
+    </w:p>
+    <w:p>
+      <w:proofErr w:type="spellStart"/>
+      <w:r>
+        <w:t>DiscountEvents</w:t>
+      </w:r>
+      <w:proofErr w:type="spellEnd"/>
+      <w:r>
+        <w:t xml:space="preserve"> --&gt; </w:t>
+      </w:r>
+      <w:proofErr w:type="gramStart"/>
+      <w:r>
+        <w:t>Dashboard :</w:t>
+      </w:r>
+      <w:proofErr w:type="gramEnd"/>
+      <w:r>
+        <w:t xml:space="preserve"> Back</w:t>
+      </w:r>
+    </w:p>
+    <w:p/>
+    <w:p>
+      <w:r>
+        <w:t xml:space="preserve">Dashboard --&gt; </w:t>
+      </w:r>
+      <w:proofErr w:type="spellStart"/>
+      <w:proofErr w:type="gramStart"/>
+      <w:r>
+        <w:t>LegalAgreements</w:t>
+      </w:r>
+      <w:proofErr w:type="spellEnd"/>
+      <w:r>
+        <w:t xml:space="preserve"> :</w:t>
+      </w:r>
+      <w:proofErr w:type="gramEnd"/>
+      <w:r>
+        <w:t xml:space="preserve"> Manage Legal Agreements (UC29a)</w:t>
+      </w:r>
+    </w:p>
+    <w:p>
+      <w:proofErr w:type="spellStart"/>
+      <w:r>
+        <w:t>LegalAgreements</w:t>
+      </w:r>
+      <w:proofErr w:type="spellEnd"/>
+      <w:r>
+        <w:t xml:space="preserve"> --&gt; </w:t>
+      </w:r>
+      <w:proofErr w:type="gramStart"/>
+      <w:r>
+        <w:t>Dashboard :</w:t>
+      </w:r>
+      <w:proofErr w:type="gramEnd"/>
+      <w:r>
+        <w:t xml:space="preserve"> Back</w:t>
+      </w:r>
+    </w:p>
+    <w:p/>
+    <w:p>
+      <w:r>
+        <w:t>@enduml</w:t>
+      </w:r>
+    </w:p>
+    <w:p/>
     <w:p/>
     <w:sectPr>
       <w:pgSz w:w="12240" w:h="15840"/>

--- a/Sheheryar_SDS Document Code.docx
+++ b/Sheheryar_SDS Document Code.docx
@@ -46489,6 +46489,4037 @@
       </w:r>
     </w:p>
     <w:p/>
+    <w:p>
+      <w:pPr>
+        <w:pStyle w:val="Heading1"/>
+      </w:pPr>
+      <w:r>
+        <w:t>Backup &amp; Disaster Recovery Flow</w:t>
+      </w:r>
+    </w:p>
+    <w:p/>
+    <w:p>
+      <w:r>
+        <w:t>@startuml</w:t>
+      </w:r>
+    </w:p>
+    <w:p>
+      <w:proofErr w:type="gramStart"/>
+      <w:r>
+        <w:t>!theme</w:t>
+      </w:r>
+      <w:proofErr w:type="gramEnd"/>
+      <w:r>
+        <w:t xml:space="preserve"> plain</w:t>
+      </w:r>
+    </w:p>
+    <w:p>
+      <w:r>
+        <w:t>title Backup &amp; Disaster Recovery Flow Diagram – Delivery Platform System (v7.0 – Syntax Fixed)</w:t>
+      </w:r>
+    </w:p>
+    <w:p/>
+    <w:p>
+      <w:proofErr w:type="spellStart"/>
+      <w:r>
+        <w:t>skinparam</w:t>
+      </w:r>
+      <w:proofErr w:type="spellEnd"/>
+      <w:r>
+        <w:t xml:space="preserve"> </w:t>
+      </w:r>
+      <w:proofErr w:type="spellStart"/>
+      <w:r>
+        <w:t>ActivityBackgroundColor</w:t>
+      </w:r>
+      <w:proofErr w:type="spellEnd"/>
+      <w:r>
+        <w:t xml:space="preserve"> #F2F2F2</w:t>
+      </w:r>
+    </w:p>
+    <w:p>
+      <w:proofErr w:type="spellStart"/>
+      <w:r>
+        <w:t>skinparam</w:t>
+      </w:r>
+      <w:proofErr w:type="spellEnd"/>
+      <w:r>
+        <w:t xml:space="preserve"> </w:t>
+      </w:r>
+      <w:proofErr w:type="spellStart"/>
+      <w:r>
+        <w:t>ActivityBorderColor</w:t>
+      </w:r>
+      <w:proofErr w:type="spellEnd"/>
+      <w:r>
+        <w:t xml:space="preserve"> #333333</w:t>
+      </w:r>
+    </w:p>
+    <w:p>
+      <w:proofErr w:type="spellStart"/>
+      <w:r>
+        <w:t>skinparam</w:t>
+      </w:r>
+      <w:proofErr w:type="spellEnd"/>
+      <w:r>
+        <w:t xml:space="preserve"> </w:t>
+      </w:r>
+      <w:proofErr w:type="spellStart"/>
+      <w:r>
+        <w:t>ArrowColor</w:t>
+      </w:r>
+      <w:proofErr w:type="spellEnd"/>
+      <w:r>
+        <w:t xml:space="preserve"> #333333</w:t>
+      </w:r>
+    </w:p>
+    <w:p/>
+    <w:p>
+      <w:r>
+        <w:t>|Backup|</w:t>
+      </w:r>
+    </w:p>
+    <w:p>
+      <w:r>
+        <w:t>start</w:t>
+      </w:r>
+    </w:p>
+    <w:p>
+      <w:r>
+        <w:t xml:space="preserve">:Scheduled daily backup (00:00 UTC)\n- PostgreSQL WAL archiving (per microservice, read replica used to reduce load)\n- </w:t>
+      </w:r>
+      <w:proofErr w:type="spellStart"/>
+      <w:r>
+        <w:t>Velero</w:t>
+      </w:r>
+      <w:proofErr w:type="spellEnd"/>
+      <w:r>
+        <w:t xml:space="preserve"> backup of Kubernetes PVs (config, secrets, certificates)\n- Redis snapshot (optional, TTL controlled; location data loss acceptable per SEC-21)\n- Audit Log DB incremental backup (immutable, SEC-17, SEC-24)\n- Object storage (S3/Spaces – Pakistan region, encrypted at rest per SEC-12);</w:t>
+      </w:r>
+    </w:p>
+    <w:p>
+      <w:r>
+        <w:t>note right</w:t>
+      </w:r>
+    </w:p>
+    <w:p>
+      <w:r>
+        <w:t xml:space="preserve">  **RPO ≤1 hour (NFR-</w:t>
+      </w:r>
+      <w:proofErr w:type="gramStart"/>
+      <w:r>
+        <w:t>09)*</w:t>
+      </w:r>
+      <w:proofErr w:type="gramEnd"/>
+      <w:r>
+        <w:t>*</w:t>
+      </w:r>
+    </w:p>
+    <w:p>
+      <w:r>
+        <w:t xml:space="preserve">  Continuous WAL archiving for point-in-time recovery.</w:t>
+      </w:r>
+    </w:p>
+    <w:p>
+      <w:r>
+        <w:t xml:space="preserve">  Each microservice has its own database (deployment diagram, microservices architecture).</w:t>
+      </w:r>
+    </w:p>
+    <w:p>
+      <w:r>
+        <w:t xml:space="preserve">  Read replica used for backup to </w:t>
+      </w:r>
+      <w:proofErr w:type="spellStart"/>
+      <w:r>
+        <w:t>minimise</w:t>
+      </w:r>
+      <w:proofErr w:type="spellEnd"/>
+      <w:r>
+        <w:t xml:space="preserve"> primary impact.</w:t>
+      </w:r>
+    </w:p>
+    <w:p>
+      <w:r>
+        <w:t>end note</w:t>
+      </w:r>
+    </w:p>
+    <w:p>
+      <w:proofErr w:type="gramStart"/>
+      <w:r>
+        <w:t>:Retention</w:t>
+      </w:r>
+      <w:proofErr w:type="gramEnd"/>
+      <w:r>
+        <w:t xml:space="preserve">: 30 </w:t>
+      </w:r>
+      <w:proofErr w:type="gramStart"/>
+      <w:r>
+        <w:t>daily</w:t>
+      </w:r>
+      <w:proofErr w:type="gramEnd"/>
+      <w:r>
+        <w:t xml:space="preserve"> (Audit Log: 1 year minimum per SEC-24</w:t>
+      </w:r>
+      <w:proofErr w:type="gramStart"/>
+      <w:r>
+        <w:t>),\</w:t>
+      </w:r>
+      <w:proofErr w:type="gramEnd"/>
+      <w:r>
+        <w:t>n12 monthly, 7 yearly;</w:t>
+      </w:r>
+    </w:p>
+    <w:p>
+      <w:proofErr w:type="gramStart"/>
+      <w:r>
+        <w:t>:Encrypt</w:t>
+      </w:r>
+      <w:proofErr w:type="gramEnd"/>
+      <w:r>
+        <w:t xml:space="preserve"> all backups (AES-256);</w:t>
+      </w:r>
+    </w:p>
+    <w:p>
+      <w:proofErr w:type="gramStart"/>
+      <w:r>
+        <w:t>:Verify</w:t>
+      </w:r>
+      <w:proofErr w:type="gramEnd"/>
+      <w:r>
+        <w:t xml:space="preserve"> backup integrity (automated checksum);</w:t>
+      </w:r>
+    </w:p>
+    <w:p>
+      <w:r>
+        <w:t>stop</w:t>
+      </w:r>
+    </w:p>
+    <w:p/>
+    <w:p>
+      <w:r>
+        <w:t>|Monitoring &amp; Detection|</w:t>
+      </w:r>
+    </w:p>
+    <w:p>
+      <w:r>
+        <w:t>start</w:t>
+      </w:r>
+    </w:p>
+    <w:p>
+      <w:proofErr w:type="gramStart"/>
+      <w:r>
+        <w:t>:Prometheus</w:t>
+      </w:r>
+      <w:proofErr w:type="gramEnd"/>
+      <w:r>
+        <w:t xml:space="preserve"> health checks (/health per service – API contract);</w:t>
+      </w:r>
+    </w:p>
+    <w:p>
+      <w:proofErr w:type="gramStart"/>
+      <w:r>
+        <w:t>:Check</w:t>
+      </w:r>
+      <w:proofErr w:type="gramEnd"/>
+      <w:r>
+        <w:t xml:space="preserve"> critical components:\n- PostgreSQL primary &amp; replica\n- Redis cluster\n- Message broker (Kafka/</w:t>
+      </w:r>
+      <w:proofErr w:type="gramStart"/>
+      <w:r>
+        <w:t>RabbitMQ)\</w:t>
+      </w:r>
+      <w:proofErr w:type="gramEnd"/>
+      <w:r>
+        <w:t>n- Cloud storage availability\n- External payment gateway connectivity;</w:t>
+      </w:r>
+    </w:p>
+    <w:p>
+      <w:r>
+        <w:t>if (Failure detected? e.g., node down, DB corruption, region outage) then (yes)</w:t>
+      </w:r>
+    </w:p>
+    <w:p>
+      <w:r>
+        <w:t xml:space="preserve">  </w:t>
+      </w:r>
+      <w:proofErr w:type="gramStart"/>
+      <w:r>
+        <w:t>:Alert</w:t>
+      </w:r>
+      <w:proofErr w:type="gramEnd"/>
+      <w:r>
+        <w:t xml:space="preserve"> via PagerDuty/Slack (NFR-15);</w:t>
+      </w:r>
+    </w:p>
+    <w:p>
+      <w:r>
+        <w:t xml:space="preserve">  </w:t>
+      </w:r>
+      <w:proofErr w:type="gramStart"/>
+      <w:r>
+        <w:t>:Initiate</w:t>
+      </w:r>
+      <w:proofErr w:type="gramEnd"/>
+      <w:r>
+        <w:t xml:space="preserve"> disaster recovery process;</w:t>
+      </w:r>
+    </w:p>
+    <w:p>
+      <w:r>
+        <w:t>else (no)</w:t>
+      </w:r>
+    </w:p>
+    <w:p>
+      <w:r>
+        <w:t xml:space="preserve">  </w:t>
+      </w:r>
+      <w:proofErr w:type="gramStart"/>
+      <w:r>
+        <w:t>:Continue</w:t>
+      </w:r>
+      <w:proofErr w:type="gramEnd"/>
+      <w:r>
+        <w:t xml:space="preserve"> normal operation;</w:t>
+      </w:r>
+    </w:p>
+    <w:p>
+      <w:r>
+        <w:t xml:space="preserve">  stop</w:t>
+      </w:r>
+    </w:p>
+    <w:p>
+      <w:r>
+        <w:t>endif</w:t>
+      </w:r>
+    </w:p>
+    <w:p/>
+    <w:p>
+      <w:r>
+        <w:t>|Disaster Recovery Procedure|</w:t>
+      </w:r>
+    </w:p>
+    <w:p>
+      <w:r>
+        <w:t>start</w:t>
+      </w:r>
+    </w:p>
+    <w:p>
+      <w:proofErr w:type="gramStart"/>
+      <w:r>
+        <w:t>:Declare</w:t>
+      </w:r>
+      <w:proofErr w:type="gramEnd"/>
+      <w:r>
+        <w:t xml:space="preserve"> disaster (start RTO timer – target ≤4 hours per NFR-09);</w:t>
+      </w:r>
+    </w:p>
+    <w:p>
+      <w:proofErr w:type="gramStart"/>
+      <w:r>
+        <w:t>:</w:t>
+      </w:r>
+      <w:r>
+        <w:rPr>
+          <w:rFonts w:ascii="Segoe UI Emoji" w:hAnsi="Segoe UI Emoji" w:cs="Segoe UI Emoji"/>
+        </w:rPr>
+        <w:t>🚦</w:t>
+      </w:r>
+      <w:proofErr w:type="gramEnd"/>
+      <w:r>
+        <w:t xml:space="preserve"> Suspend incoming traffic (DNS cutover to standby cluster or static maintenance page);</w:t>
+      </w:r>
+    </w:p>
+    <w:p>
+      <w:proofErr w:type="gramStart"/>
+      <w:r>
+        <w:t>:</w:t>
+      </w:r>
+      <w:r>
+        <w:rPr>
+          <w:rFonts w:ascii="Segoe UI Emoji" w:hAnsi="Segoe UI Emoji" w:cs="Segoe UI Emoji"/>
+        </w:rPr>
+        <w:t>🔁</w:t>
+      </w:r>
+      <w:proofErr w:type="gramEnd"/>
+      <w:r>
+        <w:t xml:space="preserve"> Restore each PostgreSQL database from latest WAL (point-in-time consistent across services – requires application-level reconciliation using outbox pattern / saga replay, per Microservices Architecture 3.8.4);</w:t>
+      </w:r>
+    </w:p>
+    <w:p>
+      <w:proofErr w:type="gramStart"/>
+      <w:r>
+        <w:t>:</w:t>
+      </w:r>
+      <w:r>
+        <w:rPr>
+          <w:rFonts w:ascii="Segoe UI Emoji" w:hAnsi="Segoe UI Emoji" w:cs="Segoe UI Emoji"/>
+        </w:rPr>
+        <w:t>💾</w:t>
+      </w:r>
+      <w:proofErr w:type="gramEnd"/>
+      <w:r>
+        <w:t xml:space="preserve"> Restore Kubernetes persistent volumes (</w:t>
+      </w:r>
+      <w:proofErr w:type="spellStart"/>
+      <w:r>
+        <w:t>Velero</w:t>
+      </w:r>
+      <w:proofErr w:type="spellEnd"/>
+      <w:r>
+        <w:t>) – includes configuration, secrets, certificates;</w:t>
+      </w:r>
+    </w:p>
+    <w:p>
+      <w:proofErr w:type="gramStart"/>
+      <w:r>
+        <w:t>:</w:t>
+      </w:r>
+      <w:r>
+        <w:rPr>
+          <w:rFonts w:ascii="Segoe UI Emoji" w:hAnsi="Segoe UI Emoji" w:cs="Segoe UI Emoji"/>
+        </w:rPr>
+        <w:t>📜</w:t>
+      </w:r>
+      <w:proofErr w:type="gramEnd"/>
+      <w:r>
+        <w:t xml:space="preserve"> Restore Audit Log DB (immutable – verify hash chain integrity, SEC-17);</w:t>
+      </w:r>
+    </w:p>
+    <w:p>
+      <w:proofErr w:type="gramStart"/>
+      <w:r>
+        <w:t>:</w:t>
+      </w:r>
+      <w:r>
+        <w:rPr>
+          <w:rFonts w:ascii="Segoe UI Emoji" w:hAnsi="Segoe UI Emoji" w:cs="Segoe UI Emoji"/>
+        </w:rPr>
+        <w:t>📁</w:t>
+      </w:r>
+      <w:proofErr w:type="gramEnd"/>
+      <w:r>
+        <w:t xml:space="preserve"> Restore Cloud Storage metadata (images, bills, legal agreements) – verify integrity;</w:t>
+      </w:r>
+    </w:p>
+    <w:p>
+      <w:proofErr w:type="gramStart"/>
+      <w:r>
+        <w:t>:</w:t>
+      </w:r>
+      <w:r>
+        <w:rPr>
+          <w:rFonts w:ascii="Segoe UI Emoji" w:hAnsi="Segoe UI Emoji" w:cs="Segoe UI Emoji"/>
+        </w:rPr>
+        <w:t>🗄</w:t>
+      </w:r>
+      <w:proofErr w:type="gramEnd"/>
+      <w:r>
+        <w:rPr>
+          <w:rFonts w:ascii="Segoe UI Emoji" w:hAnsi="Segoe UI Emoji" w:cs="Segoe UI Emoji"/>
+        </w:rPr>
+        <w:t>️</w:t>
+      </w:r>
+      <w:r>
+        <w:t xml:space="preserve"> Handle Redis decision;</w:t>
+      </w:r>
+    </w:p>
+    <w:p>
+      <w:r>
+        <w:t>if (Restore location data from Redis snapshot?) then (yes)</w:t>
+      </w:r>
+    </w:p>
+    <w:p>
+      <w:r>
+        <w:t xml:space="preserve">  </w:t>
+      </w:r>
+      <w:proofErr w:type="gramStart"/>
+      <w:r>
+        <w:t>:Restore</w:t>
+      </w:r>
+      <w:proofErr w:type="gramEnd"/>
+      <w:r>
+        <w:t xml:space="preserve"> from last snapshot (note: 24h retention – SEC-21, loss acceptable);</w:t>
+      </w:r>
+    </w:p>
+    <w:p>
+      <w:r>
+        <w:t>else (no)</w:t>
+      </w:r>
+    </w:p>
+    <w:p>
+      <w:r>
+        <w:t xml:space="preserve">  </w:t>
+      </w:r>
+      <w:proofErr w:type="gramStart"/>
+      <w:r>
+        <w:t>:Start</w:t>
+      </w:r>
+      <w:proofErr w:type="gramEnd"/>
+      <w:r>
+        <w:t xml:space="preserve"> empty Redis cluster;</w:t>
+      </w:r>
+    </w:p>
+    <w:p>
+      <w:r>
+        <w:t>endif</w:t>
+      </w:r>
+    </w:p>
+    <w:p>
+      <w:proofErr w:type="gramStart"/>
+      <w:r>
+        <w:t>:</w:t>
+      </w:r>
+      <w:r>
+        <w:rPr>
+          <w:rFonts w:ascii="Segoe UI Emoji" w:hAnsi="Segoe UI Emoji" w:cs="Segoe UI Emoji"/>
+        </w:rPr>
+        <w:t>📨</w:t>
+      </w:r>
+      <w:proofErr w:type="gramEnd"/>
+      <w:r>
+        <w:t xml:space="preserve"> Replay missed events from Kafka/RabbitMQ (event bus retains last 7 days</w:t>
+      </w:r>
+      <w:proofErr w:type="gramStart"/>
+      <w:r>
+        <w:t>);\</w:t>
+      </w:r>
+      <w:proofErr w:type="gramEnd"/>
+      <w:r>
+        <w:t>n- Orders, trips, payment confirmations re</w:t>
+      </w:r>
+      <w:r>
+        <w:rPr>
+          <w:rFonts w:ascii="Cambria Math" w:hAnsi="Cambria Math" w:cs="Cambria Math"/>
+        </w:rPr>
+        <w:t>‑</w:t>
+      </w:r>
+      <w:r>
+        <w:t>processed (idempotent handlers);</w:t>
+      </w:r>
+    </w:p>
+    <w:p>
+      <w:proofErr w:type="gramStart"/>
+      <w:r>
+        <w:t>:</w:t>
+      </w:r>
+      <w:r>
+        <w:rPr>
+          <w:rFonts w:ascii="Segoe UI Emoji" w:hAnsi="Segoe UI Emoji" w:cs="Segoe UI Emoji"/>
+        </w:rPr>
+        <w:t>💳</w:t>
+      </w:r>
+      <w:proofErr w:type="gramEnd"/>
+      <w:r>
+        <w:t xml:space="preserve"> Reconcile payment state with external gateways (Stripe/</w:t>
+      </w:r>
+      <w:proofErr w:type="spellStart"/>
+      <w:r>
+        <w:t>Easypaisa</w:t>
+      </w:r>
+      <w:proofErr w:type="spellEnd"/>
+      <w:r>
+        <w:t>/</w:t>
+      </w:r>
+      <w:proofErr w:type="spellStart"/>
+      <w:r>
+        <w:t>Jazzcash</w:t>
+      </w:r>
+      <w:proofErr w:type="spellEnd"/>
+      <w:r>
+        <w:t>) using transaction logs (UC4, UC29);</w:t>
+      </w:r>
+    </w:p>
+    <w:p>
+      <w:r>
+        <w:t>:</w:t>
+      </w:r>
+      <w:r>
+        <w:rPr>
+          <w:rFonts w:ascii="Segoe UI Emoji" w:hAnsi="Segoe UI Emoji" w:cs="Segoe UI Emoji"/>
+        </w:rPr>
+        <w:t>⏰</w:t>
+      </w:r>
+      <w:r>
+        <w:t xml:space="preserve"> Resume scheduled jobs (Quartz) </w:t>
+      </w:r>
+      <w:r>
+        <w:rPr>
+          <w:rFonts w:ascii="Calibri" w:hAnsi="Calibri" w:cs="Calibri"/>
+        </w:rPr>
+        <w:t>–</w:t>
+      </w:r>
+      <w:r>
+        <w:t xml:space="preserve"> discount activation, profit reminders from last checkpoint;</w:t>
+      </w:r>
+    </w:p>
+    <w:p>
+      <w:proofErr w:type="gramStart"/>
+      <w:r>
+        <w:t>:</w:t>
+      </w:r>
+      <w:r>
+        <w:rPr>
+          <w:rFonts w:ascii="Segoe UI Emoji" w:hAnsi="Segoe UI Emoji" w:cs="Segoe UI Emoji"/>
+        </w:rPr>
+        <w:t>✅</w:t>
+      </w:r>
+      <w:proofErr w:type="gramEnd"/>
+      <w:r>
+        <w:t xml:space="preserve"> Perform smoke tests on critical paths:\n- POST /order/pay (UC</w:t>
+      </w:r>
+      <w:proofErr w:type="gramStart"/>
+      <w:r>
+        <w:t>4)\</w:t>
+      </w:r>
+      <w:proofErr w:type="gramEnd"/>
+      <w:r>
+        <w:t>n- POST /trip/start (UC</w:t>
+      </w:r>
+      <w:proofErr w:type="gramStart"/>
+      <w:r>
+        <w:t>13)\</w:t>
+      </w:r>
+      <w:proofErr w:type="gramEnd"/>
+      <w:r>
+        <w:t>n- GET /dispatch/available-orders (UC</w:t>
+      </w:r>
+      <w:proofErr w:type="gramStart"/>
+      <w:r>
+        <w:t>12)\</w:t>
+      </w:r>
+      <w:proofErr w:type="gramEnd"/>
+      <w:r>
+        <w:t>n- POST /auth/login (UC2) with MFA;</w:t>
+      </w:r>
+    </w:p>
+    <w:p>
+      <w:proofErr w:type="gramStart"/>
+      <w:r>
+        <w:t>:</w:t>
+      </w:r>
+      <w:r>
+        <w:rPr>
+          <w:rFonts w:ascii="Segoe UI Emoji" w:hAnsi="Segoe UI Emoji" w:cs="Segoe UI Emoji"/>
+        </w:rPr>
+        <w:t>🌐</w:t>
+      </w:r>
+      <w:proofErr w:type="gramEnd"/>
+      <w:r>
+        <w:t xml:space="preserve"> Switch DNS to recovered cluster;</w:t>
+      </w:r>
+    </w:p>
+    <w:p>
+      <w:proofErr w:type="gramStart"/>
+      <w:r>
+        <w:t>:</w:t>
+      </w:r>
+      <w:r>
+        <w:rPr>
+          <w:rFonts w:ascii="Segoe UI Emoji" w:hAnsi="Segoe UI Emoji" w:cs="Segoe UI Emoji"/>
+        </w:rPr>
+        <w:t>📈</w:t>
+      </w:r>
+      <w:proofErr w:type="gramEnd"/>
+      <w:r>
+        <w:t xml:space="preserve"> Resume traffic;</w:t>
+      </w:r>
+    </w:p>
+    <w:p>
+      <w:proofErr w:type="gramStart"/>
+      <w:r>
+        <w:t>:</w:t>
+      </w:r>
+      <w:r>
+        <w:rPr>
+          <w:rFonts w:ascii="Segoe UI Emoji" w:hAnsi="Segoe UI Emoji" w:cs="Segoe UI Emoji"/>
+        </w:rPr>
+        <w:t>📝</w:t>
+      </w:r>
+      <w:proofErr w:type="gramEnd"/>
+      <w:r>
+        <w:t xml:space="preserve"> Post</w:t>
+      </w:r>
+      <w:r>
+        <w:rPr>
+          <w:rFonts w:ascii="Cambria Math" w:hAnsi="Cambria Math" w:cs="Cambria Math"/>
+        </w:rPr>
+        <w:t>‑</w:t>
+      </w:r>
+      <w:r>
+        <w:t>mortem report (root cause, recovery time, data loss);</w:t>
+      </w:r>
+    </w:p>
+    <w:p>
+      <w:proofErr w:type="gramStart"/>
+      <w:r>
+        <w:t>:Schedule</w:t>
+      </w:r>
+      <w:proofErr w:type="gramEnd"/>
+      <w:r>
+        <w:t xml:space="preserve"> annual DR drill (industry best practice);</w:t>
+      </w:r>
+    </w:p>
+    <w:p>
+      <w:r>
+        <w:t>stop</w:t>
+      </w:r>
+    </w:p>
+    <w:p/>
+    <w:p>
+      <w:r>
+        <w:t>|Recovery Objectives|</w:t>
+      </w:r>
+    </w:p>
+    <w:p>
+      <w:r>
+        <w:t>note right</w:t>
+      </w:r>
+    </w:p>
+    <w:p>
+      <w:r>
+        <w:t xml:space="preserve">  **RTO ≤4 hours (NFR-</w:t>
+      </w:r>
+      <w:proofErr w:type="gramStart"/>
+      <w:r>
+        <w:t>09)*</w:t>
+      </w:r>
+      <w:proofErr w:type="gramEnd"/>
+      <w:r>
+        <w:t>*</w:t>
+      </w:r>
+    </w:p>
+    <w:p>
+      <w:r>
+        <w:t xml:space="preserve">  **RPO ≤1 hour (NFR-</w:t>
+      </w:r>
+      <w:proofErr w:type="gramStart"/>
+      <w:r>
+        <w:t>09)*</w:t>
+      </w:r>
+      <w:proofErr w:type="gramEnd"/>
+      <w:r>
+        <w:t>*</w:t>
+      </w:r>
+    </w:p>
+    <w:p>
+      <w:r>
+        <w:t xml:space="preserve">  **99.9% uptime for ordering/payment (NFR-</w:t>
+      </w:r>
+      <w:proofErr w:type="gramStart"/>
+      <w:r>
+        <w:t>08)*</w:t>
+      </w:r>
+      <w:proofErr w:type="gramEnd"/>
+      <w:r>
+        <w:t>*</w:t>
+      </w:r>
+    </w:p>
+    <w:p>
+      <w:r>
+        <w:t xml:space="preserve">  Cross</w:t>
+      </w:r>
+      <w:r>
+        <w:rPr>
+          <w:rFonts w:ascii="Cambria Math" w:hAnsi="Cambria Math" w:cs="Cambria Math"/>
+        </w:rPr>
+        <w:t>‑</w:t>
+      </w:r>
+      <w:r>
+        <w:t>service consistency via Saga replay (Microservices Architecture 3.8.4)</w:t>
+      </w:r>
+    </w:p>
+    <w:p>
+      <w:r>
+        <w:t xml:space="preserve">  Backups stored in Pakistan region (NFR-21)</w:t>
+      </w:r>
+    </w:p>
+    <w:p>
+      <w:r>
+        <w:t xml:space="preserve">  Immutable audit log preserved (SEC-17, SEC-24)</w:t>
+      </w:r>
+    </w:p>
+    <w:p>
+      <w:r>
+        <w:t xml:space="preserve">  Location data loss during Redis restore is acceptable per SEC-21</w:t>
+      </w:r>
+    </w:p>
+    <w:p>
+      <w:r>
+        <w:t xml:space="preserve">  DR plan tested annually (not in SRS but added as best practice)</w:t>
+      </w:r>
+    </w:p>
+    <w:p>
+      <w:r>
+        <w:t>end note</w:t>
+      </w:r>
+    </w:p>
+    <w:p/>
+    <w:p>
+      <w:r>
+        <w:t>@enduml</w:t>
+      </w:r>
+    </w:p>
+    <w:p/>
+    <w:p>
+      <w:pPr>
+        <w:pStyle w:val="Heading1"/>
+      </w:pPr>
+      <w:r>
+        <w:t>Monitoring &amp; Alerting Architecture</w:t>
+      </w:r>
+    </w:p>
+    <w:p/>
+    <w:p>
+      <w:r>
+        <w:t>@startuml</w:t>
+      </w:r>
+    </w:p>
+    <w:p>
+      <w:proofErr w:type="gramStart"/>
+      <w:r>
+        <w:t>!theme</w:t>
+      </w:r>
+      <w:proofErr w:type="gramEnd"/>
+      <w:r>
+        <w:t xml:space="preserve"> plain</w:t>
+      </w:r>
+    </w:p>
+    <w:p>
+      <w:r>
+        <w:t>title Monitoring &amp; Alerting Architecture – Delivery Platform System (v11.0 – Final)</w:t>
+      </w:r>
+    </w:p>
+    <w:p/>
+    <w:p>
+      <w:proofErr w:type="spellStart"/>
+      <w:r>
+        <w:t>skinparam</w:t>
+      </w:r>
+      <w:proofErr w:type="spellEnd"/>
+      <w:r>
+        <w:t xml:space="preserve"> component {</w:t>
+      </w:r>
+    </w:p>
+    <w:p>
+      <w:r>
+        <w:t xml:space="preserve">  </w:t>
+      </w:r>
+      <w:proofErr w:type="spellStart"/>
+      <w:r>
+        <w:t>BackgroundColor</w:t>
+      </w:r>
+      <w:proofErr w:type="spellEnd"/>
+      <w:r>
+        <w:t xml:space="preserve"> #F2F2F2</w:t>
+      </w:r>
+    </w:p>
+    <w:p>
+      <w:r>
+        <w:t xml:space="preserve">  </w:t>
+      </w:r>
+      <w:proofErr w:type="spellStart"/>
+      <w:r>
+        <w:t>BorderColor</w:t>
+      </w:r>
+      <w:proofErr w:type="spellEnd"/>
+      <w:r>
+        <w:t xml:space="preserve"> #333333</w:t>
+      </w:r>
+    </w:p>
+    <w:p>
+      <w:r>
+        <w:t>}</w:t>
+      </w:r>
+    </w:p>
+    <w:p>
+      <w:proofErr w:type="spellStart"/>
+      <w:r>
+        <w:t>skinparam</w:t>
+      </w:r>
+      <w:proofErr w:type="spellEnd"/>
+      <w:r>
+        <w:t xml:space="preserve"> database {</w:t>
+      </w:r>
+    </w:p>
+    <w:p>
+      <w:r>
+        <w:t xml:space="preserve">  </w:t>
+      </w:r>
+      <w:proofErr w:type="spellStart"/>
+      <w:r>
+        <w:t>BackgroundColor</w:t>
+      </w:r>
+      <w:proofErr w:type="spellEnd"/>
+      <w:r>
+        <w:t xml:space="preserve"> #E6F4EA</w:t>
+      </w:r>
+    </w:p>
+    <w:p>
+      <w:r>
+        <w:t xml:space="preserve">  </w:t>
+      </w:r>
+      <w:proofErr w:type="spellStart"/>
+      <w:r>
+        <w:t>BorderColor</w:t>
+      </w:r>
+      <w:proofErr w:type="spellEnd"/>
+      <w:r>
+        <w:t xml:space="preserve"> #137333</w:t>
+      </w:r>
+    </w:p>
+    <w:p>
+      <w:r>
+        <w:t>}</w:t>
+      </w:r>
+    </w:p>
+    <w:p>
+      <w:proofErr w:type="spellStart"/>
+      <w:r>
+        <w:t>skinparam</w:t>
+      </w:r>
+      <w:proofErr w:type="spellEnd"/>
+      <w:r>
+        <w:t xml:space="preserve"> node {</w:t>
+      </w:r>
+    </w:p>
+    <w:p>
+      <w:r>
+        <w:t xml:space="preserve">  </w:t>
+      </w:r>
+      <w:proofErr w:type="spellStart"/>
+      <w:r>
+        <w:t>BackgroundColor</w:t>
+      </w:r>
+      <w:proofErr w:type="spellEnd"/>
+      <w:r>
+        <w:t xml:space="preserve"> #E8F0FE</w:t>
+      </w:r>
+    </w:p>
+    <w:p>
+      <w:r>
+        <w:t xml:space="preserve">  </w:t>
+      </w:r>
+      <w:proofErr w:type="spellStart"/>
+      <w:r>
+        <w:t>BorderColor</w:t>
+      </w:r>
+      <w:proofErr w:type="spellEnd"/>
+      <w:r>
+        <w:t xml:space="preserve"> #1A73E8</w:t>
+      </w:r>
+    </w:p>
+    <w:p>
+      <w:r>
+        <w:t>}</w:t>
+      </w:r>
+    </w:p>
+    <w:p>
+      <w:proofErr w:type="spellStart"/>
+      <w:r>
+        <w:t>skinparam</w:t>
+      </w:r>
+      <w:proofErr w:type="spellEnd"/>
+      <w:r>
+        <w:t xml:space="preserve"> actor {</w:t>
+      </w:r>
+    </w:p>
+    <w:p>
+      <w:r>
+        <w:t xml:space="preserve">  </w:t>
+      </w:r>
+      <w:proofErr w:type="spellStart"/>
+      <w:r>
+        <w:t>BackgroundColor</w:t>
+      </w:r>
+      <w:proofErr w:type="spellEnd"/>
+      <w:r>
+        <w:t xml:space="preserve"> #FCE8E6</w:t>
+      </w:r>
+    </w:p>
+    <w:p>
+      <w:r>
+        <w:t xml:space="preserve">  </w:t>
+      </w:r>
+      <w:proofErr w:type="spellStart"/>
+      <w:r>
+        <w:t>BorderColor</w:t>
+      </w:r>
+      <w:proofErr w:type="spellEnd"/>
+      <w:r>
+        <w:t xml:space="preserve"> #D93025</w:t>
+      </w:r>
+    </w:p>
+    <w:p>
+      <w:r>
+        <w:t>}</w:t>
+      </w:r>
+    </w:p>
+    <w:p>
+      <w:proofErr w:type="spellStart"/>
+      <w:r>
+        <w:t>skinparam</w:t>
+      </w:r>
+      <w:proofErr w:type="spellEnd"/>
+      <w:r>
+        <w:t xml:space="preserve"> queue {</w:t>
+      </w:r>
+    </w:p>
+    <w:p>
+      <w:r>
+        <w:t xml:space="preserve">  </w:t>
+      </w:r>
+      <w:proofErr w:type="spellStart"/>
+      <w:r>
+        <w:t>BackgroundColor</w:t>
+      </w:r>
+      <w:proofErr w:type="spellEnd"/>
+      <w:r>
+        <w:t xml:space="preserve"> #FFF3E0</w:t>
+      </w:r>
+    </w:p>
+    <w:p>
+      <w:r>
+        <w:t xml:space="preserve">  </w:t>
+      </w:r>
+      <w:proofErr w:type="spellStart"/>
+      <w:r>
+        <w:t>BorderColor</w:t>
+      </w:r>
+      <w:proofErr w:type="spellEnd"/>
+      <w:r>
+        <w:t xml:space="preserve"> #FF9800</w:t>
+      </w:r>
+    </w:p>
+    <w:p>
+      <w:r>
+        <w:t>}</w:t>
+      </w:r>
+    </w:p>
+    <w:p/>
+    <w:p>
+      <w:r>
+        <w:t>' ============================</w:t>
+      </w:r>
+    </w:p>
+    <w:p>
+      <w:r>
+        <w:t>' Monitored Components (Deployment, Network, Microservices)</w:t>
+      </w:r>
+    </w:p>
+    <w:p>
+      <w:r>
+        <w:t>' ============================</w:t>
+      </w:r>
+    </w:p>
+    <w:p>
+      <w:r>
+        <w:t>package "Monitored Components" {</w:t>
+      </w:r>
+    </w:p>
+    <w:p>
+      <w:r>
+        <w:t xml:space="preserve">  </w:t>
+      </w:r>
+    </w:p>
+    <w:p>
+      <w:r>
+        <w:t xml:space="preserve">  node "Load Balancer\</w:t>
+      </w:r>
+      <w:proofErr w:type="gramStart"/>
+      <w:r>
+        <w:t>n(</w:t>
+      </w:r>
+      <w:proofErr w:type="gramEnd"/>
+      <w:r>
+        <w:t>Nginx / AWS ALB)" as LB</w:t>
+      </w:r>
+    </w:p>
+    <w:p>
+      <w:r>
+        <w:t xml:space="preserve">  node "Firewall / WAF" as FW</w:t>
+      </w:r>
+    </w:p>
+    <w:p>
+      <w:r>
+        <w:t xml:space="preserve">  node "API Gateway\</w:t>
+      </w:r>
+      <w:proofErr w:type="gramStart"/>
+      <w:r>
+        <w:t>n(</w:t>
+      </w:r>
+      <w:proofErr w:type="gramEnd"/>
+      <w:r>
+        <w:t>Spring Cloud Gateway)" as Gateway</w:t>
+      </w:r>
+    </w:p>
+    <w:p>
+      <w:r>
+        <w:t xml:space="preserve">  </w:t>
+      </w:r>
+    </w:p>
+    <w:p>
+      <w:r>
+        <w:t xml:space="preserve">  node "Kubernetes Cluster" as K8s {</w:t>
+      </w:r>
+    </w:p>
+    <w:p>
+      <w:r>
+        <w:t xml:space="preserve">    node "Cluster Infrastructure" as K8sInfra {</w:t>
+      </w:r>
+    </w:p>
+    <w:p>
+      <w:r>
+        <w:t xml:space="preserve">      component [</w:t>
+      </w:r>
+      <w:proofErr w:type="spellStart"/>
+      <w:r>
+        <w:t>kube</w:t>
+      </w:r>
+      <w:proofErr w:type="spellEnd"/>
+      <w:r>
+        <w:t>-state-metrics] as KSM</w:t>
+      </w:r>
+    </w:p>
+    <w:p>
+      <w:r>
+        <w:t xml:space="preserve">      component [node-exporter] as </w:t>
+      </w:r>
+      <w:proofErr w:type="spellStart"/>
+      <w:r>
+        <w:t>NodeExp</w:t>
+      </w:r>
+      <w:proofErr w:type="spellEnd"/>
+    </w:p>
+    <w:p>
+      <w:r>
+        <w:t xml:space="preserve">    }</w:t>
+      </w:r>
+    </w:p>
+    <w:p>
+      <w:r>
+        <w:t xml:space="preserve">    node "Core Services" as Core {</w:t>
+      </w:r>
+    </w:p>
+    <w:p>
+      <w:r>
+        <w:t xml:space="preserve">      component [Customer Service] as Cust</w:t>
+      </w:r>
+    </w:p>
+    <w:p>
+      <w:r>
+        <w:t xml:space="preserve">      component [Rider Service] as Rider</w:t>
+      </w:r>
+    </w:p>
+    <w:p>
+      <w:r>
+        <w:t xml:space="preserve">      component [Order Service] as Order</w:t>
+      </w:r>
+    </w:p>
+    <w:p>
+      <w:r>
+        <w:t xml:space="preserve">      component [Trip &amp; Route Service] as Trip</w:t>
+      </w:r>
+    </w:p>
+    <w:p>
+      <w:r>
+        <w:t xml:space="preserve">      component [Dispatch Service] as Dispatch</w:t>
+      </w:r>
+    </w:p>
+    <w:p>
+      <w:r>
+        <w:t xml:space="preserve">      component [Product &amp; Shop Service] as Product</w:t>
+      </w:r>
+    </w:p>
+    <w:p>
+      <w:r>
+        <w:t xml:space="preserve">      component [Client &amp; Config Service] as Client</w:t>
+      </w:r>
+    </w:p>
+    <w:p>
+      <w:r>
+        <w:t xml:space="preserve">    }</w:t>
+      </w:r>
+    </w:p>
+    <w:p>
+      <w:r>
+        <w:t xml:space="preserve">    node "Financial Services" as Fin {</w:t>
+      </w:r>
+    </w:p>
+    <w:p>
+      <w:r>
+        <w:t xml:space="preserve">      component [Financial Reporting] as Finance</w:t>
+      </w:r>
+    </w:p>
+    <w:p>
+      <w:r>
+        <w:t xml:space="preserve">      component [Payment Gateway Service] as Payment</w:t>
+      </w:r>
+    </w:p>
+    <w:p>
+      <w:r>
+        <w:t xml:space="preserve">      component [Discount Engine] as Discount</w:t>
+      </w:r>
+    </w:p>
+    <w:p>
+      <w:r>
+        <w:t xml:space="preserve">    }</w:t>
+      </w:r>
+    </w:p>
+    <w:p>
+      <w:r>
+        <w:t xml:space="preserve">    node "Support Services" as Supp {</w:t>
+      </w:r>
+    </w:p>
+    <w:p>
+      <w:r>
+        <w:t xml:space="preserve">      component [Notification Service] as Notify</w:t>
+      </w:r>
+    </w:p>
+    <w:p>
+      <w:r>
+        <w:t xml:space="preserve">      component [Complaint &amp; Return] as Complaint</w:t>
+      </w:r>
+    </w:p>
+    <w:p>
+      <w:r>
+        <w:t xml:space="preserve">      component [Receipt Generator] as Receipt</w:t>
+      </w:r>
+    </w:p>
+    <w:p>
+      <w:r>
+        <w:t xml:space="preserve">      component [Scheduled Jobs (Quartz)] as Scheduler</w:t>
+      </w:r>
+    </w:p>
+    <w:p>
+      <w:r>
+        <w:t xml:space="preserve">    }</w:t>
+      </w:r>
+    </w:p>
+    <w:p>
+      <w:r>
+        <w:t xml:space="preserve">  }</w:t>
+      </w:r>
+    </w:p>
+    <w:p>
+      <w:r>
+        <w:t xml:space="preserve">  </w:t>
+      </w:r>
+    </w:p>
+    <w:p>
+      <w:r>
+        <w:t xml:space="preserve">  database "PostgreSQL (per </w:t>
+      </w:r>
+      <w:proofErr w:type="gramStart"/>
+      <w:r>
+        <w:t>service)\</w:t>
+      </w:r>
+      <w:proofErr w:type="gramEnd"/>
+      <w:r>
+        <w:t>n+ Read Replica (product cache)" as Postgres</w:t>
+      </w:r>
+    </w:p>
+    <w:p>
+      <w:r>
+        <w:t xml:space="preserve">  database "Redis Cluster\</w:t>
+      </w:r>
+      <w:proofErr w:type="gramStart"/>
+      <w:r>
+        <w:t>n(</w:t>
+      </w:r>
+      <w:proofErr w:type="gramEnd"/>
+      <w:r>
+        <w:t>Live locations / sessions)" as Redis</w:t>
+      </w:r>
+    </w:p>
+    <w:p>
+      <w:r>
+        <w:t xml:space="preserve">  database "Audit Log DB\</w:t>
+      </w:r>
+      <w:proofErr w:type="gramStart"/>
+      <w:r>
+        <w:t>n(</w:t>
+      </w:r>
+      <w:proofErr w:type="gramEnd"/>
+      <w:r>
+        <w:t xml:space="preserve">Immutable, SEC-17/24)" as </w:t>
+      </w:r>
+      <w:proofErr w:type="spellStart"/>
+      <w:r>
+        <w:t>AuditDB</w:t>
+      </w:r>
+      <w:proofErr w:type="spellEnd"/>
+    </w:p>
+    <w:p>
+      <w:r>
+        <w:t xml:space="preserve">  queue "Message Broker\</w:t>
+      </w:r>
+      <w:proofErr w:type="gramStart"/>
+      <w:r>
+        <w:t>n(</w:t>
+      </w:r>
+      <w:proofErr w:type="gramEnd"/>
+      <w:r>
+        <w:t xml:space="preserve">Kafka / RabbitMQ)" as </w:t>
+      </w:r>
+      <w:proofErr w:type="spellStart"/>
+      <w:r>
+        <w:t>EventBus</w:t>
+      </w:r>
+      <w:proofErr w:type="spellEnd"/>
+    </w:p>
+    <w:p>
+      <w:r>
+        <w:t xml:space="preserve">  database "Cloud Storage\</w:t>
+      </w:r>
+      <w:proofErr w:type="gramStart"/>
+      <w:r>
+        <w:t>n(</w:t>
+      </w:r>
+      <w:proofErr w:type="gramEnd"/>
+      <w:r>
+        <w:t>S3 / Spaces, Pakistan region)" as Storage</w:t>
+      </w:r>
+    </w:p>
+    <w:p>
+      <w:r>
+        <w:t xml:space="preserve">  </w:t>
+      </w:r>
+    </w:p>
+    <w:p>
+      <w:r>
+        <w:t xml:space="preserve">  node "External Services" as Ext {</w:t>
+      </w:r>
+    </w:p>
+    <w:p>
+      <w:r>
+        <w:t xml:space="preserve">    component [Google Maps API] as Maps</w:t>
+      </w:r>
+    </w:p>
+    <w:p>
+      <w:r>
+        <w:t xml:space="preserve">    component [Payment Gateway\n(Stripe/</w:t>
+      </w:r>
+      <w:proofErr w:type="spellStart"/>
+      <w:r>
+        <w:t>Easypaisa</w:t>
+      </w:r>
+      <w:proofErr w:type="spellEnd"/>
+      <w:r>
+        <w:t>/</w:t>
+      </w:r>
+      <w:proofErr w:type="spellStart"/>
+      <w:r>
+        <w:t>Jazzcash</w:t>
+      </w:r>
+      <w:proofErr w:type="spellEnd"/>
+      <w:r>
+        <w:t xml:space="preserve">)] as </w:t>
+      </w:r>
+      <w:proofErr w:type="spellStart"/>
+      <w:r>
+        <w:t>PayExt</w:t>
+      </w:r>
+      <w:proofErr w:type="spellEnd"/>
+    </w:p>
+    <w:p>
+      <w:r>
+        <w:t xml:space="preserve">    component [SMS/Email\n(Twilio/SendGrid)] as </w:t>
+      </w:r>
+      <w:proofErr w:type="spellStart"/>
+      <w:r>
+        <w:t>MsgExt</w:t>
+      </w:r>
+      <w:proofErr w:type="spellEnd"/>
+    </w:p>
+    <w:p>
+      <w:r>
+        <w:t xml:space="preserve">  }</w:t>
+      </w:r>
+    </w:p>
+    <w:p>
+      <w:r>
+        <w:t>}</w:t>
+      </w:r>
+    </w:p>
+    <w:p/>
+    <w:p>
+      <w:r>
+        <w:t>' ============================</w:t>
+      </w:r>
+    </w:p>
+    <w:p>
+      <w:r>
+        <w:t>' Monitoring &amp; Alerting Stack (Tech Stack + NFR-15)</w:t>
+      </w:r>
+    </w:p>
+    <w:p>
+      <w:r>
+        <w:t>' ============================</w:t>
+      </w:r>
+    </w:p>
+    <w:p>
+      <w:r>
+        <w:t>package "Monitoring &amp; Alerting Stack" {</w:t>
+      </w:r>
+    </w:p>
+    <w:p>
+      <w:r>
+        <w:t xml:space="preserve">  component "Prometheus\</w:t>
+      </w:r>
+      <w:proofErr w:type="gramStart"/>
+      <w:r>
+        <w:t>n(</w:t>
+      </w:r>
+      <w:proofErr w:type="gramEnd"/>
+      <w:r>
+        <w:t>Metrics Scraper)" as Prom</w:t>
+      </w:r>
+    </w:p>
+    <w:p>
+      <w:r>
+        <w:t xml:space="preserve">  component "</w:t>
+      </w:r>
+      <w:proofErr w:type="spellStart"/>
+      <w:r>
+        <w:t>Alertmanager</w:t>
+      </w:r>
+      <w:proofErr w:type="spellEnd"/>
+      <w:r>
+        <w:t>" as AM</w:t>
+      </w:r>
+    </w:p>
+    <w:p>
+      <w:r>
+        <w:t xml:space="preserve">  component "Grafana\n(Dashboards)" as Graf</w:t>
+      </w:r>
+    </w:p>
+    <w:p>
+      <w:r>
+        <w:t xml:space="preserve">  component "ELK Stack\</w:t>
+      </w:r>
+      <w:proofErr w:type="gramStart"/>
+      <w:r>
+        <w:t>n(</w:t>
+      </w:r>
+      <w:proofErr w:type="gramEnd"/>
+      <w:r>
+        <w:t xml:space="preserve">Logs via </w:t>
+      </w:r>
+      <w:proofErr w:type="spellStart"/>
+      <w:r>
+        <w:t>Filebeat</w:t>
+      </w:r>
+      <w:proofErr w:type="spellEnd"/>
+      <w:r>
+        <w:t>)" as ELK</w:t>
+      </w:r>
+    </w:p>
+    <w:p>
+      <w:r>
+        <w:t xml:space="preserve">  component "Jaeger\</w:t>
+      </w:r>
+      <w:proofErr w:type="gramStart"/>
+      <w:r>
+        <w:t>n(</w:t>
+      </w:r>
+      <w:proofErr w:type="gramEnd"/>
+      <w:r>
+        <w:t>Distributed Tracing)" as Jaeger</w:t>
+      </w:r>
+    </w:p>
+    <w:p>
+      <w:r>
+        <w:t xml:space="preserve">  component "PagerDuty / Slack\</w:t>
+      </w:r>
+      <w:proofErr w:type="gramStart"/>
+      <w:r>
+        <w:t>n(</w:t>
+      </w:r>
+      <w:proofErr w:type="gramEnd"/>
+      <w:r>
+        <w:t>External Alerts)" as PD</w:t>
+      </w:r>
+    </w:p>
+    <w:p>
+      <w:r>
+        <w:t>}</w:t>
+      </w:r>
+    </w:p>
+    <w:p/>
+    <w:p>
+      <w:r>
+        <w:t>' ============================</w:t>
+      </w:r>
+    </w:p>
+    <w:p>
+      <w:r>
+        <w:t>' Metrics Collection (Prometheus pulls /metrics)</w:t>
+      </w:r>
+    </w:p>
+    <w:p>
+      <w:r>
+        <w:t>' ============================</w:t>
+      </w:r>
+    </w:p>
+    <w:p>
+      <w:r>
+        <w:t xml:space="preserve">LB --&gt; </w:t>
+      </w:r>
+      <w:proofErr w:type="gramStart"/>
+      <w:r>
+        <w:t>Prom :</w:t>
+      </w:r>
+      <w:proofErr w:type="gramEnd"/>
+      <w:r>
+        <w:t xml:space="preserve"> "</w:t>
+      </w:r>
+      <w:proofErr w:type="spellStart"/>
+      <w:r>
+        <w:t>req_rate</w:t>
+      </w:r>
+      <w:proofErr w:type="spellEnd"/>
+      <w:r>
+        <w:t>, 5xx, latency"</w:t>
+      </w:r>
+    </w:p>
+    <w:p>
+      <w:r>
+        <w:t xml:space="preserve">FW --&gt; </w:t>
+      </w:r>
+      <w:proofErr w:type="gramStart"/>
+      <w:r>
+        <w:t>Prom :</w:t>
+      </w:r>
+      <w:proofErr w:type="gramEnd"/>
+      <w:r>
+        <w:t xml:space="preserve"> "</w:t>
+      </w:r>
+      <w:proofErr w:type="spellStart"/>
+      <w:r>
+        <w:t>blocked_requests</w:t>
+      </w:r>
+      <w:proofErr w:type="spellEnd"/>
+      <w:r>
+        <w:t xml:space="preserve">, </w:t>
+      </w:r>
+      <w:proofErr w:type="spellStart"/>
+      <w:r>
+        <w:t>anomaly_score</w:t>
+      </w:r>
+      <w:proofErr w:type="spellEnd"/>
+      <w:r>
+        <w:t>"</w:t>
+      </w:r>
+    </w:p>
+    <w:p>
+      <w:r>
+        <w:t xml:space="preserve">Gateway --&gt; </w:t>
+      </w:r>
+      <w:proofErr w:type="gramStart"/>
+      <w:r>
+        <w:t>Prom :</w:t>
+      </w:r>
+      <w:proofErr w:type="gramEnd"/>
+      <w:r>
+        <w:t xml:space="preserve"> "latency (p95, p99), </w:t>
+      </w:r>
+      <w:proofErr w:type="spellStart"/>
+      <w:r>
+        <w:t>rate_limit_hits</w:t>
+      </w:r>
+      <w:proofErr w:type="spellEnd"/>
+      <w:r>
+        <w:t xml:space="preserve">, </w:t>
+      </w:r>
+      <w:proofErr w:type="spellStart"/>
+      <w:r>
+        <w:t>jwt_errors</w:t>
+      </w:r>
+      <w:proofErr w:type="spellEnd"/>
+      <w:r>
+        <w:t>"</w:t>
+      </w:r>
+    </w:p>
+    <w:p>
+      <w:r>
+        <w:t xml:space="preserve">KSM --&gt; </w:t>
+      </w:r>
+      <w:proofErr w:type="gramStart"/>
+      <w:r>
+        <w:t>Prom :</w:t>
+      </w:r>
+      <w:proofErr w:type="gramEnd"/>
+      <w:r>
+        <w:t xml:space="preserve"> "k8s node/pod metrics, autoscaling events"</w:t>
+      </w:r>
+    </w:p>
+    <w:p>
+      <w:proofErr w:type="spellStart"/>
+      <w:r>
+        <w:t>NodeExp</w:t>
+      </w:r>
+      <w:proofErr w:type="spellEnd"/>
+      <w:r>
+        <w:t xml:space="preserve"> --&gt; </w:t>
+      </w:r>
+      <w:proofErr w:type="gramStart"/>
+      <w:r>
+        <w:t>Prom :</w:t>
+      </w:r>
+      <w:proofErr w:type="gramEnd"/>
+      <w:r>
+        <w:t xml:space="preserve"> "node CPU/memory/disk"</w:t>
+      </w:r>
+    </w:p>
+    <w:p>
+      <w:r>
+        <w:t xml:space="preserve">Cust --&gt; </w:t>
+      </w:r>
+      <w:proofErr w:type="gramStart"/>
+      <w:r>
+        <w:t>Prom :</w:t>
+      </w:r>
+      <w:proofErr w:type="gramEnd"/>
+      <w:r>
+        <w:t xml:space="preserve"> "</w:t>
+      </w:r>
+      <w:proofErr w:type="spellStart"/>
+      <w:r>
+        <w:t>register_failures</w:t>
+      </w:r>
+      <w:proofErr w:type="spellEnd"/>
+      <w:r>
+        <w:t xml:space="preserve">, </w:t>
+      </w:r>
+      <w:proofErr w:type="spellStart"/>
+      <w:r>
+        <w:t>login_latency</w:t>
+      </w:r>
+      <w:proofErr w:type="spellEnd"/>
+      <w:r>
+        <w:t xml:space="preserve">, </w:t>
+      </w:r>
+      <w:proofErr w:type="spellStart"/>
+      <w:r>
+        <w:t>wallet_balance</w:t>
+      </w:r>
+      <w:proofErr w:type="spellEnd"/>
+      <w:r>
+        <w:t>"</w:t>
+      </w:r>
+    </w:p>
+    <w:p>
+      <w:r>
+        <w:t xml:space="preserve">Rider --&gt; </w:t>
+      </w:r>
+      <w:proofErr w:type="gramStart"/>
+      <w:r>
+        <w:t>Prom :</w:t>
+      </w:r>
+      <w:proofErr w:type="gramEnd"/>
+      <w:r>
+        <w:t xml:space="preserve"> "</w:t>
+      </w:r>
+      <w:proofErr w:type="spellStart"/>
+      <w:r>
+        <w:t>approval_queue_size</w:t>
+      </w:r>
+      <w:proofErr w:type="spellEnd"/>
+      <w:r>
+        <w:t xml:space="preserve">, </w:t>
+      </w:r>
+      <w:proofErr w:type="spellStart"/>
+      <w:r>
+        <w:t>carried_cash</w:t>
+      </w:r>
+      <w:proofErr w:type="spellEnd"/>
+      <w:r>
+        <w:t>"</w:t>
+      </w:r>
+    </w:p>
+    <w:p>
+      <w:r>
+        <w:t xml:space="preserve">Order --&gt; </w:t>
+      </w:r>
+      <w:proofErr w:type="gramStart"/>
+      <w:r>
+        <w:t>Prom :</w:t>
+      </w:r>
+      <w:proofErr w:type="gramEnd"/>
+      <w:r>
+        <w:t xml:space="preserve"> "</w:t>
+      </w:r>
+      <w:proofErr w:type="spellStart"/>
+      <w:r>
+        <w:t>order_placement_rate</w:t>
+      </w:r>
+      <w:proofErr w:type="spellEnd"/>
+      <w:r>
+        <w:t xml:space="preserve">, </w:t>
+      </w:r>
+      <w:proofErr w:type="spellStart"/>
+      <w:r>
+        <w:t>split_order_count</w:t>
+      </w:r>
+      <w:proofErr w:type="spellEnd"/>
+      <w:r>
+        <w:t xml:space="preserve">, </w:t>
+      </w:r>
+      <w:proofErr w:type="spellStart"/>
+      <w:r>
+        <w:t>cancellation_rate</w:t>
+      </w:r>
+      <w:proofErr w:type="spellEnd"/>
+      <w:r>
+        <w:t>"</w:t>
+      </w:r>
+    </w:p>
+    <w:p>
+      <w:r>
+        <w:t xml:space="preserve">Trip --&gt; </w:t>
+      </w:r>
+      <w:proofErr w:type="gramStart"/>
+      <w:r>
+        <w:t>Prom :</w:t>
+      </w:r>
+      <w:proofErr w:type="gramEnd"/>
+      <w:r>
+        <w:t xml:space="preserve"> "</w:t>
+      </w:r>
+      <w:proofErr w:type="spellStart"/>
+      <w:r>
+        <w:t>live_location_updates</w:t>
+      </w:r>
+      <w:proofErr w:type="spellEnd"/>
+      <w:r>
+        <w:t xml:space="preserve">, </w:t>
+      </w:r>
+      <w:proofErr w:type="spellStart"/>
+      <w:r>
+        <w:t>route_calc_latency</w:t>
+      </w:r>
+      <w:proofErr w:type="spellEnd"/>
+      <w:r>
+        <w:t xml:space="preserve"> (NFR-02)"</w:t>
+      </w:r>
+    </w:p>
+    <w:p>
+      <w:r>
+        <w:t xml:space="preserve">Dispatch --&gt; </w:t>
+      </w:r>
+      <w:proofErr w:type="gramStart"/>
+      <w:r>
+        <w:t>Prom :</w:t>
+      </w:r>
+      <w:proofErr w:type="gramEnd"/>
+      <w:r>
+        <w:t xml:space="preserve"> "</w:t>
+      </w:r>
+      <w:proofErr w:type="spellStart"/>
+      <w:r>
+        <w:t>assignment_time</w:t>
+      </w:r>
+      <w:proofErr w:type="spellEnd"/>
+      <w:r>
+        <w:t xml:space="preserve">, </w:t>
+      </w:r>
+      <w:proofErr w:type="spellStart"/>
+      <w:r>
+        <w:t>escalation_rate</w:t>
+      </w:r>
+      <w:proofErr w:type="spellEnd"/>
+      <w:r>
+        <w:t xml:space="preserve"> (FR-RA-02)"</w:t>
+      </w:r>
+    </w:p>
+    <w:p>
+      <w:r>
+        <w:t xml:space="preserve">Product --&gt; </w:t>
+      </w:r>
+      <w:proofErr w:type="gramStart"/>
+      <w:r>
+        <w:t>Prom :</w:t>
+      </w:r>
+      <w:proofErr w:type="gramEnd"/>
+      <w:r>
+        <w:t xml:space="preserve"> "</w:t>
+      </w:r>
+      <w:proofErr w:type="spellStart"/>
+      <w:r>
+        <w:t>search_latency</w:t>
+      </w:r>
+      <w:proofErr w:type="spellEnd"/>
+      <w:r>
+        <w:t xml:space="preserve"> (NFR-01), </w:t>
+      </w:r>
+      <w:proofErr w:type="spellStart"/>
+      <w:r>
+        <w:t>stock_update_failures</w:t>
+      </w:r>
+      <w:proofErr w:type="spellEnd"/>
+      <w:r>
+        <w:t>"</w:t>
+      </w:r>
+    </w:p>
+    <w:p>
+      <w:r>
+        <w:t xml:space="preserve">Client --&gt; </w:t>
+      </w:r>
+      <w:proofErr w:type="gramStart"/>
+      <w:r>
+        <w:t>Prom :</w:t>
+      </w:r>
+      <w:proofErr w:type="gramEnd"/>
+      <w:r>
+        <w:t xml:space="preserve"> "</w:t>
+      </w:r>
+      <w:proofErr w:type="spellStart"/>
+      <w:r>
+        <w:t>config_change_frequency</w:t>
+      </w:r>
+      <w:proofErr w:type="spellEnd"/>
+      <w:r>
+        <w:t xml:space="preserve">, </w:t>
+      </w:r>
+      <w:proofErr w:type="spellStart"/>
+      <w:r>
+        <w:t>approval_vote_time</w:t>
+      </w:r>
+      <w:proofErr w:type="spellEnd"/>
+      <w:r>
+        <w:t>"</w:t>
+      </w:r>
+    </w:p>
+    <w:p>
+      <w:r>
+        <w:t xml:space="preserve">Finance --&gt; </w:t>
+      </w:r>
+      <w:proofErr w:type="gramStart"/>
+      <w:r>
+        <w:t>Prom :</w:t>
+      </w:r>
+      <w:proofErr w:type="gramEnd"/>
+      <w:r>
+        <w:t xml:space="preserve"> "</w:t>
+      </w:r>
+      <w:proofErr w:type="spellStart"/>
+      <w:r>
+        <w:t>profit_calculation_time</w:t>
+      </w:r>
+      <w:proofErr w:type="spellEnd"/>
+      <w:r>
+        <w:t xml:space="preserve">, </w:t>
+      </w:r>
+      <w:proofErr w:type="spellStart"/>
+      <w:r>
+        <w:t>app_treasure_balance</w:t>
+      </w:r>
+      <w:proofErr w:type="spellEnd"/>
+      <w:r>
+        <w:t>"</w:t>
+      </w:r>
+    </w:p>
+    <w:p>
+      <w:r>
+        <w:t xml:space="preserve">Payment --&gt; </w:t>
+      </w:r>
+      <w:proofErr w:type="gramStart"/>
+      <w:r>
+        <w:t>Prom :</w:t>
+      </w:r>
+      <w:proofErr w:type="gramEnd"/>
+      <w:r>
+        <w:t xml:space="preserve"> "</w:t>
+      </w:r>
+      <w:proofErr w:type="spellStart"/>
+      <w:r>
+        <w:t>payment_success_rate</w:t>
+      </w:r>
+      <w:proofErr w:type="spellEnd"/>
+      <w:r>
+        <w:t xml:space="preserve">, </w:t>
+      </w:r>
+      <w:proofErr w:type="spellStart"/>
+      <w:r>
+        <w:t>tokenization_errors</w:t>
+      </w:r>
+      <w:proofErr w:type="spellEnd"/>
+      <w:r>
+        <w:t xml:space="preserve"> (SEC-03)"</w:t>
+      </w:r>
+    </w:p>
+    <w:p>
+      <w:r>
+        <w:t xml:space="preserve">Discount --&gt; </w:t>
+      </w:r>
+      <w:proofErr w:type="gramStart"/>
+      <w:r>
+        <w:t>Prom :</w:t>
+      </w:r>
+      <w:proofErr w:type="gramEnd"/>
+      <w:r>
+        <w:t xml:space="preserve"> "</w:t>
+      </w:r>
+      <w:proofErr w:type="spellStart"/>
+      <w:r>
+        <w:t>discount_application_latency</w:t>
+      </w:r>
+      <w:proofErr w:type="spellEnd"/>
+      <w:r>
+        <w:t xml:space="preserve">, </w:t>
+      </w:r>
+      <w:proofErr w:type="spellStart"/>
+      <w:r>
+        <w:t>budget_exhausted</w:t>
+      </w:r>
+      <w:proofErr w:type="spellEnd"/>
+      <w:r>
+        <w:t>"</w:t>
+      </w:r>
+    </w:p>
+    <w:p>
+      <w:r>
+        <w:t xml:space="preserve">Notify --&gt; </w:t>
+      </w:r>
+      <w:proofErr w:type="gramStart"/>
+      <w:r>
+        <w:t>Prom :</w:t>
+      </w:r>
+      <w:proofErr w:type="gramEnd"/>
+      <w:r>
+        <w:t xml:space="preserve"> "</w:t>
+      </w:r>
+      <w:proofErr w:type="spellStart"/>
+      <w:r>
+        <w:t>email_sms_success_rate</w:t>
+      </w:r>
+      <w:proofErr w:type="spellEnd"/>
+      <w:r>
+        <w:t xml:space="preserve">, </w:t>
+      </w:r>
+      <w:proofErr w:type="spellStart"/>
+      <w:r>
+        <w:t>otp_delivery_time</w:t>
+      </w:r>
+      <w:proofErr w:type="spellEnd"/>
+      <w:r>
+        <w:t>"</w:t>
+      </w:r>
+    </w:p>
+    <w:p>
+      <w:r>
+        <w:t xml:space="preserve">Complaint --&gt; </w:t>
+      </w:r>
+      <w:proofErr w:type="gramStart"/>
+      <w:r>
+        <w:t>Prom :</w:t>
+      </w:r>
+      <w:proofErr w:type="gramEnd"/>
+      <w:r>
+        <w:t xml:space="preserve"> "</w:t>
+      </w:r>
+      <w:proofErr w:type="spellStart"/>
+      <w:r>
+        <w:t>complaint_resolution_time</w:t>
+      </w:r>
+      <w:proofErr w:type="spellEnd"/>
+      <w:r>
+        <w:t xml:space="preserve">, </w:t>
+      </w:r>
+      <w:proofErr w:type="spellStart"/>
+      <w:r>
+        <w:t>return_initiation_failures</w:t>
+      </w:r>
+      <w:proofErr w:type="spellEnd"/>
+      <w:r>
+        <w:t xml:space="preserve"> (UC16)"</w:t>
+      </w:r>
+    </w:p>
+    <w:p>
+      <w:r>
+        <w:t xml:space="preserve">Receipt --&gt; </w:t>
+      </w:r>
+      <w:proofErr w:type="gramStart"/>
+      <w:r>
+        <w:t>Prom :</w:t>
+      </w:r>
+      <w:proofErr w:type="gramEnd"/>
+      <w:r>
+        <w:t xml:space="preserve"> "</w:t>
+      </w:r>
+      <w:proofErr w:type="spellStart"/>
+      <w:r>
+        <w:t>receipt_generation_time</w:t>
+      </w:r>
+      <w:proofErr w:type="spellEnd"/>
+      <w:r>
+        <w:t>"</w:t>
+      </w:r>
+    </w:p>
+    <w:p>
+      <w:r>
+        <w:t xml:space="preserve">Scheduler --&gt; </w:t>
+      </w:r>
+      <w:proofErr w:type="gramStart"/>
+      <w:r>
+        <w:t>Prom :</w:t>
+      </w:r>
+      <w:proofErr w:type="gramEnd"/>
+      <w:r>
+        <w:t xml:space="preserve"> "</w:t>
+      </w:r>
+      <w:proofErr w:type="spellStart"/>
+      <w:r>
+        <w:t>job_success_rate</w:t>
+      </w:r>
+      <w:proofErr w:type="spellEnd"/>
+      <w:r>
+        <w:t xml:space="preserve">, </w:t>
+      </w:r>
+      <w:proofErr w:type="spellStart"/>
+      <w:r>
+        <w:t>job_duration_seconds</w:t>
+      </w:r>
+      <w:proofErr w:type="spellEnd"/>
+      <w:r>
+        <w:t>"</w:t>
+      </w:r>
+    </w:p>
+    <w:p>
+      <w:r>
+        <w:t xml:space="preserve">Postgres --&gt; </w:t>
+      </w:r>
+      <w:proofErr w:type="gramStart"/>
+      <w:r>
+        <w:t>Prom :</w:t>
+      </w:r>
+      <w:proofErr w:type="gramEnd"/>
+      <w:r>
+        <w:t xml:space="preserve"> "</w:t>
+      </w:r>
+      <w:proofErr w:type="spellStart"/>
+      <w:r>
+        <w:t>replication_lag</w:t>
+      </w:r>
+      <w:proofErr w:type="spellEnd"/>
+      <w:r>
+        <w:t xml:space="preserve">, deadlocks, connections, </w:t>
+      </w:r>
+      <w:proofErr w:type="spellStart"/>
+      <w:r>
+        <w:t>temp_files</w:t>
+      </w:r>
+      <w:proofErr w:type="spellEnd"/>
+      <w:r>
+        <w:t>"</w:t>
+      </w:r>
+    </w:p>
+    <w:p>
+      <w:r>
+        <w:t xml:space="preserve">Redis --&gt; </w:t>
+      </w:r>
+      <w:proofErr w:type="gramStart"/>
+      <w:r>
+        <w:t>Prom :</w:t>
+      </w:r>
+      <w:proofErr w:type="gramEnd"/>
+      <w:r>
+        <w:t xml:space="preserve"> "</w:t>
+      </w:r>
+      <w:proofErr w:type="spellStart"/>
+      <w:r>
+        <w:t>hit_rate</w:t>
+      </w:r>
+      <w:proofErr w:type="spellEnd"/>
+      <w:r>
+        <w:t xml:space="preserve">, </w:t>
+      </w:r>
+      <w:proofErr w:type="spellStart"/>
+      <w:r>
+        <w:t>memory_usage</w:t>
+      </w:r>
+      <w:proofErr w:type="spellEnd"/>
+      <w:r>
+        <w:t xml:space="preserve">, </w:t>
+      </w:r>
+      <w:proofErr w:type="spellStart"/>
+      <w:r>
+        <w:t>evicted_keys</w:t>
+      </w:r>
+      <w:proofErr w:type="spellEnd"/>
+      <w:r>
+        <w:t xml:space="preserve">, </w:t>
+      </w:r>
+      <w:proofErr w:type="spellStart"/>
+      <w:r>
+        <w:t>connected_clients</w:t>
+      </w:r>
+      <w:proofErr w:type="spellEnd"/>
+      <w:r>
+        <w:t>"</w:t>
+      </w:r>
+    </w:p>
+    <w:p>
+      <w:proofErr w:type="spellStart"/>
+      <w:r>
+        <w:t>AuditDB</w:t>
+      </w:r>
+      <w:proofErr w:type="spellEnd"/>
+      <w:r>
+        <w:t xml:space="preserve"> --&gt; </w:t>
+      </w:r>
+      <w:proofErr w:type="gramStart"/>
+      <w:r>
+        <w:t>Prom :</w:t>
+      </w:r>
+      <w:proofErr w:type="gramEnd"/>
+      <w:r>
+        <w:t xml:space="preserve"> "</w:t>
+      </w:r>
+      <w:proofErr w:type="spellStart"/>
+      <w:r>
+        <w:t>write_latency</w:t>
+      </w:r>
+      <w:proofErr w:type="spellEnd"/>
+      <w:r>
+        <w:t xml:space="preserve">, </w:t>
+      </w:r>
+      <w:proofErr w:type="spellStart"/>
+      <w:r>
+        <w:t>space_used</w:t>
+      </w:r>
+      <w:proofErr w:type="spellEnd"/>
+      <w:r>
+        <w:t xml:space="preserve">, </w:t>
+      </w:r>
+      <w:proofErr w:type="spellStart"/>
+      <w:r>
+        <w:t>hash_verification_failures</w:t>
+      </w:r>
+      <w:proofErr w:type="spellEnd"/>
+      <w:r>
+        <w:t>"</w:t>
+      </w:r>
+    </w:p>
+    <w:p>
+      <w:proofErr w:type="spellStart"/>
+      <w:r>
+        <w:t>EventBus</w:t>
+      </w:r>
+      <w:proofErr w:type="spellEnd"/>
+      <w:r>
+        <w:t xml:space="preserve"> --&gt; </w:t>
+      </w:r>
+      <w:proofErr w:type="gramStart"/>
+      <w:r>
+        <w:t>Prom :</w:t>
+      </w:r>
+      <w:proofErr w:type="gramEnd"/>
+      <w:r>
+        <w:t xml:space="preserve"> "</w:t>
+      </w:r>
+      <w:proofErr w:type="spellStart"/>
+      <w:r>
+        <w:t>lag_per_partition</w:t>
+      </w:r>
+      <w:proofErr w:type="spellEnd"/>
+      <w:r>
+        <w:t xml:space="preserve">, </w:t>
+      </w:r>
+      <w:proofErr w:type="spellStart"/>
+      <w:r>
+        <w:t>consumer_group_status</w:t>
+      </w:r>
+      <w:proofErr w:type="spellEnd"/>
+      <w:r>
+        <w:t xml:space="preserve">, </w:t>
+      </w:r>
+      <w:proofErr w:type="spellStart"/>
+      <w:r>
+        <w:t>dead_letter_count</w:t>
+      </w:r>
+      <w:proofErr w:type="spellEnd"/>
+      <w:r>
+        <w:t xml:space="preserve">, </w:t>
+      </w:r>
+      <w:proofErr w:type="spellStart"/>
+      <w:r>
+        <w:t>outbox_table_size</w:t>
+      </w:r>
+      <w:proofErr w:type="spellEnd"/>
+      <w:r>
+        <w:t>"</w:t>
+      </w:r>
+    </w:p>
+    <w:p>
+      <w:r>
+        <w:t xml:space="preserve">Storage --&gt; </w:t>
+      </w:r>
+      <w:proofErr w:type="gramStart"/>
+      <w:r>
+        <w:t>Prom :</w:t>
+      </w:r>
+      <w:proofErr w:type="gramEnd"/>
+      <w:r>
+        <w:t xml:space="preserve"> "</w:t>
+      </w:r>
+      <w:proofErr w:type="spellStart"/>
+      <w:r>
+        <w:t>upload_errors</w:t>
+      </w:r>
+      <w:proofErr w:type="spellEnd"/>
+      <w:r>
+        <w:t xml:space="preserve">, </w:t>
+      </w:r>
+      <w:proofErr w:type="spellStart"/>
+      <w:r>
+        <w:t>request_latency</w:t>
+      </w:r>
+      <w:proofErr w:type="spellEnd"/>
+      <w:r>
+        <w:t xml:space="preserve">, </w:t>
+      </w:r>
+      <w:proofErr w:type="spellStart"/>
+      <w:r>
+        <w:t>bucket_size</w:t>
+      </w:r>
+      <w:proofErr w:type="spellEnd"/>
+      <w:r>
+        <w:t>"</w:t>
+      </w:r>
+    </w:p>
+    <w:p>
+      <w:r>
+        <w:t xml:space="preserve">Maps --&gt; </w:t>
+      </w:r>
+      <w:proofErr w:type="gramStart"/>
+      <w:r>
+        <w:t>Prom :</w:t>
+      </w:r>
+      <w:proofErr w:type="gramEnd"/>
+      <w:r>
+        <w:t xml:space="preserve"> "</w:t>
+      </w:r>
+      <w:proofErr w:type="spellStart"/>
+      <w:r>
+        <w:t>api_error_rate</w:t>
+      </w:r>
+      <w:proofErr w:type="spellEnd"/>
+      <w:r>
+        <w:t xml:space="preserve">, </w:t>
+      </w:r>
+      <w:proofErr w:type="spellStart"/>
+      <w:r>
+        <w:t>quota_usage</w:t>
+      </w:r>
+      <w:proofErr w:type="spellEnd"/>
+      <w:r>
+        <w:t xml:space="preserve"> (synthetic probe)"</w:t>
+      </w:r>
+    </w:p>
+    <w:p>
+      <w:proofErr w:type="spellStart"/>
+      <w:r>
+        <w:t>PayExt</w:t>
+      </w:r>
+      <w:proofErr w:type="spellEnd"/>
+      <w:r>
+        <w:t xml:space="preserve"> --&gt; </w:t>
+      </w:r>
+      <w:proofErr w:type="gramStart"/>
+      <w:r>
+        <w:t>Prom :</w:t>
+      </w:r>
+      <w:proofErr w:type="gramEnd"/>
+      <w:r>
+        <w:t xml:space="preserve"> "</w:t>
+      </w:r>
+      <w:proofErr w:type="spellStart"/>
+      <w:r>
+        <w:t>transaction_failure_rate</w:t>
+      </w:r>
+      <w:proofErr w:type="spellEnd"/>
+      <w:r>
+        <w:t xml:space="preserve">, </w:t>
+      </w:r>
+      <w:proofErr w:type="spellStart"/>
+      <w:r>
+        <w:t>refund_success_rate</w:t>
+      </w:r>
+      <w:proofErr w:type="spellEnd"/>
+      <w:r>
+        <w:t xml:space="preserve"> (UC4, UC29)"</w:t>
+      </w:r>
+    </w:p>
+    <w:p>
+      <w:proofErr w:type="spellStart"/>
+      <w:r>
+        <w:t>MsgExt</w:t>
+      </w:r>
+      <w:proofErr w:type="spellEnd"/>
+      <w:r>
+        <w:t xml:space="preserve"> --&gt; </w:t>
+      </w:r>
+      <w:proofErr w:type="gramStart"/>
+      <w:r>
+        <w:t>Prom :</w:t>
+      </w:r>
+      <w:proofErr w:type="gramEnd"/>
+      <w:r>
+        <w:t xml:space="preserve"> "</w:t>
+      </w:r>
+      <w:proofErr w:type="spellStart"/>
+      <w:r>
+        <w:t>delivery_failure_rate</w:t>
+      </w:r>
+      <w:proofErr w:type="spellEnd"/>
+      <w:r>
+        <w:t xml:space="preserve"> (synthetic probe)"</w:t>
+      </w:r>
+    </w:p>
+    <w:p/>
+    <w:p>
+      <w:r>
+        <w:t>' ============================</w:t>
+      </w:r>
+    </w:p>
+    <w:p>
+      <w:r>
+        <w:t>' Health Checks (API Contract – /health, /ready)</w:t>
+      </w:r>
+    </w:p>
+    <w:p>
+      <w:r>
+        <w:t>' ============================</w:t>
+      </w:r>
+    </w:p>
+    <w:p>
+      <w:r>
+        <w:t xml:space="preserve">LB --&gt; </w:t>
+      </w:r>
+      <w:proofErr w:type="gramStart"/>
+      <w:r>
+        <w:t>Gateway :</w:t>
+      </w:r>
+      <w:proofErr w:type="gramEnd"/>
+      <w:r>
+        <w:t xml:space="preserve"> "HTTP GET /health"</w:t>
+      </w:r>
+    </w:p>
+    <w:p>
+      <w:r>
+        <w:t xml:space="preserve">Gateway --&gt; </w:t>
+      </w:r>
+      <w:proofErr w:type="gramStart"/>
+      <w:r>
+        <w:t>Cust :</w:t>
+      </w:r>
+      <w:proofErr w:type="gramEnd"/>
+      <w:r>
+        <w:t xml:space="preserve"> "pass-through"</w:t>
+      </w:r>
+    </w:p>
+    <w:p>
+      <w:r>
+        <w:t xml:space="preserve">Gateway --&gt; </w:t>
+      </w:r>
+      <w:proofErr w:type="gramStart"/>
+      <w:r>
+        <w:t>Order :</w:t>
+      </w:r>
+      <w:proofErr w:type="gramEnd"/>
+      <w:r>
+        <w:t xml:space="preserve"> "pass-through"</w:t>
+      </w:r>
+    </w:p>
+    <w:p>
+      <w:r>
+        <w:t xml:space="preserve">Cust --&gt; </w:t>
+      </w:r>
+      <w:proofErr w:type="gramStart"/>
+      <w:r>
+        <w:t>Prom :</w:t>
+      </w:r>
+      <w:proofErr w:type="gramEnd"/>
+      <w:r>
+        <w:t xml:space="preserve"> "</w:t>
+      </w:r>
+      <w:proofErr w:type="spellStart"/>
+      <w:r>
+        <w:t>health_check_status</w:t>
+      </w:r>
+      <w:proofErr w:type="spellEnd"/>
+      <w:r>
+        <w:t>"</w:t>
+      </w:r>
+    </w:p>
+    <w:p>
+      <w:r>
+        <w:t xml:space="preserve">Order --&gt; </w:t>
+      </w:r>
+      <w:proofErr w:type="gramStart"/>
+      <w:r>
+        <w:t>Prom :</w:t>
+      </w:r>
+      <w:proofErr w:type="gramEnd"/>
+      <w:r>
+        <w:t xml:space="preserve"> "</w:t>
+      </w:r>
+      <w:proofErr w:type="spellStart"/>
+      <w:r>
+        <w:t>health_check_status</w:t>
+      </w:r>
+      <w:proofErr w:type="spellEnd"/>
+      <w:r>
+        <w:t>"</w:t>
+      </w:r>
+    </w:p>
+    <w:p>
+      <w:r>
+        <w:t xml:space="preserve">Trip --&gt; </w:t>
+      </w:r>
+      <w:proofErr w:type="gramStart"/>
+      <w:r>
+        <w:t>Prom :</w:t>
+      </w:r>
+      <w:proofErr w:type="gramEnd"/>
+      <w:r>
+        <w:t xml:space="preserve"> "</w:t>
+      </w:r>
+      <w:proofErr w:type="spellStart"/>
+      <w:r>
+        <w:t>health_check_status</w:t>
+      </w:r>
+      <w:proofErr w:type="spellEnd"/>
+      <w:r>
+        <w:t>"</w:t>
+      </w:r>
+    </w:p>
+    <w:p>
+      <w:r>
+        <w:t>' Each service exposes /health and /ready endpoints per API contract.</w:t>
+      </w:r>
+    </w:p>
+    <w:p/>
+    <w:p>
+      <w:r>
+        <w:t>' ============================</w:t>
+      </w:r>
+    </w:p>
+    <w:p>
+      <w:r>
+        <w:t>' Synthetic Transactions (availability – NFR-08)</w:t>
+      </w:r>
+    </w:p>
+    <w:p>
+      <w:r>
+        <w:t>' ============================</w:t>
+      </w:r>
+    </w:p>
+    <w:p>
+      <w:r>
+        <w:t>note right of Prom</w:t>
+      </w:r>
+    </w:p>
+    <w:p>
+      <w:r>
+        <w:t xml:space="preserve">  **Synthetic monitoring (every 60 sec</w:t>
+      </w:r>
+      <w:proofErr w:type="gramStart"/>
+      <w:r>
+        <w:t>):*</w:t>
+      </w:r>
+      <w:proofErr w:type="gramEnd"/>
+      <w:r>
+        <w:t>*</w:t>
+      </w:r>
+    </w:p>
+    <w:p>
+      <w:r>
+        <w:t xml:space="preserve">  - Login (UC2) → POST /auth/login</w:t>
+      </w:r>
+    </w:p>
+    <w:p>
+      <w:r>
+        <w:t xml:space="preserve">  - Product search (UC1) → GET /</w:t>
+      </w:r>
+      <w:proofErr w:type="spellStart"/>
+      <w:r>
+        <w:t>products?q</w:t>
+      </w:r>
+      <w:proofErr w:type="spellEnd"/>
+      <w:r>
+        <w:t>=test</w:t>
+      </w:r>
+    </w:p>
+    <w:p>
+      <w:r>
+        <w:t xml:space="preserve">  - Add to cart (UC2a) → POST /cart/add</w:t>
+      </w:r>
+    </w:p>
+    <w:p>
+      <w:r>
+        <w:t xml:space="preserve">  - Checkout (UC3) → POST /order/checkout</w:t>
+      </w:r>
+    </w:p>
+    <w:p>
+      <w:r>
+        <w:t xml:space="preserve">  - Track order (UC5) → WebSocket connection</w:t>
+      </w:r>
+    </w:p>
+    <w:p>
+      <w:r>
+        <w:t xml:space="preserve">  - Place order with COD (UC4) → POST /order/pay</w:t>
+      </w:r>
+    </w:p>
+    <w:p>
+      <w:r>
+        <w:t xml:space="preserve">  - Call external Maps API (synthetic)</w:t>
+      </w:r>
+    </w:p>
+    <w:p>
+      <w:r>
+        <w:t xml:space="preserve">  - Call external Payment Gateway (synthetic health)</w:t>
+      </w:r>
+    </w:p>
+    <w:p>
+      <w:r>
+        <w:t xml:space="preserve">  - Call external SMS/Email (synthetic)</w:t>
+      </w:r>
+    </w:p>
+    <w:p>
+      <w:r>
+        <w:t xml:space="preserve">  Failures trigger critical alert.</w:t>
+      </w:r>
+    </w:p>
+    <w:p>
+      <w:r>
+        <w:t>end note</w:t>
+      </w:r>
+    </w:p>
+    <w:p/>
+    <w:p>
+      <w:r>
+        <w:t>' ============================</w:t>
+      </w:r>
+    </w:p>
+    <w:p>
+      <w:r>
+        <w:t xml:space="preserve">' Logs Collection (push via </w:t>
+      </w:r>
+      <w:proofErr w:type="spellStart"/>
+      <w:r>
+        <w:t>Filebeat</w:t>
+      </w:r>
+      <w:proofErr w:type="spellEnd"/>
+      <w:r>
+        <w:t xml:space="preserve"> – NFR-15)</w:t>
+      </w:r>
+    </w:p>
+    <w:p>
+      <w:r>
+        <w:t>' ============================</w:t>
+      </w:r>
+    </w:p>
+    <w:p>
+      <w:r>
+        <w:t xml:space="preserve">Gateway --&gt; </w:t>
+      </w:r>
+      <w:proofErr w:type="gramStart"/>
+      <w:r>
+        <w:t>ELK :</w:t>
+      </w:r>
+      <w:proofErr w:type="gramEnd"/>
+      <w:r>
+        <w:t xml:space="preserve"> "</w:t>
+      </w:r>
+      <w:proofErr w:type="spellStart"/>
+      <w:r>
+        <w:t>access_logs</w:t>
+      </w:r>
+      <w:proofErr w:type="spellEnd"/>
+      <w:r>
+        <w:t xml:space="preserve">, </w:t>
+      </w:r>
+      <w:proofErr w:type="spellStart"/>
+      <w:r>
+        <w:t>jwt_audit</w:t>
+      </w:r>
+      <w:proofErr w:type="spellEnd"/>
+      <w:r>
+        <w:t xml:space="preserve"> (SEC-09)"</w:t>
+      </w:r>
+    </w:p>
+    <w:p>
+      <w:r>
+        <w:t xml:space="preserve">Cust --&gt; </w:t>
+      </w:r>
+      <w:proofErr w:type="gramStart"/>
+      <w:r>
+        <w:t>ELK :</w:t>
+      </w:r>
+      <w:proofErr w:type="gramEnd"/>
+      <w:r>
+        <w:t xml:space="preserve"> "</w:t>
+      </w:r>
+      <w:proofErr w:type="spellStart"/>
+      <w:r>
+        <w:t>registration_events</w:t>
+      </w:r>
+      <w:proofErr w:type="spellEnd"/>
+      <w:r>
+        <w:t xml:space="preserve">, </w:t>
+      </w:r>
+      <w:proofErr w:type="spellStart"/>
+      <w:r>
+        <w:t>wallet_transactions</w:t>
+      </w:r>
+      <w:proofErr w:type="spellEnd"/>
+      <w:r>
+        <w:t>"</w:t>
+      </w:r>
+    </w:p>
+    <w:p>
+      <w:r>
+        <w:t xml:space="preserve">Order --&gt; </w:t>
+      </w:r>
+      <w:proofErr w:type="gramStart"/>
+      <w:r>
+        <w:t>ELK :</w:t>
+      </w:r>
+      <w:proofErr w:type="gramEnd"/>
+      <w:r>
+        <w:t xml:space="preserve"> "</w:t>
+      </w:r>
+      <w:proofErr w:type="spellStart"/>
+      <w:r>
+        <w:t>order_status_changes</w:t>
+      </w:r>
+      <w:proofErr w:type="spellEnd"/>
+      <w:r>
+        <w:t xml:space="preserve"> (FR-C-16)"</w:t>
+      </w:r>
+    </w:p>
+    <w:p>
+      <w:r>
+        <w:t xml:space="preserve">Payment --&gt; </w:t>
+      </w:r>
+      <w:proofErr w:type="gramStart"/>
+      <w:r>
+        <w:t>ELK :</w:t>
+      </w:r>
+      <w:proofErr w:type="gramEnd"/>
+      <w:r>
+        <w:t xml:space="preserve"> "</w:t>
+      </w:r>
+      <w:proofErr w:type="spellStart"/>
+      <w:r>
+        <w:t>payment_attempts</w:t>
+      </w:r>
+      <w:proofErr w:type="spellEnd"/>
+      <w:r>
+        <w:t xml:space="preserve"> (masked, no PAN - PCI DSS)"</w:t>
+      </w:r>
+    </w:p>
+    <w:p>
+      <w:r>
+        <w:t xml:space="preserve">Trip --&gt; </w:t>
+      </w:r>
+      <w:proofErr w:type="gramStart"/>
+      <w:r>
+        <w:t>ELK :</w:t>
+      </w:r>
+      <w:proofErr w:type="gramEnd"/>
+      <w:r>
+        <w:t xml:space="preserve"> "</w:t>
+      </w:r>
+      <w:proofErr w:type="spellStart"/>
+      <w:r>
+        <w:t>location_history</w:t>
+      </w:r>
+      <w:proofErr w:type="spellEnd"/>
+      <w:r>
+        <w:t xml:space="preserve"> (24h retention, SEC-21)"</w:t>
+      </w:r>
+    </w:p>
+    <w:p>
+      <w:r>
+        <w:t xml:space="preserve">Client --&gt; </w:t>
+      </w:r>
+      <w:proofErr w:type="gramStart"/>
+      <w:r>
+        <w:t>ELK :</w:t>
+      </w:r>
+      <w:proofErr w:type="gramEnd"/>
+      <w:r>
+        <w:t xml:space="preserve"> "</w:t>
+      </w:r>
+      <w:proofErr w:type="spellStart"/>
+      <w:r>
+        <w:t>admin_actions</w:t>
+      </w:r>
+      <w:proofErr w:type="spellEnd"/>
+      <w:r>
+        <w:t xml:space="preserve"> (audit, FR-CL-30)"</w:t>
+      </w:r>
+    </w:p>
+    <w:p>
+      <w:proofErr w:type="spellStart"/>
+      <w:r>
+        <w:t>AuditDB</w:t>
+      </w:r>
+      <w:proofErr w:type="spellEnd"/>
+      <w:r>
+        <w:t xml:space="preserve"> --&gt; </w:t>
+      </w:r>
+      <w:proofErr w:type="gramStart"/>
+      <w:r>
+        <w:t>ELK :</w:t>
+      </w:r>
+      <w:proofErr w:type="gramEnd"/>
+      <w:r>
+        <w:t xml:space="preserve"> "</w:t>
+      </w:r>
+      <w:proofErr w:type="spellStart"/>
+      <w:r>
+        <w:t>immutable_audit_events</w:t>
+      </w:r>
+      <w:proofErr w:type="spellEnd"/>
+      <w:r>
+        <w:t xml:space="preserve"> (SEC-24)"</w:t>
+      </w:r>
+    </w:p>
+    <w:p>
+      <w:proofErr w:type="spellStart"/>
+      <w:r>
+        <w:t>EventBus</w:t>
+      </w:r>
+      <w:proofErr w:type="spellEnd"/>
+      <w:r>
+        <w:t xml:space="preserve"> --&gt; </w:t>
+      </w:r>
+      <w:proofErr w:type="gramStart"/>
+      <w:r>
+        <w:t>ELK :</w:t>
+      </w:r>
+      <w:proofErr w:type="gramEnd"/>
+      <w:r>
+        <w:t xml:space="preserve"> "</w:t>
+      </w:r>
+      <w:proofErr w:type="spellStart"/>
+      <w:r>
+        <w:t>dead_letter_queue_events</w:t>
+      </w:r>
+      <w:proofErr w:type="spellEnd"/>
+      <w:r>
+        <w:t xml:space="preserve">, </w:t>
+      </w:r>
+      <w:proofErr w:type="spellStart"/>
+      <w:r>
+        <w:t>outbox_failures</w:t>
+      </w:r>
+      <w:proofErr w:type="spellEnd"/>
+      <w:r>
+        <w:t>"</w:t>
+      </w:r>
+    </w:p>
+    <w:p>
+      <w:r>
+        <w:t xml:space="preserve">Postgres --&gt; </w:t>
+      </w:r>
+      <w:proofErr w:type="gramStart"/>
+      <w:r>
+        <w:t>ELK :</w:t>
+      </w:r>
+      <w:proofErr w:type="gramEnd"/>
+      <w:r>
+        <w:t xml:space="preserve"> "</w:t>
+      </w:r>
+      <w:proofErr w:type="spellStart"/>
+      <w:r>
+        <w:t>error_logs</w:t>
+      </w:r>
+      <w:proofErr w:type="spellEnd"/>
+      <w:r>
+        <w:t xml:space="preserve">, </w:t>
+      </w:r>
+      <w:proofErr w:type="spellStart"/>
+      <w:r>
+        <w:t>slow_query_log</w:t>
+      </w:r>
+      <w:proofErr w:type="spellEnd"/>
+      <w:r>
+        <w:t xml:space="preserve"> (&gt;200ms)"</w:t>
+      </w:r>
+    </w:p>
+    <w:p>
+      <w:r>
+        <w:t xml:space="preserve">Redis --&gt; </w:t>
+      </w:r>
+      <w:proofErr w:type="gramStart"/>
+      <w:r>
+        <w:t>ELK :</w:t>
+      </w:r>
+      <w:proofErr w:type="gramEnd"/>
+      <w:r>
+        <w:t xml:space="preserve"> "</w:t>
+      </w:r>
+      <w:proofErr w:type="spellStart"/>
+      <w:r>
+        <w:t>slow_logs</w:t>
+      </w:r>
+      <w:proofErr w:type="spellEnd"/>
+      <w:r>
+        <w:t xml:space="preserve"> (&gt;100ms)"</w:t>
+      </w:r>
+    </w:p>
+    <w:p>
+      <w:r>
+        <w:t xml:space="preserve">Scheduler --&gt; </w:t>
+      </w:r>
+      <w:proofErr w:type="gramStart"/>
+      <w:r>
+        <w:t>ELK :</w:t>
+      </w:r>
+      <w:proofErr w:type="gramEnd"/>
+      <w:r>
+        <w:t xml:space="preserve"> "</w:t>
+      </w:r>
+      <w:proofErr w:type="spellStart"/>
+      <w:r>
+        <w:t>job_execution_logs</w:t>
+      </w:r>
+      <w:proofErr w:type="spellEnd"/>
+      <w:r>
+        <w:t>"</w:t>
+      </w:r>
+    </w:p>
+    <w:p/>
+    <w:p>
+      <w:r>
+        <w:t>' ============================</w:t>
+      </w:r>
+    </w:p>
+    <w:p>
+      <w:r>
+        <w:t>' Distributed Tracing (Jaeger – NFR-15)</w:t>
+      </w:r>
+    </w:p>
+    <w:p>
+      <w:r>
+        <w:t>' ============================</w:t>
+      </w:r>
+    </w:p>
+    <w:p>
+      <w:r>
+        <w:t xml:space="preserve">Gateway --&gt; </w:t>
+      </w:r>
+      <w:proofErr w:type="gramStart"/>
+      <w:r>
+        <w:t>Jaeger :</w:t>
+      </w:r>
+      <w:proofErr w:type="gramEnd"/>
+      <w:r>
+        <w:t xml:space="preserve"> "</w:t>
+      </w:r>
+      <w:proofErr w:type="spellStart"/>
+      <w:r>
+        <w:t>trace_id</w:t>
+      </w:r>
+      <w:proofErr w:type="spellEnd"/>
+      <w:r>
+        <w:t xml:space="preserve"> (HTTP headers, WebSocket frames)"</w:t>
+      </w:r>
+    </w:p>
+    <w:p>
+      <w:r>
+        <w:t xml:space="preserve">Order --&gt; </w:t>
+      </w:r>
+      <w:proofErr w:type="gramStart"/>
+      <w:r>
+        <w:t>Jaeger :</w:t>
+      </w:r>
+      <w:proofErr w:type="gramEnd"/>
+      <w:r>
+        <w:t xml:space="preserve"> "</w:t>
+      </w:r>
+      <w:proofErr w:type="spellStart"/>
+      <w:r>
+        <w:t>order_placement_trace</w:t>
+      </w:r>
+      <w:proofErr w:type="spellEnd"/>
+      <w:r>
+        <w:t xml:space="preserve"> (includes split orders - FR-C-08)"</w:t>
+      </w:r>
+    </w:p>
+    <w:p>
+      <w:r>
+        <w:t xml:space="preserve">Payment --&gt; </w:t>
+      </w:r>
+      <w:proofErr w:type="gramStart"/>
+      <w:r>
+        <w:t>Jaeger :</w:t>
+      </w:r>
+      <w:proofErr w:type="gramEnd"/>
+      <w:r>
+        <w:t xml:space="preserve"> "</w:t>
+      </w:r>
+      <w:proofErr w:type="spellStart"/>
+      <w:r>
+        <w:t>payment_flow_trace</w:t>
+      </w:r>
+      <w:proofErr w:type="spellEnd"/>
+      <w:r>
+        <w:t xml:space="preserve"> (</w:t>
+      </w:r>
+      <w:proofErr w:type="spellStart"/>
+      <w:r>
+        <w:t>tokenisation</w:t>
+      </w:r>
+      <w:proofErr w:type="spellEnd"/>
+      <w:r>
+        <w:t xml:space="preserve"> - SEC-03)"</w:t>
+      </w:r>
+    </w:p>
+    <w:p>
+      <w:r>
+        <w:t xml:space="preserve">Trip --&gt; </w:t>
+      </w:r>
+      <w:proofErr w:type="gramStart"/>
+      <w:r>
+        <w:t>Jaeger :</w:t>
+      </w:r>
+      <w:proofErr w:type="gramEnd"/>
+      <w:r>
+        <w:t xml:space="preserve"> "</w:t>
+      </w:r>
+      <w:proofErr w:type="spellStart"/>
+      <w:r>
+        <w:t>route_calculation_trace</w:t>
+      </w:r>
+      <w:proofErr w:type="spellEnd"/>
+      <w:r>
+        <w:t xml:space="preserve"> (Google Maps call latency)"</w:t>
+      </w:r>
+    </w:p>
+    <w:p>
+      <w:r>
+        <w:t xml:space="preserve">Dispatch --&gt; </w:t>
+      </w:r>
+      <w:proofErr w:type="gramStart"/>
+      <w:r>
+        <w:t>Jaeger :</w:t>
+      </w:r>
+      <w:proofErr w:type="gramEnd"/>
+      <w:r>
+        <w:t xml:space="preserve"> "</w:t>
+      </w:r>
+      <w:proofErr w:type="spellStart"/>
+      <w:r>
+        <w:t>assignment_trace</w:t>
+      </w:r>
+      <w:proofErr w:type="spellEnd"/>
+      <w:r>
+        <w:t xml:space="preserve"> (15</w:t>
+      </w:r>
+      <w:r>
+        <w:rPr>
+          <w:rFonts w:ascii="Cambria Math" w:hAnsi="Cambria Math" w:cs="Cambria Math"/>
+        </w:rPr>
+        <w:t>‑</w:t>
+      </w:r>
+      <w:r>
+        <w:t>min escalation - FR-RA-02)"</w:t>
+      </w:r>
+    </w:p>
+    <w:p>
+      <w:r>
+        <w:t xml:space="preserve">Client --&gt; </w:t>
+      </w:r>
+      <w:proofErr w:type="gramStart"/>
+      <w:r>
+        <w:t>Jaeger :</w:t>
+      </w:r>
+      <w:proofErr w:type="gramEnd"/>
+      <w:r>
+        <w:t xml:space="preserve"> "</w:t>
+      </w:r>
+      <w:proofErr w:type="spellStart"/>
+      <w:r>
+        <w:t>config_change_trace</w:t>
+      </w:r>
+      <w:proofErr w:type="spellEnd"/>
+      <w:r>
+        <w:t xml:space="preserve"> (unanimous approval - FR-CL-02)"</w:t>
+      </w:r>
+    </w:p>
+    <w:p>
+      <w:r>
+        <w:t xml:space="preserve">Complaint --&gt; </w:t>
+      </w:r>
+      <w:proofErr w:type="gramStart"/>
+      <w:r>
+        <w:t>Jaeger :</w:t>
+      </w:r>
+      <w:proofErr w:type="gramEnd"/>
+      <w:r>
+        <w:t xml:space="preserve"> "</w:t>
+      </w:r>
+      <w:proofErr w:type="spellStart"/>
+      <w:r>
+        <w:t>return_flow_trace</w:t>
+      </w:r>
+      <w:proofErr w:type="spellEnd"/>
+      <w:r>
+        <w:t xml:space="preserve"> (UC16 – return initiation, freeze/unfreeze)"</w:t>
+      </w:r>
+    </w:p>
+    <w:p>
+      <w:r>
+        <w:t xml:space="preserve">Discount --&gt; </w:t>
+      </w:r>
+      <w:proofErr w:type="gramStart"/>
+      <w:r>
+        <w:t>Jaeger :</w:t>
+      </w:r>
+      <w:proofErr w:type="gramEnd"/>
+      <w:r>
+        <w:t xml:space="preserve"> "</w:t>
+      </w:r>
+      <w:proofErr w:type="spellStart"/>
+      <w:r>
+        <w:t>discount_allocation_trace</w:t>
+      </w:r>
+      <w:proofErr w:type="spellEnd"/>
+      <w:r>
+        <w:t xml:space="preserve"> (FR-D-</w:t>
+      </w:r>
+      <w:proofErr w:type="gramStart"/>
+      <w:r>
+        <w:t>02..</w:t>
+      </w:r>
+      <w:proofErr w:type="gramEnd"/>
+      <w:r>
+        <w:t>05)"</w:t>
+      </w:r>
+    </w:p>
+    <w:p>
+      <w:r>
+        <w:t xml:space="preserve">Finance --&gt; </w:t>
+      </w:r>
+      <w:proofErr w:type="gramStart"/>
+      <w:r>
+        <w:t>Jaeger :</w:t>
+      </w:r>
+      <w:proofErr w:type="gramEnd"/>
+      <w:r>
+        <w:t xml:space="preserve"> "</w:t>
+      </w:r>
+      <w:proofErr w:type="spellStart"/>
+      <w:r>
+        <w:t>saga_orchestration_trace</w:t>
+      </w:r>
+      <w:proofErr w:type="spellEnd"/>
+      <w:r>
+        <w:t xml:space="preserve"> (e.g., order placement -&gt; payment -&gt; dispatch)"</w:t>
+      </w:r>
+    </w:p>
+    <w:p/>
+    <w:p>
+      <w:r>
+        <w:t>' ============================</w:t>
+      </w:r>
+    </w:p>
+    <w:p>
+      <w:r>
+        <w:t>' Alerting Rules (based on NFR, SEC, sequence diagrams)</w:t>
+      </w:r>
+    </w:p>
+    <w:p>
+      <w:r>
+        <w:t>' ============================</w:t>
+      </w:r>
+    </w:p>
+    <w:p>
+      <w:r>
+        <w:t xml:space="preserve">Prom --&gt; </w:t>
+      </w:r>
+      <w:proofErr w:type="gramStart"/>
+      <w:r>
+        <w:t>AM :</w:t>
+      </w:r>
+      <w:proofErr w:type="gramEnd"/>
+      <w:r>
+        <w:t xml:space="preserve"> "evaluate rules (every 30s)"</w:t>
+      </w:r>
+    </w:p>
+    <w:p>
+      <w:r>
+        <w:t xml:space="preserve">AM --&gt; </w:t>
+      </w:r>
+      <w:proofErr w:type="gramStart"/>
+      <w:r>
+        <w:t>PD :</w:t>
+      </w:r>
+      <w:proofErr w:type="gramEnd"/>
+      <w:r>
+        <w:t xml:space="preserve"> "critical alerts (PagerDuty), warning alerts (Slack)"</w:t>
+      </w:r>
+    </w:p>
+    <w:p>
+      <w:r>
+        <w:t xml:space="preserve">AM --&gt; </w:t>
+      </w:r>
+      <w:proofErr w:type="gramStart"/>
+      <w:r>
+        <w:t>Graf :</w:t>
+      </w:r>
+      <w:proofErr w:type="gramEnd"/>
+      <w:r>
+        <w:t xml:space="preserve"> "annotations for dashboards"</w:t>
+      </w:r>
+    </w:p>
+    <w:p/>
+    <w:p>
+      <w:r>
+        <w:t>note right of AM</w:t>
+      </w:r>
+    </w:p>
+    <w:p>
+      <w:r>
+        <w:t xml:space="preserve">  **Critical Alerts (page immediately</w:t>
+      </w:r>
+      <w:proofErr w:type="gramStart"/>
+      <w:r>
+        <w:t>):*</w:t>
+      </w:r>
+      <w:proofErr w:type="gramEnd"/>
+      <w:r>
+        <w:t>*</w:t>
+      </w:r>
+    </w:p>
+    <w:p>
+      <w:r>
+        <w:t xml:space="preserve">  - `up{job="</w:t>
+      </w:r>
+      <w:proofErr w:type="spellStart"/>
+      <w:r>
+        <w:t>api</w:t>
+      </w:r>
+      <w:proofErr w:type="spellEnd"/>
+      <w:r>
+        <w:t>-gateway"} == 0` → **critical** (NFR-08)</w:t>
+      </w:r>
+    </w:p>
+    <w:p>
+      <w:r>
+        <w:t xml:space="preserve">  - `rate(</w:t>
+      </w:r>
+      <w:proofErr w:type="spellStart"/>
+      <w:r>
+        <w:t>http_requests_total</w:t>
+      </w:r>
+      <w:proofErr w:type="spellEnd"/>
+      <w:r>
+        <w:t>{status=~"</w:t>
+      </w:r>
+      <w:proofErr w:type="gramStart"/>
+      <w:r>
+        <w:t>5.."}[</w:t>
+      </w:r>
+      <w:proofErr w:type="gramEnd"/>
+      <w:r>
+        <w:t>2m]) &gt; 0.05` → **critical** (NFR-08)</w:t>
+      </w:r>
+    </w:p>
+    <w:p>
+      <w:r>
+        <w:t xml:space="preserve">  - `</w:t>
+      </w:r>
+      <w:proofErr w:type="spellStart"/>
+      <w:r>
+        <w:t>payment_gateway_failure_rate</w:t>
+      </w:r>
+      <w:proofErr w:type="spellEnd"/>
+      <w:r>
+        <w:t xml:space="preserve"> &gt; 0.10` → **critical** (UC4, UC29)</w:t>
+      </w:r>
+    </w:p>
+    <w:p>
+      <w:r>
+        <w:t xml:space="preserve">  - `</w:t>
+      </w:r>
+      <w:proofErr w:type="spellStart"/>
+      <w:r>
+        <w:t>pg_replication_lag_seconds</w:t>
+      </w:r>
+      <w:proofErr w:type="spellEnd"/>
+      <w:r>
+        <w:t xml:space="preserve"> &gt; 30` → **critical**</w:t>
+      </w:r>
+    </w:p>
+    <w:p>
+      <w:r>
+        <w:t xml:space="preserve">  - `</w:t>
+      </w:r>
+      <w:proofErr w:type="spellStart"/>
+      <w:r>
+        <w:t>order_placement_failures_total</w:t>
+      </w:r>
+      <w:proofErr w:type="spellEnd"/>
+      <w:r>
+        <w:t>[5m] &gt; 5` → **critical** (UC3)</w:t>
+      </w:r>
+    </w:p>
+    <w:p>
+      <w:r>
+        <w:t xml:space="preserve">  - `</w:t>
+      </w:r>
+      <w:proofErr w:type="spellStart"/>
+      <w:r>
+        <w:t>backup_job_failed</w:t>
+      </w:r>
+      <w:proofErr w:type="spellEnd"/>
+      <w:r>
+        <w:t xml:space="preserve"> == 1` → **critical** (NFR-09)</w:t>
+      </w:r>
+    </w:p>
+    <w:p>
+      <w:r>
+        <w:t xml:space="preserve">  - `</w:t>
+      </w:r>
+      <w:proofErr w:type="spellStart"/>
+      <w:r>
+        <w:t>rate_limit_hit_total</w:t>
+      </w:r>
+      <w:proofErr w:type="spellEnd"/>
+      <w:r>
+        <w:t>[1m] &gt; 0.8 * limit` → **critical** (SEC-25)</w:t>
+      </w:r>
+    </w:p>
+    <w:p>
+      <w:r>
+        <w:t xml:space="preserve">  - `</w:t>
+      </w:r>
+      <w:proofErr w:type="spellStart"/>
+      <w:r>
+        <w:t>jwt_validation_errors_total</w:t>
+      </w:r>
+      <w:proofErr w:type="spellEnd"/>
+      <w:r>
+        <w:t>[1m] &gt; 20` → **critical** (SEC-09)</w:t>
+      </w:r>
+    </w:p>
+    <w:p>
+      <w:r>
+        <w:t xml:space="preserve">  - `</w:t>
+      </w:r>
+      <w:proofErr w:type="spellStart"/>
+      <w:r>
+        <w:t>certificate_expiry_days</w:t>
+      </w:r>
+      <w:proofErr w:type="spellEnd"/>
+      <w:r>
+        <w:t xml:space="preserve"> &lt; 7` → **critical** (SEC-02)</w:t>
+      </w:r>
+    </w:p>
+    <w:p>
+      <w:r>
+        <w:t xml:space="preserve">  - `</w:t>
+      </w:r>
+      <w:proofErr w:type="spellStart"/>
+      <w:r>
+        <w:t>price_update_approval_timeout_total</w:t>
+      </w:r>
+      <w:proofErr w:type="spellEnd"/>
+      <w:r>
+        <w:t>[5m] &gt; 2` → **critical** (UC14)</w:t>
+      </w:r>
+    </w:p>
+    <w:p>
+      <w:r>
+        <w:t xml:space="preserve">  - `</w:t>
+      </w:r>
+      <w:proofErr w:type="spellStart"/>
+      <w:r>
+        <w:t>return_freeze_unfreeze_failures_total</w:t>
+      </w:r>
+      <w:proofErr w:type="spellEnd"/>
+      <w:r>
+        <w:t>[5m] &gt; 0` → **critical** (UC16)</w:t>
+      </w:r>
+    </w:p>
+    <w:p>
+      <w:r>
+        <w:t xml:space="preserve">  - `</w:t>
+      </w:r>
+      <w:proofErr w:type="spellStart"/>
+      <w:r>
+        <w:t>complaint_resolution_timeout_total</w:t>
+      </w:r>
+      <w:proofErr w:type="spellEnd"/>
+      <w:r>
+        <w:t>[1h] &gt; 5` → **critical** (UC24)</w:t>
+      </w:r>
+    </w:p>
+    <w:p>
+      <w:r>
+        <w:t xml:space="preserve">  - `</w:t>
+      </w:r>
+      <w:proofErr w:type="spellStart"/>
+      <w:r>
+        <w:t>outbox_table_size</w:t>
+      </w:r>
+      <w:proofErr w:type="spellEnd"/>
+      <w:r>
+        <w:t xml:space="preserve"> &gt; 10000` → **critical** (potential event loss)</w:t>
+      </w:r>
+    </w:p>
+    <w:p>
+      <w:r>
+        <w:t xml:space="preserve">  - `</w:t>
+      </w:r>
+      <w:proofErr w:type="spellStart"/>
+      <w:r>
+        <w:t>app_treasure_balance</w:t>
+      </w:r>
+      <w:proofErr w:type="spellEnd"/>
+      <w:r>
+        <w:t xml:space="preserve"> &lt; 5000` → **critical** (insufficient funds for payouts/refunds)</w:t>
+      </w:r>
+    </w:p>
+    <w:p>
+      <w:r>
+        <w:t xml:space="preserve">  - `</w:t>
+      </w:r>
+      <w:proofErr w:type="spellStart"/>
+      <w:r>
+        <w:t>rider_deviation_proof_missing</w:t>
+      </w:r>
+      <w:proofErr w:type="spellEnd"/>
+      <w:r>
+        <w:t xml:space="preserve"> &gt; 1` (deviation &gt;24h) → **critical** (FR-R-07)</w:t>
+      </w:r>
+    </w:p>
+    <w:p/>
+    <w:p>
+      <w:r>
+        <w:t xml:space="preserve">  **Warning Alerts (Slack only</w:t>
+      </w:r>
+      <w:proofErr w:type="gramStart"/>
+      <w:r>
+        <w:t>):*</w:t>
+      </w:r>
+      <w:proofErr w:type="gramEnd"/>
+      <w:r>
+        <w:t>*</w:t>
+      </w:r>
+    </w:p>
+    <w:p>
+      <w:r>
+        <w:t xml:space="preserve">  - `</w:t>
+      </w:r>
+      <w:proofErr w:type="spellStart"/>
+      <w:r>
+        <w:t>histogram_</w:t>
+      </w:r>
+      <w:proofErr w:type="gramStart"/>
+      <w:r>
+        <w:t>quantile</w:t>
+      </w:r>
+      <w:proofErr w:type="spellEnd"/>
+      <w:r>
+        <w:t>(</w:t>
+      </w:r>
+      <w:proofErr w:type="gramEnd"/>
+      <w:r>
+        <w:t xml:space="preserve">0.95, </w:t>
+      </w:r>
+      <w:proofErr w:type="spellStart"/>
+      <w:r>
+        <w:t>http_request_duration_seconds</w:t>
+      </w:r>
+      <w:proofErr w:type="spellEnd"/>
+      <w:r>
+        <w:t>) &gt; 0.5` (5 min) → warning (NFR-01)</w:t>
+      </w:r>
+    </w:p>
+    <w:p>
+      <w:r>
+        <w:t xml:space="preserve">  - `</w:t>
+      </w:r>
+      <w:proofErr w:type="spellStart"/>
+      <w:r>
+        <w:t>live_location_latency_seconds</w:t>
+      </w:r>
+      <w:proofErr w:type="spellEnd"/>
+      <w:r>
+        <w:t xml:space="preserve"> &gt; 1` (1 min) → warning (NFR-03)</w:t>
+      </w:r>
+    </w:p>
+    <w:p>
+      <w:r>
+        <w:t xml:space="preserve">  - `</w:t>
+      </w:r>
+      <w:proofErr w:type="spellStart"/>
+      <w:r>
+        <w:t>kafka_consumer_lag</w:t>
+      </w:r>
+      <w:proofErr w:type="spellEnd"/>
+      <w:r>
+        <w:t xml:space="preserve"> &gt; 1000` → warning (NFR-07)</w:t>
+      </w:r>
+    </w:p>
+    <w:p>
+      <w:r>
+        <w:t xml:space="preserve">  - `</w:t>
+      </w:r>
+      <w:proofErr w:type="spellStart"/>
+      <w:r>
+        <w:t>failed_logins_total</w:t>
+      </w:r>
+      <w:proofErr w:type="spellEnd"/>
+      <w:r>
+        <w:t>[1m] &gt; 5` → warning (SEC-11)</w:t>
+      </w:r>
+    </w:p>
+    <w:p>
+      <w:r>
+        <w:t xml:space="preserve">  - `</w:t>
+      </w:r>
+      <w:proofErr w:type="spellStart"/>
+      <w:r>
+        <w:t>redis_memory_usage_bytes</w:t>
+      </w:r>
+      <w:proofErr w:type="spellEnd"/>
+      <w:r>
+        <w:t xml:space="preserve"> / </w:t>
+      </w:r>
+      <w:proofErr w:type="spellStart"/>
+      <w:r>
+        <w:t>redis_maxmemory_bytes</w:t>
+      </w:r>
+      <w:proofErr w:type="spellEnd"/>
+      <w:r>
+        <w:t xml:space="preserve"> &gt; 0.85` → warning</w:t>
+      </w:r>
+    </w:p>
+    <w:p>
+      <w:r>
+        <w:t xml:space="preserve">  - `</w:t>
+      </w:r>
+      <w:proofErr w:type="spellStart"/>
+      <w:r>
+        <w:t>kube_pod_container_status_restarts_total</w:t>
+      </w:r>
+      <w:proofErr w:type="spellEnd"/>
+      <w:r>
+        <w:t>[10m] &gt; 5` → warning</w:t>
+      </w:r>
+    </w:p>
+    <w:p>
+      <w:r>
+        <w:t xml:space="preserve">  - `</w:t>
+      </w:r>
+      <w:proofErr w:type="spellStart"/>
+      <w:r>
+        <w:t>complaint_rate_total</w:t>
+      </w:r>
+      <w:proofErr w:type="spellEnd"/>
+      <w:r>
+        <w:t>[1h] &gt; 10` → warning</w:t>
+      </w:r>
+    </w:p>
+    <w:p>
+      <w:r>
+        <w:t xml:space="preserve">  - `</w:t>
+      </w:r>
+      <w:proofErr w:type="spellStart"/>
+      <w:r>
+        <w:t>dispatch_escalation_rate_total</w:t>
+      </w:r>
+      <w:proofErr w:type="spellEnd"/>
+      <w:r>
+        <w:t>[1h] &gt; 20` → warning (FR-RA-02)</w:t>
+      </w:r>
+    </w:p>
+    <w:p>
+      <w:r>
+        <w:t xml:space="preserve">  - `</w:t>
+      </w:r>
+      <w:proofErr w:type="spellStart"/>
+      <w:r>
+        <w:t>discount_event_budget_exhausted</w:t>
+      </w:r>
+      <w:proofErr w:type="spellEnd"/>
+      <w:r>
+        <w:t xml:space="preserve"> == 1` → warning (FR-D-04)</w:t>
+      </w:r>
+    </w:p>
+    <w:p>
+      <w:r>
+        <w:t xml:space="preserve">  - `</w:t>
+      </w:r>
+      <w:proofErr w:type="spellStart"/>
+      <w:r>
+        <w:t>job_failure_rate_total</w:t>
+      </w:r>
+      <w:proofErr w:type="spellEnd"/>
+      <w:r>
+        <w:t>[1h] &gt; 0.1` → warning (scheduler)</w:t>
+      </w:r>
+    </w:p>
+    <w:p>
+      <w:r>
+        <w:t xml:space="preserve">  - `</w:t>
+      </w:r>
+      <w:proofErr w:type="spellStart"/>
+      <w:r>
+        <w:t>saga_execution_time_seconds</w:t>
+      </w:r>
+      <w:proofErr w:type="spellEnd"/>
+      <w:r>
+        <w:t xml:space="preserve"> &gt; 30` → warning (long</w:t>
+      </w:r>
+      <w:r>
+        <w:rPr>
+          <w:rFonts w:ascii="Cambria Math" w:hAnsi="Cambria Math" w:cs="Cambria Math"/>
+        </w:rPr>
+        <w:t>‑</w:t>
+      </w:r>
+      <w:r>
+        <w:t>running transaction)</w:t>
+      </w:r>
+    </w:p>
+    <w:p>
+      <w:r>
+        <w:t xml:space="preserve">  - `</w:t>
+      </w:r>
+      <w:proofErr w:type="spellStart"/>
+      <w:r>
+        <w:t>order_stuck_in_assigned_state</w:t>
+      </w:r>
+      <w:proofErr w:type="spellEnd"/>
+      <w:r>
+        <w:t xml:space="preserve"> &gt; 10min` → warning (potential rider assignment issue)</w:t>
+      </w:r>
+    </w:p>
+    <w:p>
+      <w:r>
+        <w:t xml:space="preserve">  - `</w:t>
+      </w:r>
+      <w:proofErr w:type="spellStart"/>
+      <w:r>
+        <w:t>age_verification_failure_rate</w:t>
+      </w:r>
+      <w:proofErr w:type="spellEnd"/>
+      <w:r>
+        <w:t xml:space="preserve"> &gt; 0.05` → warning (NFR-19)</w:t>
+      </w:r>
+    </w:p>
+    <w:p/>
+    <w:p>
+      <w:r>
+        <w:t xml:space="preserve">  **Info Alerts (dashboard only</w:t>
+      </w:r>
+      <w:proofErr w:type="gramStart"/>
+      <w:r>
+        <w:t>):*</w:t>
+      </w:r>
+      <w:proofErr w:type="gramEnd"/>
+      <w:r>
+        <w:t>*</w:t>
+      </w:r>
+    </w:p>
+    <w:p>
+      <w:r>
+        <w:t xml:space="preserve">  - `</w:t>
+      </w:r>
+      <w:proofErr w:type="spellStart"/>
+      <w:r>
+        <w:t>discount_event_active</w:t>
+      </w:r>
+      <w:proofErr w:type="spellEnd"/>
+      <w:r>
+        <w:t xml:space="preserve"> == 1`</w:t>
+      </w:r>
+    </w:p>
+    <w:p>
+      <w:r>
+        <w:t xml:space="preserve">  - `</w:t>
+      </w:r>
+      <w:proofErr w:type="spellStart"/>
+      <w:r>
+        <w:t>deprecated_api_calls_total</w:t>
+      </w:r>
+      <w:proofErr w:type="spellEnd"/>
+      <w:r>
+        <w:t xml:space="preserve"> &gt; 0`</w:t>
+      </w:r>
+    </w:p>
+    <w:p>
+      <w:r>
+        <w:t xml:space="preserve">  - `</w:t>
+      </w:r>
+      <w:proofErr w:type="spellStart"/>
+      <w:r>
+        <w:t>order_split_count_total</w:t>
+      </w:r>
+      <w:proofErr w:type="spellEnd"/>
+      <w:r>
+        <w:t>[1h] &gt; 100` (FR-C-08)</w:t>
+      </w:r>
+    </w:p>
+    <w:p>
+      <w:r>
+        <w:t>end note</w:t>
+      </w:r>
+    </w:p>
+    <w:p/>
+    <w:p>
+      <w:r>
+        <w:t>' ============================</w:t>
+      </w:r>
+    </w:p>
+    <w:p>
+      <w:r>
+        <w:t>' Service Level Objectives (SLOs) – based on NFR-08</w:t>
+      </w:r>
+    </w:p>
+    <w:p>
+      <w:r>
+        <w:t>' ============================</w:t>
+      </w:r>
+    </w:p>
+    <w:p>
+      <w:r>
+        <w:t>note right of Graf</w:t>
+      </w:r>
+    </w:p>
+    <w:p>
+      <w:r>
+        <w:t xml:space="preserve">  **SLOs (99.9% uptime for ordering/payment</w:t>
+      </w:r>
+      <w:proofErr w:type="gramStart"/>
+      <w:r>
+        <w:t>):*</w:t>
+      </w:r>
+      <w:proofErr w:type="gramEnd"/>
+      <w:r>
+        <w:t>*</w:t>
+      </w:r>
+    </w:p>
+    <w:p>
+      <w:r>
+        <w:t xml:space="preserve">  - </w:t>
+      </w:r>
+      <w:proofErr w:type="gramStart"/>
+      <w:r>
+        <w:t>`(</w:t>
+      </w:r>
+      <w:proofErr w:type="gramEnd"/>
+      <w:r>
+        <w:t xml:space="preserve">1 - </w:t>
+      </w:r>
+      <w:proofErr w:type="spellStart"/>
+      <w:r>
+        <w:t>error_</w:t>
+      </w:r>
+      <w:proofErr w:type="gramStart"/>
+      <w:r>
+        <w:t>budget</w:t>
+      </w:r>
+      <w:proofErr w:type="spellEnd"/>
+      <w:r>
+        <w:t>)`</w:t>
+      </w:r>
+      <w:proofErr w:type="gramEnd"/>
+      <w:r>
+        <w:t xml:space="preserve"> tracked via `</w:t>
+      </w:r>
+      <w:proofErr w:type="spellStart"/>
+      <w:r>
+        <w:t>sli_availability</w:t>
+      </w:r>
+      <w:proofErr w:type="spellEnd"/>
+      <w:r>
+        <w:t>`</w:t>
+      </w:r>
+    </w:p>
+    <w:p>
+      <w:r>
+        <w:t xml:space="preserve">  - Burn rate alerts when error budget consumed quickly</w:t>
+      </w:r>
+    </w:p>
+    <w:p>
+      <w:r>
+        <w:t>end note</w:t>
+      </w:r>
+    </w:p>
+    <w:p/>
+    <w:p>
+      <w:r>
+        <w:t>' ============================</w:t>
+      </w:r>
+    </w:p>
+    <w:p>
+      <w:r>
+        <w:t>' PCI DSS Specific Monitoring (SEC-</w:t>
+      </w:r>
+      <w:proofErr w:type="gramStart"/>
+      <w:r>
+        <w:t>01..</w:t>
+      </w:r>
+      <w:proofErr w:type="gramEnd"/>
+      <w:r>
+        <w:t>06)</w:t>
+      </w:r>
+    </w:p>
+    <w:p>
+      <w:r>
+        <w:t>' ============================</w:t>
+      </w:r>
+    </w:p>
+    <w:p>
+      <w:r>
+        <w:t>note right of Payment</w:t>
+      </w:r>
+    </w:p>
+    <w:p>
+      <w:r>
+        <w:t xml:space="preserve">  **PCI DSS controls </w:t>
+      </w:r>
+      <w:proofErr w:type="gramStart"/>
+      <w:r>
+        <w:t>monitored:*</w:t>
+      </w:r>
+      <w:proofErr w:type="gramEnd"/>
+      <w:r>
+        <w:t>*</w:t>
+      </w:r>
+    </w:p>
+    <w:p>
+      <w:r>
+        <w:t xml:space="preserve">  - Any `PAN` or `CVV` in logs → **immediate critical alert + auto-redaction**</w:t>
+      </w:r>
+    </w:p>
+    <w:p>
+      <w:r>
+        <w:t xml:space="preserve">  - Token generation failure rate &gt;5% → **critical alert** (SEC-03)</w:t>
+      </w:r>
+    </w:p>
+    <w:p>
+      <w:r>
+        <w:t xml:space="preserve">  - </w:t>
+      </w:r>
+      <w:proofErr w:type="spellStart"/>
+      <w:r>
+        <w:t>Unauthorised</w:t>
+      </w:r>
+      <w:proofErr w:type="spellEnd"/>
+      <w:r>
+        <w:t xml:space="preserve"> access to token store → **audit &amp; alert** (SEC-18)</w:t>
+      </w:r>
+    </w:p>
+    <w:p>
+      <w:r>
+        <w:t xml:space="preserve">  - TLS version &lt; 1.3 on any endpoint → **critical alert** (SEC-02)</w:t>
+      </w:r>
+    </w:p>
+    <w:p>
+      <w:r>
+        <w:t xml:space="preserve">  - Payment card data flow (PCI DFD) – ensure no data enters backend</w:t>
+      </w:r>
+    </w:p>
+    <w:p>
+      <w:r>
+        <w:t>end note</w:t>
+      </w:r>
+    </w:p>
+    <w:p/>
+    <w:p>
+      <w:r>
+        <w:t>' ============================</w:t>
+      </w:r>
+    </w:p>
+    <w:p>
+      <w:r>
+        <w:t>' User Access (Dashboards)</w:t>
+      </w:r>
+    </w:p>
+    <w:p>
+      <w:r>
+        <w:t>' ============================</w:t>
+      </w:r>
+    </w:p>
+    <w:p>
+      <w:r>
+        <w:t>actor "DevOps / SRE" as DevOps</w:t>
+      </w:r>
+    </w:p>
+    <w:p>
+      <w:r>
+        <w:t xml:space="preserve">actor "Security Officer" as </w:t>
+      </w:r>
+      <w:proofErr w:type="spellStart"/>
+      <w:r>
+        <w:t>SecOff</w:t>
+      </w:r>
+      <w:proofErr w:type="spellEnd"/>
+    </w:p>
+    <w:p>
+      <w:r>
+        <w:t>actor "Business Analyst" as BA</w:t>
+      </w:r>
+    </w:p>
+    <w:p/>
+    <w:p>
+      <w:r>
+        <w:t xml:space="preserve">DevOps --&gt; </w:t>
+      </w:r>
+      <w:proofErr w:type="gramStart"/>
+      <w:r>
+        <w:t>Graf :</w:t>
+      </w:r>
+      <w:proofErr w:type="gramEnd"/>
+      <w:r>
+        <w:t xml:space="preserve"> "view dashboards (metrics, alerts)"</w:t>
+      </w:r>
+    </w:p>
+    <w:p>
+      <w:r>
+        <w:t xml:space="preserve">DevOps --&gt; </w:t>
+      </w:r>
+      <w:proofErr w:type="gramStart"/>
+      <w:r>
+        <w:t>ELK :</w:t>
+      </w:r>
+      <w:proofErr w:type="gramEnd"/>
+      <w:r>
+        <w:t xml:space="preserve"> "search logs (filtered by </w:t>
+      </w:r>
+      <w:proofErr w:type="spellStart"/>
+      <w:r>
+        <w:t>trace_id</w:t>
+      </w:r>
+      <w:proofErr w:type="spellEnd"/>
+      <w:r>
+        <w:t>, service)"</w:t>
+      </w:r>
+    </w:p>
+    <w:p>
+      <w:r>
+        <w:t xml:space="preserve">DevOps --&gt; </w:t>
+      </w:r>
+      <w:proofErr w:type="gramStart"/>
+      <w:r>
+        <w:t>Jaeger :</w:t>
+      </w:r>
+      <w:proofErr w:type="gramEnd"/>
+      <w:r>
+        <w:t xml:space="preserve"> "trace analysis (root cause)"</w:t>
+      </w:r>
+    </w:p>
+    <w:p>
+      <w:proofErr w:type="spellStart"/>
+      <w:r>
+        <w:t>SecOff</w:t>
+      </w:r>
+      <w:proofErr w:type="spellEnd"/>
+      <w:r>
+        <w:t xml:space="preserve"> --&gt; </w:t>
+      </w:r>
+      <w:proofErr w:type="gramStart"/>
+      <w:r>
+        <w:t>ELK :</w:t>
+      </w:r>
+      <w:proofErr w:type="gramEnd"/>
+      <w:r>
+        <w:t xml:space="preserve"> "audit log queries (read</w:t>
+      </w:r>
+      <w:r>
+        <w:rPr>
+          <w:rFonts w:ascii="Cambria Math" w:hAnsi="Cambria Math" w:cs="Cambria Math"/>
+        </w:rPr>
+        <w:t>‑</w:t>
+      </w:r>
+      <w:r>
+        <w:t>only, 1 year retention)"</w:t>
+      </w:r>
+    </w:p>
+    <w:p>
+      <w:proofErr w:type="spellStart"/>
+      <w:r>
+        <w:t>SecOff</w:t>
+      </w:r>
+      <w:proofErr w:type="spellEnd"/>
+      <w:r>
+        <w:t xml:space="preserve"> --&gt; </w:t>
+      </w:r>
+      <w:proofErr w:type="gramStart"/>
+      <w:r>
+        <w:t>Graf :</w:t>
+      </w:r>
+      <w:proofErr w:type="gramEnd"/>
+      <w:r>
+        <w:t xml:space="preserve"> "security dashboards (failed logins, rate limits, PCI alerts)"</w:t>
+      </w:r>
+    </w:p>
+    <w:p>
+      <w:r>
+        <w:t xml:space="preserve">BA --&gt; </w:t>
+      </w:r>
+      <w:proofErr w:type="gramStart"/>
+      <w:r>
+        <w:t>Graf :</w:t>
+      </w:r>
+      <w:proofErr w:type="gramEnd"/>
+      <w:r>
+        <w:t xml:space="preserve"> "business dashboards (orders, revenue, complaint rate)"</w:t>
+      </w:r>
+    </w:p>
+    <w:p/>
+    <w:p>
+      <w:r>
+        <w:t>' ============================</w:t>
+      </w:r>
+    </w:p>
+    <w:p>
+      <w:r>
+        <w:t>' Data Retention &amp; Compliance (SRS &amp; SEC)</w:t>
+      </w:r>
+    </w:p>
+    <w:p>
+      <w:r>
+        <w:t>' ============================</w:t>
+      </w:r>
+    </w:p>
+    <w:p>
+      <w:r>
+        <w:t>note right of ELK</w:t>
+      </w:r>
+    </w:p>
+    <w:p>
+      <w:r>
+        <w:t xml:space="preserve">  **Log retention (NFR-15, SEC-24</w:t>
+      </w:r>
+      <w:proofErr w:type="gramStart"/>
+      <w:r>
+        <w:t>):*</w:t>
+      </w:r>
+      <w:proofErr w:type="gramEnd"/>
+      <w:r>
+        <w:t>*</w:t>
+      </w:r>
+    </w:p>
+    <w:p>
+      <w:r>
+        <w:t xml:space="preserve">  - Application logs: 30 days (rotated daily)</w:t>
+      </w:r>
+    </w:p>
+    <w:p>
+      <w:r>
+        <w:t xml:space="preserve">  - Audit logs (from </w:t>
+      </w:r>
+      <w:proofErr w:type="spellStart"/>
+      <w:r>
+        <w:t>AuditDB</w:t>
+      </w:r>
+      <w:proofErr w:type="spellEnd"/>
+      <w:r>
+        <w:t>): **1 year minimum**</w:t>
+      </w:r>
+    </w:p>
+    <w:p>
+      <w:r>
+        <w:t xml:space="preserve">  - Payment logs: no PAN, only tokens + last4 (masked)</w:t>
+      </w:r>
+    </w:p>
+    <w:p>
+      <w:r>
+        <w:t xml:space="preserve">  - Live location logs: **24 hours** (SEC-21)</w:t>
+      </w:r>
+    </w:p>
+    <w:p>
+      <w:r>
+        <w:t xml:space="preserve">  - All logs structured JSON, indexed by service and severity</w:t>
+      </w:r>
+    </w:p>
+    <w:p>
+      <w:r>
+        <w:t>end note</w:t>
+      </w:r>
+    </w:p>
+    <w:p/>
+    <w:p>
+      <w:r>
+        <w:t>note left of Prom</w:t>
+      </w:r>
+    </w:p>
+    <w:p>
+      <w:r>
+        <w:t xml:space="preserve">  **Metrics </w:t>
+      </w:r>
+      <w:proofErr w:type="gramStart"/>
+      <w:r>
+        <w:t>retention:*</w:t>
+      </w:r>
+      <w:proofErr w:type="gramEnd"/>
+      <w:r>
+        <w:t>*</w:t>
+      </w:r>
+    </w:p>
+    <w:p>
+      <w:r>
+        <w:t xml:space="preserve">  - Prometheus local: 15 days at 15s scrape interval</w:t>
+      </w:r>
+    </w:p>
+    <w:p>
+      <w:r>
+        <w:t xml:space="preserve">  - Long</w:t>
+      </w:r>
+      <w:r>
+        <w:rPr>
+          <w:rFonts w:ascii="Cambria Math" w:hAnsi="Cambria Math" w:cs="Cambria Math"/>
+        </w:rPr>
+        <w:t>‑</w:t>
+      </w:r>
+      <w:r>
+        <w:t xml:space="preserve">term archival: Thanos / </w:t>
+      </w:r>
+      <w:proofErr w:type="spellStart"/>
+      <w:r>
+        <w:t>VictoriaMetrics</w:t>
+      </w:r>
+      <w:proofErr w:type="spellEnd"/>
+      <w:r>
+        <w:t xml:space="preserve"> (optional)</w:t>
+      </w:r>
+    </w:p>
+    <w:p>
+      <w:r>
+        <w:t xml:space="preserve">  - Historical business metrics: exported to data warehouse (e.g., </w:t>
+      </w:r>
+      <w:proofErr w:type="spellStart"/>
+      <w:r>
+        <w:t>BigQuery</w:t>
+      </w:r>
+      <w:proofErr w:type="spellEnd"/>
+      <w:r>
+        <w:t>)</w:t>
+      </w:r>
+    </w:p>
+    <w:p>
+      <w:r>
+        <w:t>end note</w:t>
+      </w:r>
+    </w:p>
+    <w:p/>
+    <w:p>
+      <w:r>
+        <w:t>@enduml</w:t>
+      </w:r>
+    </w:p>
     <w:p/>
     <w:sectPr>
       <w:pgSz w:w="12240" w:h="15840"/>
